--- a/docs/entrega/ProjetoG2_261030.docx
+++ b/docs/entrega/ProjetoG2_261030.docx
@@ -164,7 +164,7 @@
               <w:rPr>
                 <w:sz w:val="19"/>
               </w:rPr>
-              <w:t>[ ] sim   [ ] não   ← preencher</w:t>
+              <w:t>Sim</w:t>
             </w:r>
           </w:p>
         </w:tc>
@@ -205,7 +205,7 @@
               <w:rPr>
                 <w:sz w:val="19"/>
               </w:rPr>
-              <w:t>[ ] sim   [ ] não   ← preencher</w:t>
+              <w:t>Sim</w:t>
             </w:r>
           </w:p>
         </w:tc>
@@ -246,7 +246,7 @@
               <w:rPr>
                 <w:sz w:val="19"/>
               </w:rPr>
-              <w:t>[ ] sim   [ ] não   ← preencher</w:t>
+              <w:t>Sim</w:t>
             </w:r>
           </w:p>
         </w:tc>
@@ -287,7 +287,7 @@
               <w:rPr>
                 <w:sz w:val="19"/>
               </w:rPr>
-              <w:t>[ ] sim   [ ] não   ← preencher</w:t>
+              <w:t>Sim</w:t>
             </w:r>
           </w:p>
         </w:tc>
@@ -299,12 +299,15 @@
       </w:pPr>
     </w:p>
     <w:p>
+      <w:pPr>
+        <w:spacing w:after="120"/>
+      </w:pPr>
       <w:r>
         <w:rPr>
-          <w:b/>
-          <w:highlight w:val="yellow"/>
+          <w:b w:val="0"/>
+          <w:i w:val="0"/>
         </w:rPr>
-        <w:t>ATENÇÃO (apagar após preencher): o código não registra quem participou da aula de 30/10. Marque acima quem colaborou hoje.</w:t>
+        <w:t>Todos os integrantes colaboraram na aula de 30/10.</w:t>
       </w:r>
     </w:p>
     <w:p>

--- a/docs/entrega/ProjetoG2_261030.docx
+++ b/docs/entrega/ProjetoG2_261030.docx
@@ -804,6 +804,7031 @@
                 <w:sz w:val="19"/>
               </w:rPr>
               <w:t>histórico das sincronizações (status, início, fim, estatísticas)</w:t>
+            </w:r>
+          </w:p>
+        </w:tc>
+      </w:tr>
+    </w:tbl>
+    <w:p>
+      <w:pPr>
+        <w:spacing w:after="80"/>
+      </w:pPr>
+    </w:p>
+    <w:p>
+      <w:pPr>
+        <w:pStyle w:val="Heading2"/>
+      </w:pPr>
+      <w:r>
+        <w:t>3.1 Como o banco é criado e usado</w:t>
+      </w:r>
+    </w:p>
+    <w:p>
+      <w:pPr>
+        <w:spacing w:after="80"/>
+      </w:pPr>
+      <w:r>
+        <w:rPr>
+          <w:b w:val="0"/>
+          <w:i w:val="0"/>
+        </w:rPr>
+        <w:t>Do primeiro uso até a resposta que o app recebe, o caminho dos dados é este:</w:t>
+      </w:r>
+    </w:p>
+    <w:p>
+      <w:pPr>
+        <w:pStyle w:val="ListBullet"/>
+        <w:spacing w:after="40"/>
+      </w:pPr>
+      <w:r>
+        <w:rPr>
+          <w:b/>
+        </w:rPr>
+        <w:t xml:space="preserve">1. Abertura: </w:t>
+      </w:r>
+      <w:r>
+        <w:t>ao iniciar, a API abre o arquivo SQLite (data/edumind.db), liga a verificação de chaves estrangeiras e o modo WAL (leituras e escritas simultâneas).</w:t>
+      </w:r>
+    </w:p>
+    <w:p>
+      <w:pPr>
+        <w:pStyle w:val="ListBullet"/>
+        <w:spacing w:after="40"/>
+      </w:pPr>
+      <w:r>
+        <w:rPr>
+          <w:b/>
+        </w:rPr>
+        <w:t xml:space="preserve">2. Migração: </w:t>
+      </w:r>
+      <w:r>
+        <w:t>o banco guarda um número de versão (pragma user_version). Se estiver abaixo da versão atual, o arquivo schema.sql é executado dentro de uma transação, criando todas as tabelas e índices. Se já estiver atualizado, nada acontece.</w:t>
+      </w:r>
+    </w:p>
+    <w:p>
+      <w:pPr>
+        <w:pStyle w:val="ListBullet"/>
+        <w:spacing w:after="40"/>
+      </w:pPr>
+      <w:r>
+        <w:rPr>
+          <w:b/>
+        </w:rPr>
+        <w:t xml:space="preserve">3. Requisição: </w:t>
+      </w:r>
+      <w:r>
+        <w:t>o app web envia a ação (por exemplo, criar disciplina) por HTTP. A API confirma o login pelo cookie de sessão.</w:t>
+      </w:r>
+    </w:p>
+    <w:p>
+      <w:pPr>
+        <w:pStyle w:val="ListBullet"/>
+        <w:spacing w:after="40"/>
+      </w:pPr>
+      <w:r>
+        <w:rPr>
+          <w:b/>
+        </w:rPr>
+        <w:t xml:space="preserve">4. Validação: </w:t>
+      </w:r>
+      <w:r>
+        <w:t>os dados enviados são conferidos por um esquema (tipos, tamanhos, formatos de data). Dado inválido é recusado antes de chegar ao banco.</w:t>
+      </w:r>
+    </w:p>
+    <w:p>
+      <w:pPr>
+        <w:pStyle w:val="ListBullet"/>
+        <w:spacing w:after="40"/>
+      </w:pPr>
+      <w:r>
+        <w:rPr>
+          <w:b/>
+        </w:rPr>
+        <w:t xml:space="preserve">5. Operação: </w:t>
+      </w:r>
+      <w:r>
+        <w:t>o repositório/rota executa o SQL (insert, select, update ou delete) com parâmetros e sempre filtrando pelo usuário logado, de modo que ninguém acessa dados de outra conta.</w:t>
+      </w:r>
+    </w:p>
+    <w:p>
+      <w:pPr>
+        <w:pStyle w:val="ListBullet"/>
+        <w:spacing w:after="40"/>
+      </w:pPr>
+      <w:r>
+        <w:rPr>
+          <w:b/>
+        </w:rPr>
+        <w:t xml:space="preserve">6. Resposta: </w:t>
+      </w:r>
+      <w:r>
+        <w:t>a linha do banco (nomes como weekly_goal_minutes) é convertida para o formato do app (weeklyGoalMinutes) e devolvida em JSON.</w:t>
+      </w:r>
+    </w:p>
+    <w:p>
+      <w:pPr>
+        <w:spacing w:after="40"/>
+      </w:pPr>
+      <w:r>
+        <w:rPr>
+          <w:b/>
+          <w:i w:val="0"/>
+        </w:rPr>
+        <w:t>Convenções de armazenamento:</w:t>
+      </w:r>
+    </w:p>
+    <w:p>
+      <w:pPr>
+        <w:pStyle w:val="ListBullet"/>
+        <w:spacing w:after="40"/>
+      </w:pPr>
+      <w:r>
+        <w:rPr>
+          <w:b/>
+        </w:rPr>
+        <w:t xml:space="preserve">Data e hora: </w:t>
+      </w:r>
+      <w:r>
+        <w:t>texto ISO-8601 em UTC (ex.: 2026-10-30T14:05:00.000Z), sempre gravado pela aplicação.</w:t>
+      </w:r>
+    </w:p>
+    <w:p>
+      <w:pPr>
+        <w:pStyle w:val="ListBullet"/>
+        <w:spacing w:after="40"/>
+      </w:pPr>
+      <w:r>
+        <w:rPr>
+          <w:b/>
+        </w:rPr>
+        <w:t xml:space="preserve">Dia de calendário: </w:t>
+      </w:r>
+      <w:r>
+        <w:t>AAAA-MM-DD (data local do aluno); horário de aula: HH:mm.</w:t>
+      </w:r>
+    </w:p>
+    <w:p>
+      <w:pPr>
+        <w:pStyle w:val="ListBullet"/>
+        <w:spacing w:after="40"/>
+      </w:pPr>
+      <w:r>
+        <w:rPr>
+          <w:b/>
+        </w:rPr>
+        <w:t xml:space="preserve">Verdadeiro/falso: </w:t>
+      </w:r>
+      <w:r>
+        <w:t>inteiro 0 ou 1 (SQLite não tem tipo booleano).</w:t>
+      </w:r>
+    </w:p>
+    <w:p>
+      <w:pPr>
+        <w:pStyle w:val="ListBullet"/>
+        <w:spacing w:after="40"/>
+      </w:pPr>
+      <w:r>
+        <w:rPr>
+          <w:b/>
+        </w:rPr>
+        <w:t xml:space="preserve">Tipos usados: </w:t>
+      </w:r>
+      <w:r>
+        <w:t>integer (números), text (textos e datas) e real (nota).</w:t>
+      </w:r>
+    </w:p>
+    <w:p>
+      <w:pPr>
+        <w:pStyle w:val="ListBullet"/>
+        <w:spacing w:after="40"/>
+      </w:pPr>
+      <w:r>
+        <w:rPr>
+          <w:b/>
+        </w:rPr>
+        <w:t xml:space="preserve">Restrições no próprio banco: </w:t>
+      </w:r>
+      <w:r>
+        <w:t>not null, unique, check (valores permitidos), chaves estrangeiras com on delete cascade ou set null, e índices para consultas rápidas.</w:t>
+      </w:r>
+    </w:p>
+    <w:p>
+      <w:pPr>
+        <w:pStyle w:val="Heading2"/>
+      </w:pPr>
+      <w:r>
+        <w:t>3.2 Tabelas e colunas</w:t>
+      </w:r>
+    </w:p>
+    <w:p>
+      <w:pPr>
+        <w:spacing w:after="120"/>
+      </w:pPr>
+      <w:r>
+        <w:rPr>
+          <w:b w:val="0"/>
+          <w:i w:val="0"/>
+          <w:color w:val="5B6B82"/>
+        </w:rPr>
+        <w:t>Para cada tabela: finalidade e colunas (tipo, regras do banco e significado). PK = chave primária; FK = chave estrangeira.</w:t>
+      </w:r>
+    </w:p>
+    <w:p>
+      <w:pPr>
+        <w:spacing w:after="20"/>
+      </w:pPr>
+      <w:r>
+        <w:rPr>
+          <w:b/>
+          <w:i w:val="0"/>
+          <w:color w:val="1B3A5F"/>
+          <w:sz w:val="24"/>
+        </w:rPr>
+        <w:t>users</w:t>
+      </w:r>
+    </w:p>
+    <w:p>
+      <w:pPr>
+        <w:spacing w:after="60"/>
+      </w:pPr>
+      <w:r>
+        <w:rPr>
+          <w:b w:val="0"/>
+          <w:i w:val="0"/>
+        </w:rPr>
+        <w:t>Contas de usuário. Cada estudante e cada administrador é uma linha.</w:t>
+      </w:r>
+    </w:p>
+    <w:tbl>
+      <w:tblPr>
+        <w:tblStyle w:val="TableGrid"/>
+        <w:tblW w:type="auto" w:w="0"/>
+        <w:tblLook w:firstColumn="1" w:firstRow="1" w:lastColumn="0" w:lastRow="0" w:noHBand="0" w:noVBand="1" w:val="04A0"/>
+      </w:tblPr>
+      <w:tblGrid>
+        <w:gridCol w:w="2353"/>
+        <w:gridCol w:w="2353"/>
+        <w:gridCol w:w="2353"/>
+        <w:gridCol w:w="2353"/>
+      </w:tblGrid>
+      <w:tr>
+        <w:tc>
+          <w:tcPr>
+            <w:tcW w:type="dxa" w:w="1814"/>
+            <w:shd w:val="clear" w:color="auto" w:fill="1B3A5F"/>
+          </w:tcPr>
+          <w:p>
+            <w:r>
+              <w:rPr>
+                <w:b/>
+                <w:color w:val="FFFFFF"/>
+                <w:sz w:val="19"/>
+              </w:rPr>
+              <w:t>Coluna</w:t>
+            </w:r>
+          </w:p>
+        </w:tc>
+        <w:tc>
+          <w:tcPr>
+            <w:tcW w:type="dxa" w:w="907"/>
+            <w:shd w:val="clear" w:color="auto" w:fill="1B3A5F"/>
+          </w:tcPr>
+          <w:p>
+            <w:r>
+              <w:rPr>
+                <w:b/>
+                <w:color w:val="FFFFFF"/>
+                <w:sz w:val="19"/>
+              </w:rPr>
+              <w:t>Tipo</w:t>
+            </w:r>
+          </w:p>
+        </w:tc>
+        <w:tc>
+          <w:tcPr>
+            <w:tcW w:type="dxa" w:w="2494"/>
+            <w:shd w:val="clear" w:color="auto" w:fill="1B3A5F"/>
+          </w:tcPr>
+          <w:p>
+            <w:r>
+              <w:rPr>
+                <w:b/>
+                <w:color w:val="FFFFFF"/>
+                <w:sz w:val="19"/>
+              </w:rPr>
+              <w:t>Regras</w:t>
+            </w:r>
+          </w:p>
+        </w:tc>
+        <w:tc>
+          <w:tcPr>
+            <w:tcW w:type="dxa" w:w="4422"/>
+            <w:shd w:val="clear" w:color="auto" w:fill="1B3A5F"/>
+          </w:tcPr>
+          <w:p>
+            <w:r>
+              <w:rPr>
+                <w:b/>
+                <w:color w:val="FFFFFF"/>
+                <w:sz w:val="19"/>
+              </w:rPr>
+              <w:t>Significado</w:t>
+            </w:r>
+          </w:p>
+        </w:tc>
+      </w:tr>
+      <w:tr>
+        <w:tc>
+          <w:tcPr>
+            <w:tcW w:type="dxa" w:w="1814"/>
+          </w:tcPr>
+          <w:p>
+            <w:r>
+              <w:rPr>
+                <w:sz w:val="19"/>
+              </w:rPr>
+              <w:t>id</w:t>
+            </w:r>
+          </w:p>
+        </w:tc>
+        <w:tc>
+          <w:tcPr>
+            <w:tcW w:type="dxa" w:w="907"/>
+          </w:tcPr>
+          <w:p>
+            <w:r>
+              <w:rPr>
+                <w:sz w:val="19"/>
+              </w:rPr>
+              <w:t>integer</w:t>
+            </w:r>
+          </w:p>
+        </w:tc>
+        <w:tc>
+          <w:tcPr>
+            <w:tcW w:type="dxa" w:w="2494"/>
+          </w:tcPr>
+          <w:p>
+            <w:r>
+              <w:rPr>
+                <w:sz w:val="19"/>
+              </w:rPr>
+              <w:t>PK</w:t>
+            </w:r>
+          </w:p>
+        </w:tc>
+        <w:tc>
+          <w:tcPr>
+            <w:tcW w:type="dxa" w:w="4422"/>
+          </w:tcPr>
+          <w:p>
+            <w:r>
+              <w:rPr>
+                <w:sz w:val="19"/>
+              </w:rPr>
+              <w:t>identificador gerado automaticamente</w:t>
+            </w:r>
+          </w:p>
+        </w:tc>
+      </w:tr>
+      <w:tr>
+        <w:tc>
+          <w:tcPr>
+            <w:tcW w:type="dxa" w:w="1814"/>
+          </w:tcPr>
+          <w:p>
+            <w:r>
+              <w:rPr>
+                <w:sz w:val="19"/>
+              </w:rPr>
+              <w:t>email</w:t>
+            </w:r>
+          </w:p>
+        </w:tc>
+        <w:tc>
+          <w:tcPr>
+            <w:tcW w:type="dxa" w:w="907"/>
+          </w:tcPr>
+          <w:p>
+            <w:r>
+              <w:rPr>
+                <w:sz w:val="19"/>
+              </w:rPr>
+              <w:t>text</w:t>
+            </w:r>
+          </w:p>
+        </w:tc>
+        <w:tc>
+          <w:tcPr>
+            <w:tcW w:type="dxa" w:w="2494"/>
+          </w:tcPr>
+          <w:p>
+            <w:r>
+              <w:rPr>
+                <w:sz w:val="19"/>
+              </w:rPr>
+              <w:t>obrigatório único sem diferenciar caixa</w:t>
+            </w:r>
+          </w:p>
+        </w:tc>
+        <w:tc>
+          <w:tcPr>
+            <w:tcW w:type="dxa" w:w="4422"/>
+          </w:tcPr>
+          <w:p>
+            <w:r>
+              <w:rPr>
+                <w:sz w:val="19"/>
+              </w:rPr>
+              <w:t>login; único, sem diferenciar maiúsculas</w:t>
+            </w:r>
+          </w:p>
+        </w:tc>
+      </w:tr>
+      <w:tr>
+        <w:tc>
+          <w:tcPr>
+            <w:tcW w:type="dxa" w:w="1814"/>
+          </w:tcPr>
+          <w:p>
+            <w:r>
+              <w:rPr>
+                <w:sz w:val="19"/>
+              </w:rPr>
+              <w:t>name</w:t>
+            </w:r>
+          </w:p>
+        </w:tc>
+        <w:tc>
+          <w:tcPr>
+            <w:tcW w:type="dxa" w:w="907"/>
+          </w:tcPr>
+          <w:p>
+            <w:r>
+              <w:rPr>
+                <w:sz w:val="19"/>
+              </w:rPr>
+              <w:t>text</w:t>
+            </w:r>
+          </w:p>
+        </w:tc>
+        <w:tc>
+          <w:tcPr>
+            <w:tcW w:type="dxa" w:w="2494"/>
+          </w:tcPr>
+          <w:p>
+            <w:r>
+              <w:rPr>
+                <w:sz w:val="19"/>
+              </w:rPr>
+              <w:t>obrigatório</w:t>
+            </w:r>
+          </w:p>
+        </w:tc>
+        <w:tc>
+          <w:tcPr>
+            <w:tcW w:type="dxa" w:w="4422"/>
+          </w:tcPr>
+          <w:p>
+            <w:r>
+              <w:rPr>
+                <w:sz w:val="19"/>
+              </w:rPr>
+              <w:t>nome exibido no app e no log</w:t>
+            </w:r>
+          </w:p>
+        </w:tc>
+      </w:tr>
+      <w:tr>
+        <w:tc>
+          <w:tcPr>
+            <w:tcW w:type="dxa" w:w="1814"/>
+          </w:tcPr>
+          <w:p>
+            <w:r>
+              <w:rPr>
+                <w:sz w:val="19"/>
+              </w:rPr>
+              <w:t>password_hash</w:t>
+            </w:r>
+          </w:p>
+        </w:tc>
+        <w:tc>
+          <w:tcPr>
+            <w:tcW w:type="dxa" w:w="907"/>
+          </w:tcPr>
+          <w:p>
+            <w:r>
+              <w:rPr>
+                <w:sz w:val="19"/>
+              </w:rPr>
+              <w:t>text</w:t>
+            </w:r>
+          </w:p>
+        </w:tc>
+        <w:tc>
+          <w:tcPr>
+            <w:tcW w:type="dxa" w:w="2494"/>
+          </w:tcPr>
+          <w:p>
+            <w:r>
+              <w:rPr>
+                <w:sz w:val="19"/>
+              </w:rPr>
+              <w:t>obrigatório</w:t>
+            </w:r>
+          </w:p>
+        </w:tc>
+        <w:tc>
+          <w:tcPr>
+            <w:tcW w:type="dxa" w:w="4422"/>
+          </w:tcPr>
+          <w:p>
+            <w:r>
+              <w:rPr>
+                <w:sz w:val="19"/>
+              </w:rPr>
+              <w:t>senha protegida com scrypt (a senha em si nunca é guardada)</w:t>
+            </w:r>
+          </w:p>
+        </w:tc>
+      </w:tr>
+      <w:tr>
+        <w:tc>
+          <w:tcPr>
+            <w:tcW w:type="dxa" w:w="1814"/>
+          </w:tcPr>
+          <w:p>
+            <w:r>
+              <w:rPr>
+                <w:sz w:val="19"/>
+              </w:rPr>
+              <w:t>level</w:t>
+            </w:r>
+          </w:p>
+        </w:tc>
+        <w:tc>
+          <w:tcPr>
+            <w:tcW w:type="dxa" w:w="907"/>
+          </w:tcPr>
+          <w:p>
+            <w:r>
+              <w:rPr>
+                <w:sz w:val="19"/>
+              </w:rPr>
+              <w:t>text</w:t>
+            </w:r>
+          </w:p>
+        </w:tc>
+        <w:tc>
+          <w:tcPr>
+            <w:tcW w:type="dxa" w:w="2494"/>
+          </w:tcPr>
+          <w:p>
+            <w:r>
+              <w:rPr>
+                <w:sz w:val="19"/>
+              </w:rPr>
+              <w:t>obrigatório padrão 'superior' restrito a valores válidos</w:t>
+            </w:r>
+          </w:p>
+        </w:tc>
+        <w:tc>
+          <w:tcPr>
+            <w:tcW w:type="dxa" w:w="4422"/>
+          </w:tcPr>
+          <w:p>
+            <w:r>
+              <w:rPr>
+                <w:sz w:val="19"/>
+              </w:rPr>
+              <w:t>nível de ensino: medio, superior ou concurso</w:t>
+            </w:r>
+          </w:p>
+        </w:tc>
+      </w:tr>
+      <w:tr>
+        <w:tc>
+          <w:tcPr>
+            <w:tcW w:type="dxa" w:w="1814"/>
+          </w:tcPr>
+          <w:p>
+            <w:r>
+              <w:rPr>
+                <w:sz w:val="19"/>
+              </w:rPr>
+              <w:t>role</w:t>
+            </w:r>
+          </w:p>
+        </w:tc>
+        <w:tc>
+          <w:tcPr>
+            <w:tcW w:type="dxa" w:w="907"/>
+          </w:tcPr>
+          <w:p>
+            <w:r>
+              <w:rPr>
+                <w:sz w:val="19"/>
+              </w:rPr>
+              <w:t>text</w:t>
+            </w:r>
+          </w:p>
+        </w:tc>
+        <w:tc>
+          <w:tcPr>
+            <w:tcW w:type="dxa" w:w="2494"/>
+          </w:tcPr>
+          <w:p>
+            <w:r>
+              <w:rPr>
+                <w:sz w:val="19"/>
+              </w:rPr>
+              <w:t>obrigatório padrão 'user' restrito a valores válidos</w:t>
+            </w:r>
+          </w:p>
+        </w:tc>
+        <w:tc>
+          <w:tcPr>
+            <w:tcW w:type="dxa" w:w="4422"/>
+          </w:tcPr>
+          <w:p>
+            <w:r>
+              <w:rPr>
+                <w:sz w:val="19"/>
+              </w:rPr>
+              <w:t>papel: user ou admin</w:t>
+            </w:r>
+          </w:p>
+        </w:tc>
+      </w:tr>
+      <w:tr>
+        <w:tc>
+          <w:tcPr>
+            <w:tcW w:type="dxa" w:w="1814"/>
+          </w:tcPr>
+          <w:p>
+            <w:r>
+              <w:rPr>
+                <w:sz w:val="19"/>
+              </w:rPr>
+              <w:t>is_active</w:t>
+            </w:r>
+          </w:p>
+        </w:tc>
+        <w:tc>
+          <w:tcPr>
+            <w:tcW w:type="dxa" w:w="907"/>
+          </w:tcPr>
+          <w:p>
+            <w:r>
+              <w:rPr>
+                <w:sz w:val="19"/>
+              </w:rPr>
+              <w:t>integer</w:t>
+            </w:r>
+          </w:p>
+        </w:tc>
+        <w:tc>
+          <w:tcPr>
+            <w:tcW w:type="dxa" w:w="2494"/>
+          </w:tcPr>
+          <w:p>
+            <w:r>
+              <w:rPr>
+                <w:sz w:val="19"/>
+              </w:rPr>
+              <w:t>obrigatório padrão 1 restrito a valores válidos</w:t>
+            </w:r>
+          </w:p>
+        </w:tc>
+        <w:tc>
+          <w:tcPr>
+            <w:tcW w:type="dxa" w:w="4422"/>
+          </w:tcPr>
+          <w:p>
+            <w:r>
+              <w:rPr>
+                <w:sz w:val="19"/>
+              </w:rPr>
+              <w:t>1 = ativa, 0 = bloqueada pelo administrador</w:t>
+            </w:r>
+          </w:p>
+        </w:tc>
+      </w:tr>
+      <w:tr>
+        <w:tc>
+          <w:tcPr>
+            <w:tcW w:type="dxa" w:w="1814"/>
+          </w:tcPr>
+          <w:p>
+            <w:r>
+              <w:rPr>
+                <w:sz w:val="19"/>
+              </w:rPr>
+              <w:t>weekly_goal_minutes</w:t>
+            </w:r>
+          </w:p>
+        </w:tc>
+        <w:tc>
+          <w:tcPr>
+            <w:tcW w:type="dxa" w:w="907"/>
+          </w:tcPr>
+          <w:p>
+            <w:r>
+              <w:rPr>
+                <w:sz w:val="19"/>
+              </w:rPr>
+              <w:t>integer</w:t>
+            </w:r>
+          </w:p>
+        </w:tc>
+        <w:tc>
+          <w:tcPr>
+            <w:tcW w:type="dxa" w:w="2494"/>
+          </w:tcPr>
+          <w:p>
+            <w:r>
+              <w:rPr>
+                <w:sz w:val="19"/>
+              </w:rPr>
+              <w:t>obrigatório padrão 600 restrito a valores válidos</w:t>
+            </w:r>
+          </w:p>
+        </w:tc>
+        <w:tc>
+          <w:tcPr>
+            <w:tcW w:type="dxa" w:w="4422"/>
+          </w:tcPr>
+          <w:p>
+            <w:r>
+              <w:rPr>
+                <w:sz w:val="19"/>
+              </w:rPr>
+              <w:t>meta de estudo da semana, em minutos</w:t>
+            </w:r>
+          </w:p>
+        </w:tc>
+      </w:tr>
+      <w:tr>
+        <w:tc>
+          <w:tcPr>
+            <w:tcW w:type="dxa" w:w="1814"/>
+          </w:tcPr>
+          <w:p>
+            <w:r>
+              <w:rPr>
+                <w:sz w:val="19"/>
+              </w:rPr>
+              <w:t>created_at</w:t>
+            </w:r>
+          </w:p>
+        </w:tc>
+        <w:tc>
+          <w:tcPr>
+            <w:tcW w:type="dxa" w:w="907"/>
+          </w:tcPr>
+          <w:p>
+            <w:r>
+              <w:rPr>
+                <w:sz w:val="19"/>
+              </w:rPr>
+              <w:t>text</w:t>
+            </w:r>
+          </w:p>
+        </w:tc>
+        <w:tc>
+          <w:tcPr>
+            <w:tcW w:type="dxa" w:w="2494"/>
+          </w:tcPr>
+          <w:p>
+            <w:r>
+              <w:rPr>
+                <w:sz w:val="19"/>
+              </w:rPr>
+              <w:t>obrigatório</w:t>
+            </w:r>
+          </w:p>
+        </w:tc>
+        <w:tc>
+          <w:tcPr>
+            <w:tcW w:type="dxa" w:w="4422"/>
+          </w:tcPr>
+          <w:p>
+            <w:r>
+              <w:rPr>
+                <w:sz w:val="19"/>
+              </w:rPr>
+              <w:t>data e hora do cadastro</w:t>
+            </w:r>
+          </w:p>
+        </w:tc>
+      </w:tr>
+      <w:tr>
+        <w:tc>
+          <w:tcPr>
+            <w:tcW w:type="dxa" w:w="1814"/>
+          </w:tcPr>
+          <w:p>
+            <w:r>
+              <w:rPr>
+                <w:sz w:val="19"/>
+              </w:rPr>
+              <w:t>last_login_at</w:t>
+            </w:r>
+          </w:p>
+        </w:tc>
+        <w:tc>
+          <w:tcPr>
+            <w:tcW w:type="dxa" w:w="907"/>
+          </w:tcPr>
+          <w:p>
+            <w:r>
+              <w:rPr>
+                <w:sz w:val="19"/>
+              </w:rPr>
+              <w:t>text</w:t>
+            </w:r>
+          </w:p>
+        </w:tc>
+        <w:tc>
+          <w:tcPr>
+            <w:tcW w:type="dxa" w:w="2494"/>
+          </w:tcPr>
+          <w:p>
+            <w:r>
+              <w:rPr>
+                <w:sz w:val="19"/>
+              </w:rPr>
+            </w:r>
+          </w:p>
+        </w:tc>
+        <w:tc>
+          <w:tcPr>
+            <w:tcW w:type="dxa" w:w="4422"/>
+          </w:tcPr>
+          <w:p>
+            <w:r>
+              <w:rPr>
+                <w:sz w:val="19"/>
+              </w:rPr>
+              <w:t>data e hora do último login</w:t>
+            </w:r>
+          </w:p>
+        </w:tc>
+      </w:tr>
+    </w:tbl>
+    <w:p>
+      <w:pPr>
+        <w:spacing w:after="80"/>
+      </w:pPr>
+    </w:p>
+    <w:p>
+      <w:pPr>
+        <w:spacing w:after="20"/>
+      </w:pPr>
+      <w:r>
+        <w:rPr>
+          <w:b/>
+          <w:i w:val="0"/>
+          <w:color w:val="1B3A5F"/>
+          <w:sz w:val="24"/>
+        </w:rPr>
+        <w:t>sessions</w:t>
+      </w:r>
+    </w:p>
+    <w:p>
+      <w:pPr>
+        <w:spacing w:after="60"/>
+      </w:pPr>
+      <w:r>
+        <w:rPr>
+          <w:b w:val="0"/>
+          <w:i w:val="0"/>
+        </w:rPr>
+        <w:t>Uma linha por dispositivo logado. O servidor consegue encerrar qualquer sessão.</w:t>
+      </w:r>
+    </w:p>
+    <w:tbl>
+      <w:tblPr>
+        <w:tblStyle w:val="TableGrid"/>
+        <w:tblW w:type="auto" w:w="0"/>
+        <w:tblLook w:firstColumn="1" w:firstRow="1" w:lastColumn="0" w:lastRow="0" w:noHBand="0" w:noVBand="1" w:val="04A0"/>
+      </w:tblPr>
+      <w:tblGrid>
+        <w:gridCol w:w="2353"/>
+        <w:gridCol w:w="2353"/>
+        <w:gridCol w:w="2353"/>
+        <w:gridCol w:w="2353"/>
+      </w:tblGrid>
+      <w:tr>
+        <w:tc>
+          <w:tcPr>
+            <w:tcW w:type="dxa" w:w="1814"/>
+            <w:shd w:val="clear" w:color="auto" w:fill="1B3A5F"/>
+          </w:tcPr>
+          <w:p>
+            <w:r>
+              <w:rPr>
+                <w:b/>
+                <w:color w:val="FFFFFF"/>
+                <w:sz w:val="19"/>
+              </w:rPr>
+              <w:t>Coluna</w:t>
+            </w:r>
+          </w:p>
+        </w:tc>
+        <w:tc>
+          <w:tcPr>
+            <w:tcW w:type="dxa" w:w="907"/>
+            <w:shd w:val="clear" w:color="auto" w:fill="1B3A5F"/>
+          </w:tcPr>
+          <w:p>
+            <w:r>
+              <w:rPr>
+                <w:b/>
+                <w:color w:val="FFFFFF"/>
+                <w:sz w:val="19"/>
+              </w:rPr>
+              <w:t>Tipo</w:t>
+            </w:r>
+          </w:p>
+        </w:tc>
+        <w:tc>
+          <w:tcPr>
+            <w:tcW w:type="dxa" w:w="2494"/>
+            <w:shd w:val="clear" w:color="auto" w:fill="1B3A5F"/>
+          </w:tcPr>
+          <w:p>
+            <w:r>
+              <w:rPr>
+                <w:b/>
+                <w:color w:val="FFFFFF"/>
+                <w:sz w:val="19"/>
+              </w:rPr>
+              <w:t>Regras</w:t>
+            </w:r>
+          </w:p>
+        </w:tc>
+        <w:tc>
+          <w:tcPr>
+            <w:tcW w:type="dxa" w:w="4422"/>
+            <w:shd w:val="clear" w:color="auto" w:fill="1B3A5F"/>
+          </w:tcPr>
+          <w:p>
+            <w:r>
+              <w:rPr>
+                <w:b/>
+                <w:color w:val="FFFFFF"/>
+                <w:sz w:val="19"/>
+              </w:rPr>
+              <w:t>Significado</w:t>
+            </w:r>
+          </w:p>
+        </w:tc>
+      </w:tr>
+      <w:tr>
+        <w:tc>
+          <w:tcPr>
+            <w:tcW w:type="dxa" w:w="1814"/>
+          </w:tcPr>
+          <w:p>
+            <w:r>
+              <w:rPr>
+                <w:sz w:val="19"/>
+              </w:rPr>
+              <w:t>id</w:t>
+            </w:r>
+          </w:p>
+        </w:tc>
+        <w:tc>
+          <w:tcPr>
+            <w:tcW w:type="dxa" w:w="907"/>
+          </w:tcPr>
+          <w:p>
+            <w:r>
+              <w:rPr>
+                <w:sz w:val="19"/>
+              </w:rPr>
+              <w:t>integer</w:t>
+            </w:r>
+          </w:p>
+        </w:tc>
+        <w:tc>
+          <w:tcPr>
+            <w:tcW w:type="dxa" w:w="2494"/>
+          </w:tcPr>
+          <w:p>
+            <w:r>
+              <w:rPr>
+                <w:sz w:val="19"/>
+              </w:rPr>
+              <w:t>PK</w:t>
+            </w:r>
+          </w:p>
+        </w:tc>
+        <w:tc>
+          <w:tcPr>
+            <w:tcW w:type="dxa" w:w="4422"/>
+          </w:tcPr>
+          <w:p>
+            <w:r>
+              <w:rPr>
+                <w:sz w:val="19"/>
+              </w:rPr>
+              <w:t>identificador</w:t>
+            </w:r>
+          </w:p>
+        </w:tc>
+      </w:tr>
+      <w:tr>
+        <w:tc>
+          <w:tcPr>
+            <w:tcW w:type="dxa" w:w="1814"/>
+          </w:tcPr>
+          <w:p>
+            <w:r>
+              <w:rPr>
+                <w:sz w:val="19"/>
+              </w:rPr>
+              <w:t>user_id</w:t>
+            </w:r>
+          </w:p>
+        </w:tc>
+        <w:tc>
+          <w:tcPr>
+            <w:tcW w:type="dxa" w:w="907"/>
+          </w:tcPr>
+          <w:p>
+            <w:r>
+              <w:rPr>
+                <w:sz w:val="19"/>
+              </w:rPr>
+              <w:t>integer</w:t>
+            </w:r>
+          </w:p>
+        </w:tc>
+        <w:tc>
+          <w:tcPr>
+            <w:tcW w:type="dxa" w:w="2494"/>
+          </w:tcPr>
+          <w:p>
+            <w:r>
+              <w:rPr>
+                <w:sz w:val="19"/>
+              </w:rPr>
+              <w:t>obrigatório FK → users (cascade)</w:t>
+            </w:r>
+          </w:p>
+        </w:tc>
+        <w:tc>
+          <w:tcPr>
+            <w:tcW w:type="dxa" w:w="4422"/>
+          </w:tcPr>
+          <w:p>
+            <w:r>
+              <w:rPr>
+                <w:sz w:val="19"/>
+              </w:rPr>
+              <w:t>dono da sessão (apagada junto com a conta)</w:t>
+            </w:r>
+          </w:p>
+        </w:tc>
+      </w:tr>
+      <w:tr>
+        <w:tc>
+          <w:tcPr>
+            <w:tcW w:type="dxa" w:w="1814"/>
+          </w:tcPr>
+          <w:p>
+            <w:r>
+              <w:rPr>
+                <w:sz w:val="19"/>
+              </w:rPr>
+              <w:t>token_hash</w:t>
+            </w:r>
+          </w:p>
+        </w:tc>
+        <w:tc>
+          <w:tcPr>
+            <w:tcW w:type="dxa" w:w="907"/>
+          </w:tcPr>
+          <w:p>
+            <w:r>
+              <w:rPr>
+                <w:sz w:val="19"/>
+              </w:rPr>
+              <w:t>text</w:t>
+            </w:r>
+          </w:p>
+        </w:tc>
+        <w:tc>
+          <w:tcPr>
+            <w:tcW w:type="dxa" w:w="2494"/>
+          </w:tcPr>
+          <w:p>
+            <w:r>
+              <w:rPr>
+                <w:sz w:val="19"/>
+              </w:rPr>
+              <w:t>obrigatório único</w:t>
+            </w:r>
+          </w:p>
+        </w:tc>
+        <w:tc>
+          <w:tcPr>
+            <w:tcW w:type="dxa" w:w="4422"/>
+          </w:tcPr>
+          <w:p>
+            <w:r>
+              <w:rPr>
+                <w:sz w:val="19"/>
+              </w:rPr>
+              <w:t>hash sha256 do token do cookie; o token em si não é guardado</w:t>
+            </w:r>
+          </w:p>
+        </w:tc>
+      </w:tr>
+      <w:tr>
+        <w:tc>
+          <w:tcPr>
+            <w:tcW w:type="dxa" w:w="1814"/>
+          </w:tcPr>
+          <w:p>
+            <w:r>
+              <w:rPr>
+                <w:sz w:val="19"/>
+              </w:rPr>
+              <w:t>device</w:t>
+            </w:r>
+          </w:p>
+        </w:tc>
+        <w:tc>
+          <w:tcPr>
+            <w:tcW w:type="dxa" w:w="907"/>
+          </w:tcPr>
+          <w:p>
+            <w:r>
+              <w:rPr>
+                <w:sz w:val="19"/>
+              </w:rPr>
+              <w:t>text</w:t>
+            </w:r>
+          </w:p>
+        </w:tc>
+        <w:tc>
+          <w:tcPr>
+            <w:tcW w:type="dxa" w:w="2494"/>
+          </w:tcPr>
+          <w:p>
+            <w:r>
+              <w:rPr>
+                <w:sz w:val="19"/>
+              </w:rPr>
+              <w:t>obrigatório</w:t>
+            </w:r>
+          </w:p>
+        </w:tc>
+        <w:tc>
+          <w:tcPr>
+            <w:tcW w:type="dxa" w:w="4422"/>
+          </w:tcPr>
+          <w:p>
+            <w:r>
+              <w:rPr>
+                <w:sz w:val="19"/>
+              </w:rPr>
+              <w:t>texto como "Chrome · Android"</w:t>
+            </w:r>
+          </w:p>
+        </w:tc>
+      </w:tr>
+      <w:tr>
+        <w:tc>
+          <w:tcPr>
+            <w:tcW w:type="dxa" w:w="1814"/>
+          </w:tcPr>
+          <w:p>
+            <w:r>
+              <w:rPr>
+                <w:sz w:val="19"/>
+              </w:rPr>
+              <w:t>user_agent</w:t>
+            </w:r>
+          </w:p>
+        </w:tc>
+        <w:tc>
+          <w:tcPr>
+            <w:tcW w:type="dxa" w:w="907"/>
+          </w:tcPr>
+          <w:p>
+            <w:r>
+              <w:rPr>
+                <w:sz w:val="19"/>
+              </w:rPr>
+              <w:t>text</w:t>
+            </w:r>
+          </w:p>
+        </w:tc>
+        <w:tc>
+          <w:tcPr>
+            <w:tcW w:type="dxa" w:w="2494"/>
+          </w:tcPr>
+          <w:p>
+            <w:r>
+              <w:rPr>
+                <w:sz w:val="19"/>
+              </w:rPr>
+            </w:r>
+          </w:p>
+        </w:tc>
+        <w:tc>
+          <w:tcPr>
+            <w:tcW w:type="dxa" w:w="4422"/>
+          </w:tcPr>
+          <w:p>
+            <w:r>
+              <w:rPr>
+                <w:sz w:val="19"/>
+              </w:rPr>
+              <w:t>identificação completa do navegador</w:t>
+            </w:r>
+          </w:p>
+        </w:tc>
+      </w:tr>
+      <w:tr>
+        <w:tc>
+          <w:tcPr>
+            <w:tcW w:type="dxa" w:w="1814"/>
+          </w:tcPr>
+          <w:p>
+            <w:r>
+              <w:rPr>
+                <w:sz w:val="19"/>
+              </w:rPr>
+              <w:t>ip</w:t>
+            </w:r>
+          </w:p>
+        </w:tc>
+        <w:tc>
+          <w:tcPr>
+            <w:tcW w:type="dxa" w:w="907"/>
+          </w:tcPr>
+          <w:p>
+            <w:r>
+              <w:rPr>
+                <w:sz w:val="19"/>
+              </w:rPr>
+              <w:t>text</w:t>
+            </w:r>
+          </w:p>
+        </w:tc>
+        <w:tc>
+          <w:tcPr>
+            <w:tcW w:type="dxa" w:w="2494"/>
+          </w:tcPr>
+          <w:p>
+            <w:r>
+              <w:rPr>
+                <w:sz w:val="19"/>
+              </w:rPr>
+            </w:r>
+          </w:p>
+        </w:tc>
+        <w:tc>
+          <w:tcPr>
+            <w:tcW w:type="dxa" w:w="4422"/>
+          </w:tcPr>
+          <w:p>
+            <w:r>
+              <w:rPr>
+                <w:sz w:val="19"/>
+              </w:rPr>
+              <w:t>endereço do acesso</w:t>
+            </w:r>
+          </w:p>
+        </w:tc>
+      </w:tr>
+      <w:tr>
+        <w:tc>
+          <w:tcPr>
+            <w:tcW w:type="dxa" w:w="1814"/>
+          </w:tcPr>
+          <w:p>
+            <w:r>
+              <w:rPr>
+                <w:sz w:val="19"/>
+              </w:rPr>
+              <w:t>created_at</w:t>
+            </w:r>
+          </w:p>
+        </w:tc>
+        <w:tc>
+          <w:tcPr>
+            <w:tcW w:type="dxa" w:w="907"/>
+          </w:tcPr>
+          <w:p>
+            <w:r>
+              <w:rPr>
+                <w:sz w:val="19"/>
+              </w:rPr>
+              <w:t>text</w:t>
+            </w:r>
+          </w:p>
+        </w:tc>
+        <w:tc>
+          <w:tcPr>
+            <w:tcW w:type="dxa" w:w="2494"/>
+          </w:tcPr>
+          <w:p>
+            <w:r>
+              <w:rPr>
+                <w:sz w:val="19"/>
+              </w:rPr>
+              <w:t>obrigatório</w:t>
+            </w:r>
+          </w:p>
+        </w:tc>
+        <w:tc>
+          <w:tcPr>
+            <w:tcW w:type="dxa" w:w="4422"/>
+          </w:tcPr>
+          <w:p>
+            <w:r>
+              <w:rPr>
+                <w:sz w:val="19"/>
+              </w:rPr>
+              <w:t>início da sessão</w:t>
+            </w:r>
+          </w:p>
+        </w:tc>
+      </w:tr>
+      <w:tr>
+        <w:tc>
+          <w:tcPr>
+            <w:tcW w:type="dxa" w:w="1814"/>
+          </w:tcPr>
+          <w:p>
+            <w:r>
+              <w:rPr>
+                <w:sz w:val="19"/>
+              </w:rPr>
+              <w:t>last_seen_at</w:t>
+            </w:r>
+          </w:p>
+        </w:tc>
+        <w:tc>
+          <w:tcPr>
+            <w:tcW w:type="dxa" w:w="907"/>
+          </w:tcPr>
+          <w:p>
+            <w:r>
+              <w:rPr>
+                <w:sz w:val="19"/>
+              </w:rPr>
+              <w:t>text</w:t>
+            </w:r>
+          </w:p>
+        </w:tc>
+        <w:tc>
+          <w:tcPr>
+            <w:tcW w:type="dxa" w:w="2494"/>
+          </w:tcPr>
+          <w:p>
+            <w:r>
+              <w:rPr>
+                <w:sz w:val="19"/>
+              </w:rPr>
+              <w:t>obrigatório</w:t>
+            </w:r>
+          </w:p>
+        </w:tc>
+        <w:tc>
+          <w:tcPr>
+            <w:tcW w:type="dxa" w:w="4422"/>
+          </w:tcPr>
+          <w:p>
+            <w:r>
+              <w:rPr>
+                <w:sz w:val="19"/>
+              </w:rPr>
+              <w:t>última atividade</w:t>
+            </w:r>
+          </w:p>
+        </w:tc>
+      </w:tr>
+      <w:tr>
+        <w:tc>
+          <w:tcPr>
+            <w:tcW w:type="dxa" w:w="1814"/>
+          </w:tcPr>
+          <w:p>
+            <w:r>
+              <w:rPr>
+                <w:sz w:val="19"/>
+              </w:rPr>
+              <w:t>expires_at</w:t>
+            </w:r>
+          </w:p>
+        </w:tc>
+        <w:tc>
+          <w:tcPr>
+            <w:tcW w:type="dxa" w:w="907"/>
+          </w:tcPr>
+          <w:p>
+            <w:r>
+              <w:rPr>
+                <w:sz w:val="19"/>
+              </w:rPr>
+              <w:t>text</w:t>
+            </w:r>
+          </w:p>
+        </w:tc>
+        <w:tc>
+          <w:tcPr>
+            <w:tcW w:type="dxa" w:w="2494"/>
+          </w:tcPr>
+          <w:p>
+            <w:r>
+              <w:rPr>
+                <w:sz w:val="19"/>
+              </w:rPr>
+              <w:t>obrigatório</w:t>
+            </w:r>
+          </w:p>
+        </w:tc>
+        <w:tc>
+          <w:tcPr>
+            <w:tcW w:type="dxa" w:w="4422"/>
+          </w:tcPr>
+          <w:p>
+            <w:r>
+              <w:rPr>
+                <w:sz w:val="19"/>
+              </w:rPr>
+              <w:t>validade (7 dias por padrão)</w:t>
+            </w:r>
+          </w:p>
+        </w:tc>
+      </w:tr>
+      <w:tr>
+        <w:tc>
+          <w:tcPr>
+            <w:tcW w:type="dxa" w:w="1814"/>
+          </w:tcPr>
+          <w:p>
+            <w:r>
+              <w:rPr>
+                <w:sz w:val="19"/>
+              </w:rPr>
+              <w:t>revoked_at</w:t>
+            </w:r>
+          </w:p>
+        </w:tc>
+        <w:tc>
+          <w:tcPr>
+            <w:tcW w:type="dxa" w:w="907"/>
+          </w:tcPr>
+          <w:p>
+            <w:r>
+              <w:rPr>
+                <w:sz w:val="19"/>
+              </w:rPr>
+              <w:t>text</w:t>
+            </w:r>
+          </w:p>
+        </w:tc>
+        <w:tc>
+          <w:tcPr>
+            <w:tcW w:type="dxa" w:w="2494"/>
+          </w:tcPr>
+          <w:p>
+            <w:r>
+              <w:rPr>
+                <w:sz w:val="19"/>
+              </w:rPr>
+            </w:r>
+          </w:p>
+        </w:tc>
+        <w:tc>
+          <w:tcPr>
+            <w:tcW w:type="dxa" w:w="4422"/>
+          </w:tcPr>
+          <w:p>
+            <w:r>
+              <w:rPr>
+                <w:sz w:val="19"/>
+              </w:rPr>
+              <w:t>quando foi encerrada (vazio = ativa)</w:t>
+            </w:r>
+          </w:p>
+        </w:tc>
+      </w:tr>
+      <w:tr>
+        <w:tc>
+          <w:tcPr>
+            <w:tcW w:type="dxa" w:w="1814"/>
+          </w:tcPr>
+          <w:p>
+            <w:r>
+              <w:rPr>
+                <w:sz w:val="19"/>
+              </w:rPr>
+              <w:t>revoke_reason</w:t>
+            </w:r>
+          </w:p>
+        </w:tc>
+        <w:tc>
+          <w:tcPr>
+            <w:tcW w:type="dxa" w:w="907"/>
+          </w:tcPr>
+          <w:p>
+            <w:r>
+              <w:rPr>
+                <w:sz w:val="19"/>
+              </w:rPr>
+              <w:t>text</w:t>
+            </w:r>
+          </w:p>
+        </w:tc>
+        <w:tc>
+          <w:tcPr>
+            <w:tcW w:type="dxa" w:w="2494"/>
+          </w:tcPr>
+          <w:p>
+            <w:r>
+              <w:rPr>
+                <w:sz w:val="19"/>
+              </w:rPr>
+              <w:t>restrito a valores válidos</w:t>
+            </w:r>
+          </w:p>
+        </w:tc>
+        <w:tc>
+          <w:tcPr>
+            <w:tcW w:type="dxa" w:w="4422"/>
+          </w:tcPr>
+          <w:p>
+            <w:r>
+              <w:rPr>
+                <w:sz w:val="19"/>
+              </w:rPr>
+              <w:t>motivo: manual, expired, revoked ou admin</w:t>
+            </w:r>
+          </w:p>
+        </w:tc>
+      </w:tr>
+    </w:tbl>
+    <w:p>
+      <w:pPr>
+        <w:spacing w:after="80"/>
+      </w:pPr>
+    </w:p>
+    <w:p>
+      <w:pPr>
+        <w:spacing w:after="20"/>
+      </w:pPr>
+      <w:r>
+        <w:rPr>
+          <w:b/>
+          <w:i w:val="0"/>
+          <w:color w:val="1B3A5F"/>
+          <w:sz w:val="24"/>
+        </w:rPr>
+        <w:t>access_logs</w:t>
+      </w:r>
+    </w:p>
+    <w:p>
+      <w:pPr>
+        <w:spacing w:after="60"/>
+      </w:pPr>
+      <w:r>
+        <w:rPr>
+          <w:b w:val="0"/>
+          <w:i w:val="0"/>
+        </w:rPr>
+        <w:t>Histórico de acessos: nome, data, hora de login e hora de logout. Sobrevive à exclusão da conta.</w:t>
+      </w:r>
+    </w:p>
+    <w:tbl>
+      <w:tblPr>
+        <w:tblStyle w:val="TableGrid"/>
+        <w:tblW w:type="auto" w:w="0"/>
+        <w:tblLook w:firstColumn="1" w:firstRow="1" w:lastColumn="0" w:lastRow="0" w:noHBand="0" w:noVBand="1" w:val="04A0"/>
+      </w:tblPr>
+      <w:tblGrid>
+        <w:gridCol w:w="2353"/>
+        <w:gridCol w:w="2353"/>
+        <w:gridCol w:w="2353"/>
+        <w:gridCol w:w="2353"/>
+      </w:tblGrid>
+      <w:tr>
+        <w:tc>
+          <w:tcPr>
+            <w:tcW w:type="dxa" w:w="1814"/>
+            <w:shd w:val="clear" w:color="auto" w:fill="1B3A5F"/>
+          </w:tcPr>
+          <w:p>
+            <w:r>
+              <w:rPr>
+                <w:b/>
+                <w:color w:val="FFFFFF"/>
+                <w:sz w:val="19"/>
+              </w:rPr>
+              <w:t>Coluna</w:t>
+            </w:r>
+          </w:p>
+        </w:tc>
+        <w:tc>
+          <w:tcPr>
+            <w:tcW w:type="dxa" w:w="907"/>
+            <w:shd w:val="clear" w:color="auto" w:fill="1B3A5F"/>
+          </w:tcPr>
+          <w:p>
+            <w:r>
+              <w:rPr>
+                <w:b/>
+                <w:color w:val="FFFFFF"/>
+                <w:sz w:val="19"/>
+              </w:rPr>
+              <w:t>Tipo</w:t>
+            </w:r>
+          </w:p>
+        </w:tc>
+        <w:tc>
+          <w:tcPr>
+            <w:tcW w:type="dxa" w:w="2494"/>
+            <w:shd w:val="clear" w:color="auto" w:fill="1B3A5F"/>
+          </w:tcPr>
+          <w:p>
+            <w:r>
+              <w:rPr>
+                <w:b/>
+                <w:color w:val="FFFFFF"/>
+                <w:sz w:val="19"/>
+              </w:rPr>
+              <w:t>Regras</w:t>
+            </w:r>
+          </w:p>
+        </w:tc>
+        <w:tc>
+          <w:tcPr>
+            <w:tcW w:type="dxa" w:w="4422"/>
+            <w:shd w:val="clear" w:color="auto" w:fill="1B3A5F"/>
+          </w:tcPr>
+          <w:p>
+            <w:r>
+              <w:rPr>
+                <w:b/>
+                <w:color w:val="FFFFFF"/>
+                <w:sz w:val="19"/>
+              </w:rPr>
+              <w:t>Significado</w:t>
+            </w:r>
+          </w:p>
+        </w:tc>
+      </w:tr>
+      <w:tr>
+        <w:tc>
+          <w:tcPr>
+            <w:tcW w:type="dxa" w:w="1814"/>
+          </w:tcPr>
+          <w:p>
+            <w:r>
+              <w:rPr>
+                <w:sz w:val="19"/>
+              </w:rPr>
+              <w:t>id</w:t>
+            </w:r>
+          </w:p>
+        </w:tc>
+        <w:tc>
+          <w:tcPr>
+            <w:tcW w:type="dxa" w:w="907"/>
+          </w:tcPr>
+          <w:p>
+            <w:r>
+              <w:rPr>
+                <w:sz w:val="19"/>
+              </w:rPr>
+              <w:t>integer</w:t>
+            </w:r>
+          </w:p>
+        </w:tc>
+        <w:tc>
+          <w:tcPr>
+            <w:tcW w:type="dxa" w:w="2494"/>
+          </w:tcPr>
+          <w:p>
+            <w:r>
+              <w:rPr>
+                <w:sz w:val="19"/>
+              </w:rPr>
+              <w:t>PK</w:t>
+            </w:r>
+          </w:p>
+        </w:tc>
+        <w:tc>
+          <w:tcPr>
+            <w:tcW w:type="dxa" w:w="4422"/>
+          </w:tcPr>
+          <w:p>
+            <w:r>
+              <w:rPr>
+                <w:sz w:val="19"/>
+              </w:rPr>
+              <w:t>identificador</w:t>
+            </w:r>
+          </w:p>
+        </w:tc>
+      </w:tr>
+      <w:tr>
+        <w:tc>
+          <w:tcPr>
+            <w:tcW w:type="dxa" w:w="1814"/>
+          </w:tcPr>
+          <w:p>
+            <w:r>
+              <w:rPr>
+                <w:sz w:val="19"/>
+              </w:rPr>
+              <w:t>user_id</w:t>
+            </w:r>
+          </w:p>
+        </w:tc>
+        <w:tc>
+          <w:tcPr>
+            <w:tcW w:type="dxa" w:w="907"/>
+          </w:tcPr>
+          <w:p>
+            <w:r>
+              <w:rPr>
+                <w:sz w:val="19"/>
+              </w:rPr>
+              <w:t>integer</w:t>
+            </w:r>
+          </w:p>
+        </w:tc>
+        <w:tc>
+          <w:tcPr>
+            <w:tcW w:type="dxa" w:w="2494"/>
+          </w:tcPr>
+          <w:p>
+            <w:r>
+              <w:rPr>
+                <w:sz w:val="19"/>
+              </w:rPr>
+              <w:t>FK → users (set null)</w:t>
+            </w:r>
+          </w:p>
+        </w:tc>
+        <w:tc>
+          <w:tcPr>
+            <w:tcW w:type="dxa" w:w="4422"/>
+          </w:tcPr>
+          <w:p>
+            <w:r>
+              <w:rPr>
+                <w:sz w:val="19"/>
+              </w:rPr>
+              <w:t>usuário (vira vazio se a conta for excluída)</w:t>
+            </w:r>
+          </w:p>
+        </w:tc>
+      </w:tr>
+      <w:tr>
+        <w:tc>
+          <w:tcPr>
+            <w:tcW w:type="dxa" w:w="1814"/>
+          </w:tcPr>
+          <w:p>
+            <w:r>
+              <w:rPr>
+                <w:sz w:val="19"/>
+              </w:rPr>
+              <w:t>user_name</w:t>
+            </w:r>
+          </w:p>
+        </w:tc>
+        <w:tc>
+          <w:tcPr>
+            <w:tcW w:type="dxa" w:w="907"/>
+          </w:tcPr>
+          <w:p>
+            <w:r>
+              <w:rPr>
+                <w:sz w:val="19"/>
+              </w:rPr>
+              <w:t>text</w:t>
+            </w:r>
+          </w:p>
+        </w:tc>
+        <w:tc>
+          <w:tcPr>
+            <w:tcW w:type="dxa" w:w="2494"/>
+          </w:tcPr>
+          <w:p>
+            <w:r>
+              <w:rPr>
+                <w:sz w:val="19"/>
+              </w:rPr>
+              <w:t>obrigatório</w:t>
+            </w:r>
+          </w:p>
+        </w:tc>
+        <w:tc>
+          <w:tcPr>
+            <w:tcW w:type="dxa" w:w="4422"/>
+          </w:tcPr>
+          <w:p>
+            <w:r>
+              <w:rPr>
+                <w:sz w:val="19"/>
+              </w:rPr>
+              <w:t>cópia do nome no momento do login</w:t>
+            </w:r>
+          </w:p>
+        </w:tc>
+      </w:tr>
+      <w:tr>
+        <w:tc>
+          <w:tcPr>
+            <w:tcW w:type="dxa" w:w="1814"/>
+          </w:tcPr>
+          <w:p>
+            <w:r>
+              <w:rPr>
+                <w:sz w:val="19"/>
+              </w:rPr>
+              <w:t>user_email</w:t>
+            </w:r>
+          </w:p>
+        </w:tc>
+        <w:tc>
+          <w:tcPr>
+            <w:tcW w:type="dxa" w:w="907"/>
+          </w:tcPr>
+          <w:p>
+            <w:r>
+              <w:rPr>
+                <w:sz w:val="19"/>
+              </w:rPr>
+              <w:t>text</w:t>
+            </w:r>
+          </w:p>
+        </w:tc>
+        <w:tc>
+          <w:tcPr>
+            <w:tcW w:type="dxa" w:w="2494"/>
+          </w:tcPr>
+          <w:p>
+            <w:r>
+              <w:rPr>
+                <w:sz w:val="19"/>
+              </w:rPr>
+              <w:t>obrigatório</w:t>
+            </w:r>
+          </w:p>
+        </w:tc>
+        <w:tc>
+          <w:tcPr>
+            <w:tcW w:type="dxa" w:w="4422"/>
+          </w:tcPr>
+          <w:p>
+            <w:r>
+              <w:rPr>
+                <w:sz w:val="19"/>
+              </w:rPr>
+              <w:t>cópia do e-mail no momento do login</w:t>
+            </w:r>
+          </w:p>
+        </w:tc>
+      </w:tr>
+      <w:tr>
+        <w:tc>
+          <w:tcPr>
+            <w:tcW w:type="dxa" w:w="1814"/>
+          </w:tcPr>
+          <w:p>
+            <w:r>
+              <w:rPr>
+                <w:sz w:val="19"/>
+              </w:rPr>
+              <w:t>session_id</w:t>
+            </w:r>
+          </w:p>
+        </w:tc>
+        <w:tc>
+          <w:tcPr>
+            <w:tcW w:type="dxa" w:w="907"/>
+          </w:tcPr>
+          <w:p>
+            <w:r>
+              <w:rPr>
+                <w:sz w:val="19"/>
+              </w:rPr>
+              <w:t>integer</w:t>
+            </w:r>
+          </w:p>
+        </w:tc>
+        <w:tc>
+          <w:tcPr>
+            <w:tcW w:type="dxa" w:w="2494"/>
+          </w:tcPr>
+          <w:p>
+            <w:r>
+              <w:rPr>
+                <w:sz w:val="19"/>
+              </w:rPr>
+              <w:t>FK → sessions (set null)</w:t>
+            </w:r>
+          </w:p>
+        </w:tc>
+        <w:tc>
+          <w:tcPr>
+            <w:tcW w:type="dxa" w:w="4422"/>
+          </w:tcPr>
+          <w:p>
+            <w:r>
+              <w:rPr>
+                <w:sz w:val="19"/>
+              </w:rPr>
+              <w:t>sessão que originou o registro</w:t>
+            </w:r>
+          </w:p>
+        </w:tc>
+      </w:tr>
+      <w:tr>
+        <w:tc>
+          <w:tcPr>
+            <w:tcW w:type="dxa" w:w="1814"/>
+          </w:tcPr>
+          <w:p>
+            <w:r>
+              <w:rPr>
+                <w:sz w:val="19"/>
+              </w:rPr>
+              <w:t>method</w:t>
+            </w:r>
+          </w:p>
+        </w:tc>
+        <w:tc>
+          <w:tcPr>
+            <w:tcW w:type="dxa" w:w="907"/>
+          </w:tcPr>
+          <w:p>
+            <w:r>
+              <w:rPr>
+                <w:sz w:val="19"/>
+              </w:rPr>
+              <w:t>text</w:t>
+            </w:r>
+          </w:p>
+        </w:tc>
+        <w:tc>
+          <w:tcPr>
+            <w:tcW w:type="dxa" w:w="2494"/>
+          </w:tcPr>
+          <w:p>
+            <w:r>
+              <w:rPr>
+                <w:sz w:val="19"/>
+              </w:rPr>
+              <w:t>obrigatório restrito a valores válidos</w:t>
+            </w:r>
+          </w:p>
+        </w:tc>
+        <w:tc>
+          <w:tcPr>
+            <w:tcW w:type="dxa" w:w="4422"/>
+          </w:tcPr>
+          <w:p>
+            <w:r>
+              <w:rPr>
+                <w:sz w:val="19"/>
+              </w:rPr>
+              <w:t>password ou google</w:t>
+            </w:r>
+          </w:p>
+        </w:tc>
+      </w:tr>
+      <w:tr>
+        <w:tc>
+          <w:tcPr>
+            <w:tcW w:type="dxa" w:w="1814"/>
+          </w:tcPr>
+          <w:p>
+            <w:r>
+              <w:rPr>
+                <w:sz w:val="19"/>
+              </w:rPr>
+              <w:t>device</w:t>
+            </w:r>
+          </w:p>
+        </w:tc>
+        <w:tc>
+          <w:tcPr>
+            <w:tcW w:type="dxa" w:w="907"/>
+          </w:tcPr>
+          <w:p>
+            <w:r>
+              <w:rPr>
+                <w:sz w:val="19"/>
+              </w:rPr>
+              <w:t>text</w:t>
+            </w:r>
+          </w:p>
+        </w:tc>
+        <w:tc>
+          <w:tcPr>
+            <w:tcW w:type="dxa" w:w="2494"/>
+          </w:tcPr>
+          <w:p>
+            <w:r>
+              <w:rPr>
+                <w:sz w:val="19"/>
+              </w:rPr>
+              <w:t>obrigatório</w:t>
+            </w:r>
+          </w:p>
+        </w:tc>
+        <w:tc>
+          <w:tcPr>
+            <w:tcW w:type="dxa" w:w="4422"/>
+          </w:tcPr>
+          <w:p>
+            <w:r>
+              <w:rPr>
+                <w:sz w:val="19"/>
+              </w:rPr>
+              <w:t>dispositivo usado</w:t>
+            </w:r>
+          </w:p>
+        </w:tc>
+      </w:tr>
+      <w:tr>
+        <w:tc>
+          <w:tcPr>
+            <w:tcW w:type="dxa" w:w="1814"/>
+          </w:tcPr>
+          <w:p>
+            <w:r>
+              <w:rPr>
+                <w:sz w:val="19"/>
+              </w:rPr>
+              <w:t>ip</w:t>
+            </w:r>
+          </w:p>
+        </w:tc>
+        <w:tc>
+          <w:tcPr>
+            <w:tcW w:type="dxa" w:w="907"/>
+          </w:tcPr>
+          <w:p>
+            <w:r>
+              <w:rPr>
+                <w:sz w:val="19"/>
+              </w:rPr>
+              <w:t>text</w:t>
+            </w:r>
+          </w:p>
+        </w:tc>
+        <w:tc>
+          <w:tcPr>
+            <w:tcW w:type="dxa" w:w="2494"/>
+          </w:tcPr>
+          <w:p>
+            <w:r>
+              <w:rPr>
+                <w:sz w:val="19"/>
+              </w:rPr>
+            </w:r>
+          </w:p>
+        </w:tc>
+        <w:tc>
+          <w:tcPr>
+            <w:tcW w:type="dxa" w:w="4422"/>
+          </w:tcPr>
+          <w:p>
+            <w:r>
+              <w:rPr>
+                <w:sz w:val="19"/>
+              </w:rPr>
+              <w:t>endereço do acesso</w:t>
+            </w:r>
+          </w:p>
+        </w:tc>
+      </w:tr>
+      <w:tr>
+        <w:tc>
+          <w:tcPr>
+            <w:tcW w:type="dxa" w:w="1814"/>
+          </w:tcPr>
+          <w:p>
+            <w:r>
+              <w:rPr>
+                <w:sz w:val="19"/>
+              </w:rPr>
+              <w:t>login_at</w:t>
+            </w:r>
+          </w:p>
+        </w:tc>
+        <w:tc>
+          <w:tcPr>
+            <w:tcW w:type="dxa" w:w="907"/>
+          </w:tcPr>
+          <w:p>
+            <w:r>
+              <w:rPr>
+                <w:sz w:val="19"/>
+              </w:rPr>
+              <w:t>text</w:t>
+            </w:r>
+          </w:p>
+        </w:tc>
+        <w:tc>
+          <w:tcPr>
+            <w:tcW w:type="dxa" w:w="2494"/>
+          </w:tcPr>
+          <w:p>
+            <w:r>
+              <w:rPr>
+                <w:sz w:val="19"/>
+              </w:rPr>
+              <w:t>obrigatório</w:t>
+            </w:r>
+          </w:p>
+        </w:tc>
+        <w:tc>
+          <w:tcPr>
+            <w:tcW w:type="dxa" w:w="4422"/>
+          </w:tcPr>
+          <w:p>
+            <w:r>
+              <w:rPr>
+                <w:sz w:val="19"/>
+              </w:rPr>
+              <w:t>data e hora do login</w:t>
+            </w:r>
+          </w:p>
+        </w:tc>
+      </w:tr>
+      <w:tr>
+        <w:tc>
+          <w:tcPr>
+            <w:tcW w:type="dxa" w:w="1814"/>
+          </w:tcPr>
+          <w:p>
+            <w:r>
+              <w:rPr>
+                <w:sz w:val="19"/>
+              </w:rPr>
+              <w:t>logout_at</w:t>
+            </w:r>
+          </w:p>
+        </w:tc>
+        <w:tc>
+          <w:tcPr>
+            <w:tcW w:type="dxa" w:w="907"/>
+          </w:tcPr>
+          <w:p>
+            <w:r>
+              <w:rPr>
+                <w:sz w:val="19"/>
+              </w:rPr>
+              <w:t>text</w:t>
+            </w:r>
+          </w:p>
+        </w:tc>
+        <w:tc>
+          <w:tcPr>
+            <w:tcW w:type="dxa" w:w="2494"/>
+          </w:tcPr>
+          <w:p>
+            <w:r>
+              <w:rPr>
+                <w:sz w:val="19"/>
+              </w:rPr>
+            </w:r>
+          </w:p>
+        </w:tc>
+        <w:tc>
+          <w:tcPr>
+            <w:tcW w:type="dxa" w:w="4422"/>
+          </w:tcPr>
+          <w:p>
+            <w:r>
+              <w:rPr>
+                <w:sz w:val="19"/>
+              </w:rPr>
+              <w:t>data e hora do logout (vazio = ainda em andamento)</w:t>
+            </w:r>
+          </w:p>
+        </w:tc>
+      </w:tr>
+      <w:tr>
+        <w:tc>
+          <w:tcPr>
+            <w:tcW w:type="dxa" w:w="1814"/>
+          </w:tcPr>
+          <w:p>
+            <w:r>
+              <w:rPr>
+                <w:sz w:val="19"/>
+              </w:rPr>
+              <w:t>logout_reason</w:t>
+            </w:r>
+          </w:p>
+        </w:tc>
+        <w:tc>
+          <w:tcPr>
+            <w:tcW w:type="dxa" w:w="907"/>
+          </w:tcPr>
+          <w:p>
+            <w:r>
+              <w:rPr>
+                <w:sz w:val="19"/>
+              </w:rPr>
+              <w:t>text</w:t>
+            </w:r>
+          </w:p>
+        </w:tc>
+        <w:tc>
+          <w:tcPr>
+            <w:tcW w:type="dxa" w:w="2494"/>
+          </w:tcPr>
+          <w:p>
+            <w:r>
+              <w:rPr>
+                <w:sz w:val="19"/>
+              </w:rPr>
+              <w:t>restrito a valores válidos</w:t>
+            </w:r>
+          </w:p>
+        </w:tc>
+        <w:tc>
+          <w:tcPr>
+            <w:tcW w:type="dxa" w:w="4422"/>
+          </w:tcPr>
+          <w:p>
+            <w:r>
+              <w:rPr>
+                <w:sz w:val="19"/>
+              </w:rPr>
+              <w:t>manual, expired, revoked ou admin</w:t>
+            </w:r>
+          </w:p>
+        </w:tc>
+      </w:tr>
+    </w:tbl>
+    <w:p>
+      <w:pPr>
+        <w:spacing w:after="80"/>
+      </w:pPr>
+    </w:p>
+    <w:p>
+      <w:pPr>
+        <w:spacing w:after="20"/>
+      </w:pPr>
+      <w:r>
+        <w:rPr>
+          <w:b/>
+          <w:i w:val="0"/>
+          <w:color w:val="1B3A5F"/>
+          <w:sz w:val="24"/>
+        </w:rPr>
+        <w:t>subjects</w:t>
+      </w:r>
+    </w:p>
+    <w:p>
+      <w:pPr>
+        <w:spacing w:after="60"/>
+      </w:pPr>
+      <w:r>
+        <w:rPr>
+          <w:b w:val="0"/>
+          <w:i w:val="0"/>
+        </w:rPr>
+        <w:t>Disciplinas do estudante, criadas à mão ou importadas pelo scraper.</w:t>
+      </w:r>
+    </w:p>
+    <w:tbl>
+      <w:tblPr>
+        <w:tblStyle w:val="TableGrid"/>
+        <w:tblW w:type="auto" w:w="0"/>
+        <w:tblLook w:firstColumn="1" w:firstRow="1" w:lastColumn="0" w:lastRow="0" w:noHBand="0" w:noVBand="1" w:val="04A0"/>
+      </w:tblPr>
+      <w:tblGrid>
+        <w:gridCol w:w="2353"/>
+        <w:gridCol w:w="2353"/>
+        <w:gridCol w:w="2353"/>
+        <w:gridCol w:w="2353"/>
+      </w:tblGrid>
+      <w:tr>
+        <w:tc>
+          <w:tcPr>
+            <w:tcW w:type="dxa" w:w="1814"/>
+            <w:shd w:val="clear" w:color="auto" w:fill="1B3A5F"/>
+          </w:tcPr>
+          <w:p>
+            <w:r>
+              <w:rPr>
+                <w:b/>
+                <w:color w:val="FFFFFF"/>
+                <w:sz w:val="19"/>
+              </w:rPr>
+              <w:t>Coluna</w:t>
+            </w:r>
+          </w:p>
+        </w:tc>
+        <w:tc>
+          <w:tcPr>
+            <w:tcW w:type="dxa" w:w="907"/>
+            <w:shd w:val="clear" w:color="auto" w:fill="1B3A5F"/>
+          </w:tcPr>
+          <w:p>
+            <w:r>
+              <w:rPr>
+                <w:b/>
+                <w:color w:val="FFFFFF"/>
+                <w:sz w:val="19"/>
+              </w:rPr>
+              <w:t>Tipo</w:t>
+            </w:r>
+          </w:p>
+        </w:tc>
+        <w:tc>
+          <w:tcPr>
+            <w:tcW w:type="dxa" w:w="2494"/>
+            <w:shd w:val="clear" w:color="auto" w:fill="1B3A5F"/>
+          </w:tcPr>
+          <w:p>
+            <w:r>
+              <w:rPr>
+                <w:b/>
+                <w:color w:val="FFFFFF"/>
+                <w:sz w:val="19"/>
+              </w:rPr>
+              <w:t>Regras</w:t>
+            </w:r>
+          </w:p>
+        </w:tc>
+        <w:tc>
+          <w:tcPr>
+            <w:tcW w:type="dxa" w:w="4422"/>
+            <w:shd w:val="clear" w:color="auto" w:fill="1B3A5F"/>
+          </w:tcPr>
+          <w:p>
+            <w:r>
+              <w:rPr>
+                <w:b/>
+                <w:color w:val="FFFFFF"/>
+                <w:sz w:val="19"/>
+              </w:rPr>
+              <w:t>Significado</w:t>
+            </w:r>
+          </w:p>
+        </w:tc>
+      </w:tr>
+      <w:tr>
+        <w:tc>
+          <w:tcPr>
+            <w:tcW w:type="dxa" w:w="1814"/>
+          </w:tcPr>
+          <w:p>
+            <w:r>
+              <w:rPr>
+                <w:sz w:val="19"/>
+              </w:rPr>
+              <w:t>id</w:t>
+            </w:r>
+          </w:p>
+        </w:tc>
+        <w:tc>
+          <w:tcPr>
+            <w:tcW w:type="dxa" w:w="907"/>
+          </w:tcPr>
+          <w:p>
+            <w:r>
+              <w:rPr>
+                <w:sz w:val="19"/>
+              </w:rPr>
+              <w:t>integer</w:t>
+            </w:r>
+          </w:p>
+        </w:tc>
+        <w:tc>
+          <w:tcPr>
+            <w:tcW w:type="dxa" w:w="2494"/>
+          </w:tcPr>
+          <w:p>
+            <w:r>
+              <w:rPr>
+                <w:sz w:val="19"/>
+              </w:rPr>
+              <w:t>PK</w:t>
+            </w:r>
+          </w:p>
+        </w:tc>
+        <w:tc>
+          <w:tcPr>
+            <w:tcW w:type="dxa" w:w="4422"/>
+          </w:tcPr>
+          <w:p>
+            <w:r>
+              <w:rPr>
+                <w:sz w:val="19"/>
+              </w:rPr>
+              <w:t>identificador</w:t>
+            </w:r>
+          </w:p>
+        </w:tc>
+      </w:tr>
+      <w:tr>
+        <w:tc>
+          <w:tcPr>
+            <w:tcW w:type="dxa" w:w="1814"/>
+          </w:tcPr>
+          <w:p>
+            <w:r>
+              <w:rPr>
+                <w:sz w:val="19"/>
+              </w:rPr>
+              <w:t>user_id</w:t>
+            </w:r>
+          </w:p>
+        </w:tc>
+        <w:tc>
+          <w:tcPr>
+            <w:tcW w:type="dxa" w:w="907"/>
+          </w:tcPr>
+          <w:p>
+            <w:r>
+              <w:rPr>
+                <w:sz w:val="19"/>
+              </w:rPr>
+              <w:t>integer</w:t>
+            </w:r>
+          </w:p>
+        </w:tc>
+        <w:tc>
+          <w:tcPr>
+            <w:tcW w:type="dxa" w:w="2494"/>
+          </w:tcPr>
+          <w:p>
+            <w:r>
+              <w:rPr>
+                <w:sz w:val="19"/>
+              </w:rPr>
+              <w:t>obrigatório FK → users (cascade)</w:t>
+            </w:r>
+          </w:p>
+        </w:tc>
+        <w:tc>
+          <w:tcPr>
+            <w:tcW w:type="dxa" w:w="4422"/>
+          </w:tcPr>
+          <w:p>
+            <w:r>
+              <w:rPr>
+                <w:sz w:val="19"/>
+              </w:rPr>
+              <w:t>dono da disciplina</w:t>
+            </w:r>
+          </w:p>
+        </w:tc>
+      </w:tr>
+      <w:tr>
+        <w:tc>
+          <w:tcPr>
+            <w:tcW w:type="dxa" w:w="1814"/>
+          </w:tcPr>
+          <w:p>
+            <w:r>
+              <w:rPr>
+                <w:sz w:val="19"/>
+              </w:rPr>
+              <w:t>name</w:t>
+            </w:r>
+          </w:p>
+        </w:tc>
+        <w:tc>
+          <w:tcPr>
+            <w:tcW w:type="dxa" w:w="907"/>
+          </w:tcPr>
+          <w:p>
+            <w:r>
+              <w:rPr>
+                <w:sz w:val="19"/>
+              </w:rPr>
+              <w:t>text</w:t>
+            </w:r>
+          </w:p>
+        </w:tc>
+        <w:tc>
+          <w:tcPr>
+            <w:tcW w:type="dxa" w:w="2494"/>
+          </w:tcPr>
+          <w:p>
+            <w:r>
+              <w:rPr>
+                <w:sz w:val="19"/>
+              </w:rPr>
+              <w:t>obrigatório sem diferenciar caixa</w:t>
+            </w:r>
+          </w:p>
+        </w:tc>
+        <w:tc>
+          <w:tcPr>
+            <w:tcW w:type="dxa" w:w="4422"/>
+          </w:tcPr>
+          <w:p>
+            <w:r>
+              <w:rPr>
+                <w:sz w:val="19"/>
+              </w:rPr>
+              <w:t>nome; único por usuário, sem diferenciar maiúsculas</w:t>
+            </w:r>
+          </w:p>
+        </w:tc>
+      </w:tr>
+      <w:tr>
+        <w:tc>
+          <w:tcPr>
+            <w:tcW w:type="dxa" w:w="1814"/>
+          </w:tcPr>
+          <w:p>
+            <w:r>
+              <w:rPr>
+                <w:sz w:val="19"/>
+              </w:rPr>
+              <w:t>professor</w:t>
+            </w:r>
+          </w:p>
+        </w:tc>
+        <w:tc>
+          <w:tcPr>
+            <w:tcW w:type="dxa" w:w="907"/>
+          </w:tcPr>
+          <w:p>
+            <w:r>
+              <w:rPr>
+                <w:sz w:val="19"/>
+              </w:rPr>
+              <w:t>text</w:t>
+            </w:r>
+          </w:p>
+        </w:tc>
+        <w:tc>
+          <w:tcPr>
+            <w:tcW w:type="dxa" w:w="2494"/>
+          </w:tcPr>
+          <w:p>
+            <w:r>
+              <w:rPr>
+                <w:sz w:val="19"/>
+              </w:rPr>
+            </w:r>
+          </w:p>
+        </w:tc>
+        <w:tc>
+          <w:tcPr>
+            <w:tcW w:type="dxa" w:w="4422"/>
+          </w:tcPr>
+          <w:p>
+            <w:r>
+              <w:rPr>
+                <w:sz w:val="19"/>
+              </w:rPr>
+              <w:t>nome do professor (opcional)</w:t>
+            </w:r>
+          </w:p>
+        </w:tc>
+      </w:tr>
+      <w:tr>
+        <w:tc>
+          <w:tcPr>
+            <w:tcW w:type="dxa" w:w="1814"/>
+          </w:tcPr>
+          <w:p>
+            <w:r>
+              <w:rPr>
+                <w:sz w:val="19"/>
+              </w:rPr>
+              <w:t>room</w:t>
+            </w:r>
+          </w:p>
+        </w:tc>
+        <w:tc>
+          <w:tcPr>
+            <w:tcW w:type="dxa" w:w="907"/>
+          </w:tcPr>
+          <w:p>
+            <w:r>
+              <w:rPr>
+                <w:sz w:val="19"/>
+              </w:rPr>
+              <w:t>text</w:t>
+            </w:r>
+          </w:p>
+        </w:tc>
+        <w:tc>
+          <w:tcPr>
+            <w:tcW w:type="dxa" w:w="2494"/>
+          </w:tcPr>
+          <w:p>
+            <w:r>
+              <w:rPr>
+                <w:sz w:val="19"/>
+              </w:rPr>
+            </w:r>
+          </w:p>
+        </w:tc>
+        <w:tc>
+          <w:tcPr>
+            <w:tcW w:type="dxa" w:w="4422"/>
+          </w:tcPr>
+          <w:p>
+            <w:r>
+              <w:rPr>
+                <w:sz w:val="19"/>
+              </w:rPr>
+              <w:t>sala (opcional)</w:t>
+            </w:r>
+          </w:p>
+        </w:tc>
+      </w:tr>
+      <w:tr>
+        <w:tc>
+          <w:tcPr>
+            <w:tcW w:type="dxa" w:w="1814"/>
+          </w:tcPr>
+          <w:p>
+            <w:r>
+              <w:rPr>
+                <w:sz w:val="19"/>
+              </w:rPr>
+              <w:t>color</w:t>
+            </w:r>
+          </w:p>
+        </w:tc>
+        <w:tc>
+          <w:tcPr>
+            <w:tcW w:type="dxa" w:w="907"/>
+          </w:tcPr>
+          <w:p>
+            <w:r>
+              <w:rPr>
+                <w:sz w:val="19"/>
+              </w:rPr>
+              <w:t>text</w:t>
+            </w:r>
+          </w:p>
+        </w:tc>
+        <w:tc>
+          <w:tcPr>
+            <w:tcW w:type="dxa" w:w="2494"/>
+          </w:tcPr>
+          <w:p>
+            <w:r>
+              <w:rPr>
+                <w:sz w:val="19"/>
+              </w:rPr>
+              <w:t>obrigatório</w:t>
+            </w:r>
+          </w:p>
+        </w:tc>
+        <w:tc>
+          <w:tcPr>
+            <w:tcW w:type="dxa" w:w="4422"/>
+          </w:tcPr>
+          <w:p>
+            <w:r>
+              <w:rPr>
+                <w:sz w:val="19"/>
+              </w:rPr>
+              <w:t>cor em hexadecimal (#RRGGBB)</w:t>
+            </w:r>
+          </w:p>
+        </w:tc>
+      </w:tr>
+      <w:tr>
+        <w:tc>
+          <w:tcPr>
+            <w:tcW w:type="dxa" w:w="1814"/>
+          </w:tcPr>
+          <w:p>
+            <w:r>
+              <w:rPr>
+                <w:sz w:val="19"/>
+              </w:rPr>
+              <w:t>source</w:t>
+            </w:r>
+          </w:p>
+        </w:tc>
+        <w:tc>
+          <w:tcPr>
+            <w:tcW w:type="dxa" w:w="907"/>
+          </w:tcPr>
+          <w:p>
+            <w:r>
+              <w:rPr>
+                <w:sz w:val="19"/>
+              </w:rPr>
+              <w:t>text</w:t>
+            </w:r>
+          </w:p>
+        </w:tc>
+        <w:tc>
+          <w:tcPr>
+            <w:tcW w:type="dxa" w:w="2494"/>
+          </w:tcPr>
+          <w:p>
+            <w:r>
+              <w:rPr>
+                <w:sz w:val="19"/>
+              </w:rPr>
+              <w:t>obrigatório padrão 'manual' restrito a valores válidos</w:t>
+            </w:r>
+          </w:p>
+        </w:tc>
+        <w:tc>
+          <w:tcPr>
+            <w:tcW w:type="dxa" w:w="4422"/>
+          </w:tcPr>
+          <w:p>
+            <w:r>
+              <w:rPr>
+                <w:sz w:val="19"/>
+              </w:rPr>
+              <w:t>origem: manual ou scraper</w:t>
+            </w:r>
+          </w:p>
+        </w:tc>
+      </w:tr>
+      <w:tr>
+        <w:tc>
+          <w:tcPr>
+            <w:tcW w:type="dxa" w:w="1814"/>
+          </w:tcPr>
+          <w:p>
+            <w:r>
+              <w:rPr>
+                <w:sz w:val="19"/>
+              </w:rPr>
+              <w:t>external_id</w:t>
+            </w:r>
+          </w:p>
+        </w:tc>
+        <w:tc>
+          <w:tcPr>
+            <w:tcW w:type="dxa" w:w="907"/>
+          </w:tcPr>
+          <w:p>
+            <w:r>
+              <w:rPr>
+                <w:sz w:val="19"/>
+              </w:rPr>
+              <w:t>text</w:t>
+            </w:r>
+          </w:p>
+        </w:tc>
+        <w:tc>
+          <w:tcPr>
+            <w:tcW w:type="dxa" w:w="2494"/>
+          </w:tcPr>
+          <w:p>
+            <w:r>
+              <w:rPr>
+                <w:sz w:val="19"/>
+              </w:rPr>
+            </w:r>
+          </w:p>
+        </w:tc>
+        <w:tc>
+          <w:tcPr>
+            <w:tcW w:type="dxa" w:w="4422"/>
+          </w:tcPr>
+          <w:p>
+            <w:r>
+              <w:rPr>
+                <w:sz w:val="19"/>
+              </w:rPr>
+              <w:t>código na faculdade, usado para não duplicar importações</w:t>
+            </w:r>
+          </w:p>
+        </w:tc>
+      </w:tr>
+      <w:tr>
+        <w:tc>
+          <w:tcPr>
+            <w:tcW w:type="dxa" w:w="1814"/>
+          </w:tcPr>
+          <w:p>
+            <w:r>
+              <w:rPr>
+                <w:sz w:val="19"/>
+              </w:rPr>
+              <w:t>created_at</w:t>
+            </w:r>
+          </w:p>
+        </w:tc>
+        <w:tc>
+          <w:tcPr>
+            <w:tcW w:type="dxa" w:w="907"/>
+          </w:tcPr>
+          <w:p>
+            <w:r>
+              <w:rPr>
+                <w:sz w:val="19"/>
+              </w:rPr>
+              <w:t>text</w:t>
+            </w:r>
+          </w:p>
+        </w:tc>
+        <w:tc>
+          <w:tcPr>
+            <w:tcW w:type="dxa" w:w="2494"/>
+          </w:tcPr>
+          <w:p>
+            <w:r>
+              <w:rPr>
+                <w:sz w:val="19"/>
+              </w:rPr>
+              <w:t>obrigatório</w:t>
+            </w:r>
+          </w:p>
+        </w:tc>
+        <w:tc>
+          <w:tcPr>
+            <w:tcW w:type="dxa" w:w="4422"/>
+          </w:tcPr>
+          <w:p>
+            <w:r>
+              <w:rPr>
+                <w:sz w:val="19"/>
+              </w:rPr>
+              <w:t>data e hora de criação</w:t>
+            </w:r>
+          </w:p>
+        </w:tc>
+      </w:tr>
+    </w:tbl>
+    <w:p>
+      <w:pPr>
+        <w:spacing w:after="80"/>
+      </w:pPr>
+    </w:p>
+    <w:p>
+      <w:pPr>
+        <w:spacing w:after="20"/>
+      </w:pPr>
+      <w:r>
+        <w:rPr>
+          <w:b/>
+          <w:i w:val="0"/>
+          <w:color w:val="1B3A5F"/>
+          <w:sz w:val="24"/>
+        </w:rPr>
+        <w:t>topics</w:t>
+      </w:r>
+    </w:p>
+    <w:p>
+      <w:pPr>
+        <w:spacing w:after="60"/>
+      </w:pPr>
+      <w:r>
+        <w:rPr>
+          <w:b w:val="0"/>
+          <w:i w:val="0"/>
+        </w:rPr>
+        <w:t>Tópicos (assuntos) de estudo de cada disciplina.</w:t>
+      </w:r>
+    </w:p>
+    <w:tbl>
+      <w:tblPr>
+        <w:tblStyle w:val="TableGrid"/>
+        <w:tblW w:type="auto" w:w="0"/>
+        <w:tblLook w:firstColumn="1" w:firstRow="1" w:lastColumn="0" w:lastRow="0" w:noHBand="0" w:noVBand="1" w:val="04A0"/>
+      </w:tblPr>
+      <w:tblGrid>
+        <w:gridCol w:w="2353"/>
+        <w:gridCol w:w="2353"/>
+        <w:gridCol w:w="2353"/>
+        <w:gridCol w:w="2353"/>
+      </w:tblGrid>
+      <w:tr>
+        <w:tc>
+          <w:tcPr>
+            <w:tcW w:type="dxa" w:w="1814"/>
+            <w:shd w:val="clear" w:color="auto" w:fill="1B3A5F"/>
+          </w:tcPr>
+          <w:p>
+            <w:r>
+              <w:rPr>
+                <w:b/>
+                <w:color w:val="FFFFFF"/>
+                <w:sz w:val="19"/>
+              </w:rPr>
+              <w:t>Coluna</w:t>
+            </w:r>
+          </w:p>
+        </w:tc>
+        <w:tc>
+          <w:tcPr>
+            <w:tcW w:type="dxa" w:w="907"/>
+            <w:shd w:val="clear" w:color="auto" w:fill="1B3A5F"/>
+          </w:tcPr>
+          <w:p>
+            <w:r>
+              <w:rPr>
+                <w:b/>
+                <w:color w:val="FFFFFF"/>
+                <w:sz w:val="19"/>
+              </w:rPr>
+              <w:t>Tipo</w:t>
+            </w:r>
+          </w:p>
+        </w:tc>
+        <w:tc>
+          <w:tcPr>
+            <w:tcW w:type="dxa" w:w="2494"/>
+            <w:shd w:val="clear" w:color="auto" w:fill="1B3A5F"/>
+          </w:tcPr>
+          <w:p>
+            <w:r>
+              <w:rPr>
+                <w:b/>
+                <w:color w:val="FFFFFF"/>
+                <w:sz w:val="19"/>
+              </w:rPr>
+              <w:t>Regras</w:t>
+            </w:r>
+          </w:p>
+        </w:tc>
+        <w:tc>
+          <w:tcPr>
+            <w:tcW w:type="dxa" w:w="4422"/>
+            <w:shd w:val="clear" w:color="auto" w:fill="1B3A5F"/>
+          </w:tcPr>
+          <w:p>
+            <w:r>
+              <w:rPr>
+                <w:b/>
+                <w:color w:val="FFFFFF"/>
+                <w:sz w:val="19"/>
+              </w:rPr>
+              <w:t>Significado</w:t>
+            </w:r>
+          </w:p>
+        </w:tc>
+      </w:tr>
+      <w:tr>
+        <w:tc>
+          <w:tcPr>
+            <w:tcW w:type="dxa" w:w="1814"/>
+          </w:tcPr>
+          <w:p>
+            <w:r>
+              <w:rPr>
+                <w:sz w:val="19"/>
+              </w:rPr>
+              <w:t>id</w:t>
+            </w:r>
+          </w:p>
+        </w:tc>
+        <w:tc>
+          <w:tcPr>
+            <w:tcW w:type="dxa" w:w="907"/>
+          </w:tcPr>
+          <w:p>
+            <w:r>
+              <w:rPr>
+                <w:sz w:val="19"/>
+              </w:rPr>
+              <w:t>integer</w:t>
+            </w:r>
+          </w:p>
+        </w:tc>
+        <w:tc>
+          <w:tcPr>
+            <w:tcW w:type="dxa" w:w="2494"/>
+          </w:tcPr>
+          <w:p>
+            <w:r>
+              <w:rPr>
+                <w:sz w:val="19"/>
+              </w:rPr>
+              <w:t>PK</w:t>
+            </w:r>
+          </w:p>
+        </w:tc>
+        <w:tc>
+          <w:tcPr>
+            <w:tcW w:type="dxa" w:w="4422"/>
+          </w:tcPr>
+          <w:p>
+            <w:r>
+              <w:rPr>
+                <w:sz w:val="19"/>
+              </w:rPr>
+              <w:t>identificador</w:t>
+            </w:r>
+          </w:p>
+        </w:tc>
+      </w:tr>
+      <w:tr>
+        <w:tc>
+          <w:tcPr>
+            <w:tcW w:type="dxa" w:w="1814"/>
+          </w:tcPr>
+          <w:p>
+            <w:r>
+              <w:rPr>
+                <w:sz w:val="19"/>
+              </w:rPr>
+              <w:t>subject_id</w:t>
+            </w:r>
+          </w:p>
+        </w:tc>
+        <w:tc>
+          <w:tcPr>
+            <w:tcW w:type="dxa" w:w="907"/>
+          </w:tcPr>
+          <w:p>
+            <w:r>
+              <w:rPr>
+                <w:sz w:val="19"/>
+              </w:rPr>
+              <w:t>integer</w:t>
+            </w:r>
+          </w:p>
+        </w:tc>
+        <w:tc>
+          <w:tcPr>
+            <w:tcW w:type="dxa" w:w="2494"/>
+          </w:tcPr>
+          <w:p>
+            <w:r>
+              <w:rPr>
+                <w:sz w:val="19"/>
+              </w:rPr>
+              <w:t>obrigatório FK → subjects (cascade)</w:t>
+            </w:r>
+          </w:p>
+        </w:tc>
+        <w:tc>
+          <w:tcPr>
+            <w:tcW w:type="dxa" w:w="4422"/>
+          </w:tcPr>
+          <w:p>
+            <w:r>
+              <w:rPr>
+                <w:sz w:val="19"/>
+              </w:rPr>
+              <w:t>disciplina do tópico (apagado junto com ela)</w:t>
+            </w:r>
+          </w:p>
+        </w:tc>
+      </w:tr>
+      <w:tr>
+        <w:tc>
+          <w:tcPr>
+            <w:tcW w:type="dxa" w:w="1814"/>
+          </w:tcPr>
+          <w:p>
+            <w:r>
+              <w:rPr>
+                <w:sz w:val="19"/>
+              </w:rPr>
+              <w:t>title</w:t>
+            </w:r>
+          </w:p>
+        </w:tc>
+        <w:tc>
+          <w:tcPr>
+            <w:tcW w:type="dxa" w:w="907"/>
+          </w:tcPr>
+          <w:p>
+            <w:r>
+              <w:rPr>
+                <w:sz w:val="19"/>
+              </w:rPr>
+              <w:t>text</w:t>
+            </w:r>
+          </w:p>
+        </w:tc>
+        <w:tc>
+          <w:tcPr>
+            <w:tcW w:type="dxa" w:w="2494"/>
+          </w:tcPr>
+          <w:p>
+            <w:r>
+              <w:rPr>
+                <w:sz w:val="19"/>
+              </w:rPr>
+              <w:t>obrigatório</w:t>
+            </w:r>
+          </w:p>
+        </w:tc>
+        <w:tc>
+          <w:tcPr>
+            <w:tcW w:type="dxa" w:w="4422"/>
+          </w:tcPr>
+          <w:p>
+            <w:r>
+              <w:rPr>
+                <w:sz w:val="19"/>
+              </w:rPr>
+              <w:t>título do tópico</w:t>
+            </w:r>
+          </w:p>
+        </w:tc>
+      </w:tr>
+      <w:tr>
+        <w:tc>
+          <w:tcPr>
+            <w:tcW w:type="dxa" w:w="1814"/>
+          </w:tcPr>
+          <w:p>
+            <w:r>
+              <w:rPr>
+                <w:sz w:val="19"/>
+              </w:rPr>
+              <w:t>notes</w:t>
+            </w:r>
+          </w:p>
+        </w:tc>
+        <w:tc>
+          <w:tcPr>
+            <w:tcW w:type="dxa" w:w="907"/>
+          </w:tcPr>
+          <w:p>
+            <w:r>
+              <w:rPr>
+                <w:sz w:val="19"/>
+              </w:rPr>
+              <w:t>text</w:t>
+            </w:r>
+          </w:p>
+        </w:tc>
+        <w:tc>
+          <w:tcPr>
+            <w:tcW w:type="dxa" w:w="2494"/>
+          </w:tcPr>
+          <w:p>
+            <w:r>
+              <w:rPr>
+                <w:sz w:val="19"/>
+              </w:rPr>
+            </w:r>
+          </w:p>
+        </w:tc>
+        <w:tc>
+          <w:tcPr>
+            <w:tcW w:type="dxa" w:w="4422"/>
+          </w:tcPr>
+          <w:p>
+            <w:r>
+              <w:rPr>
+                <w:sz w:val="19"/>
+              </w:rPr>
+              <w:t>anotações (opcional)</w:t>
+            </w:r>
+          </w:p>
+        </w:tc>
+      </w:tr>
+      <w:tr>
+        <w:tc>
+          <w:tcPr>
+            <w:tcW w:type="dxa" w:w="1814"/>
+          </w:tcPr>
+          <w:p>
+            <w:r>
+              <w:rPr>
+                <w:sz w:val="19"/>
+              </w:rPr>
+              <w:t>position</w:t>
+            </w:r>
+          </w:p>
+        </w:tc>
+        <w:tc>
+          <w:tcPr>
+            <w:tcW w:type="dxa" w:w="907"/>
+          </w:tcPr>
+          <w:p>
+            <w:r>
+              <w:rPr>
+                <w:sz w:val="19"/>
+              </w:rPr>
+              <w:t>integer</w:t>
+            </w:r>
+          </w:p>
+        </w:tc>
+        <w:tc>
+          <w:tcPr>
+            <w:tcW w:type="dxa" w:w="2494"/>
+          </w:tcPr>
+          <w:p>
+            <w:r>
+              <w:rPr>
+                <w:sz w:val="19"/>
+              </w:rPr>
+              <w:t>obrigatório padrão 0</w:t>
+            </w:r>
+          </w:p>
+        </w:tc>
+        <w:tc>
+          <w:tcPr>
+            <w:tcW w:type="dxa" w:w="4422"/>
+          </w:tcPr>
+          <w:p>
+            <w:r>
+              <w:rPr>
+                <w:sz w:val="19"/>
+              </w:rPr>
+              <w:t>ordem de exibição dentro da disciplina</w:t>
+            </w:r>
+          </w:p>
+        </w:tc>
+      </w:tr>
+      <w:tr>
+        <w:tc>
+          <w:tcPr>
+            <w:tcW w:type="dxa" w:w="1814"/>
+          </w:tcPr>
+          <w:p>
+            <w:r>
+              <w:rPr>
+                <w:sz w:val="19"/>
+              </w:rPr>
+              <w:t>status</w:t>
+            </w:r>
+          </w:p>
+        </w:tc>
+        <w:tc>
+          <w:tcPr>
+            <w:tcW w:type="dxa" w:w="907"/>
+          </w:tcPr>
+          <w:p>
+            <w:r>
+              <w:rPr>
+                <w:sz w:val="19"/>
+              </w:rPr>
+              <w:t>text</w:t>
+            </w:r>
+          </w:p>
+        </w:tc>
+        <w:tc>
+          <w:tcPr>
+            <w:tcW w:type="dxa" w:w="2494"/>
+          </w:tcPr>
+          <w:p>
+            <w:r>
+              <w:rPr>
+                <w:sz w:val="19"/>
+              </w:rPr>
+              <w:t>obrigatório padrão 'pendente' restrito a valores válidos</w:t>
+            </w:r>
+          </w:p>
+        </w:tc>
+        <w:tc>
+          <w:tcPr>
+            <w:tcW w:type="dxa" w:w="4422"/>
+          </w:tcPr>
+          <w:p>
+            <w:r>
+              <w:rPr>
+                <w:sz w:val="19"/>
+              </w:rPr>
+              <w:t>pendente, estudando ou concluido</w:t>
+            </w:r>
+          </w:p>
+        </w:tc>
+      </w:tr>
+      <w:tr>
+        <w:tc>
+          <w:tcPr>
+            <w:tcW w:type="dxa" w:w="1814"/>
+          </w:tcPr>
+          <w:p>
+            <w:r>
+              <w:rPr>
+                <w:sz w:val="19"/>
+              </w:rPr>
+              <w:t>due_date</w:t>
+            </w:r>
+          </w:p>
+        </w:tc>
+        <w:tc>
+          <w:tcPr>
+            <w:tcW w:type="dxa" w:w="907"/>
+          </w:tcPr>
+          <w:p>
+            <w:r>
+              <w:rPr>
+                <w:sz w:val="19"/>
+              </w:rPr>
+              <w:t>text</w:t>
+            </w:r>
+          </w:p>
+        </w:tc>
+        <w:tc>
+          <w:tcPr>
+            <w:tcW w:type="dxa" w:w="2494"/>
+          </w:tcPr>
+          <w:p>
+            <w:r>
+              <w:rPr>
+                <w:sz w:val="19"/>
+              </w:rPr>
+            </w:r>
+          </w:p>
+        </w:tc>
+        <w:tc>
+          <w:tcPr>
+            <w:tcW w:type="dxa" w:w="4422"/>
+          </w:tcPr>
+          <w:p>
+            <w:r>
+              <w:rPr>
+                <w:sz w:val="19"/>
+              </w:rPr>
+              <w:t>prazo (AAAA-MM-DD, opcional)</w:t>
+            </w:r>
+          </w:p>
+        </w:tc>
+      </w:tr>
+      <w:tr>
+        <w:tc>
+          <w:tcPr>
+            <w:tcW w:type="dxa" w:w="1814"/>
+          </w:tcPr>
+          <w:p>
+            <w:r>
+              <w:rPr>
+                <w:sz w:val="19"/>
+              </w:rPr>
+              <w:t>done_at</w:t>
+            </w:r>
+          </w:p>
+        </w:tc>
+        <w:tc>
+          <w:tcPr>
+            <w:tcW w:type="dxa" w:w="907"/>
+          </w:tcPr>
+          <w:p>
+            <w:r>
+              <w:rPr>
+                <w:sz w:val="19"/>
+              </w:rPr>
+              <w:t>text</w:t>
+            </w:r>
+          </w:p>
+        </w:tc>
+        <w:tc>
+          <w:tcPr>
+            <w:tcW w:type="dxa" w:w="2494"/>
+          </w:tcPr>
+          <w:p>
+            <w:r>
+              <w:rPr>
+                <w:sz w:val="19"/>
+              </w:rPr>
+            </w:r>
+          </w:p>
+        </w:tc>
+        <w:tc>
+          <w:tcPr>
+            <w:tcW w:type="dxa" w:w="4422"/>
+          </w:tcPr>
+          <w:p>
+            <w:r>
+              <w:rPr>
+                <w:sz w:val="19"/>
+              </w:rPr>
+              <w:t>quando foi concluído (preenchido e limpo automaticamente)</w:t>
+            </w:r>
+          </w:p>
+        </w:tc>
+      </w:tr>
+    </w:tbl>
+    <w:p>
+      <w:pPr>
+        <w:spacing w:after="80"/>
+      </w:pPr>
+    </w:p>
+    <w:p>
+      <w:pPr>
+        <w:spacing w:after="20"/>
+      </w:pPr>
+      <w:r>
+        <w:rPr>
+          <w:b/>
+          <w:i w:val="0"/>
+          <w:color w:val="1B3A5F"/>
+          <w:sz w:val="24"/>
+        </w:rPr>
+        <w:t>daily_goals</w:t>
+      </w:r>
+    </w:p>
+    <w:p>
+      <w:pPr>
+        <w:spacing w:after="60"/>
+      </w:pPr>
+      <w:r>
+        <w:rPr>
+          <w:b w:val="0"/>
+          <w:i w:val="0"/>
+        </w:rPr>
+        <w:t>Metas do dia, ligadas a uma disciplina.</w:t>
+      </w:r>
+    </w:p>
+    <w:tbl>
+      <w:tblPr>
+        <w:tblStyle w:val="TableGrid"/>
+        <w:tblW w:type="auto" w:w="0"/>
+        <w:tblLook w:firstColumn="1" w:firstRow="1" w:lastColumn="0" w:lastRow="0" w:noHBand="0" w:noVBand="1" w:val="04A0"/>
+      </w:tblPr>
+      <w:tblGrid>
+        <w:gridCol w:w="2353"/>
+        <w:gridCol w:w="2353"/>
+        <w:gridCol w:w="2353"/>
+        <w:gridCol w:w="2353"/>
+      </w:tblGrid>
+      <w:tr>
+        <w:tc>
+          <w:tcPr>
+            <w:tcW w:type="dxa" w:w="1814"/>
+            <w:shd w:val="clear" w:color="auto" w:fill="1B3A5F"/>
+          </w:tcPr>
+          <w:p>
+            <w:r>
+              <w:rPr>
+                <w:b/>
+                <w:color w:val="FFFFFF"/>
+                <w:sz w:val="19"/>
+              </w:rPr>
+              <w:t>Coluna</w:t>
+            </w:r>
+          </w:p>
+        </w:tc>
+        <w:tc>
+          <w:tcPr>
+            <w:tcW w:type="dxa" w:w="907"/>
+            <w:shd w:val="clear" w:color="auto" w:fill="1B3A5F"/>
+          </w:tcPr>
+          <w:p>
+            <w:r>
+              <w:rPr>
+                <w:b/>
+                <w:color w:val="FFFFFF"/>
+                <w:sz w:val="19"/>
+              </w:rPr>
+              <w:t>Tipo</w:t>
+            </w:r>
+          </w:p>
+        </w:tc>
+        <w:tc>
+          <w:tcPr>
+            <w:tcW w:type="dxa" w:w="2494"/>
+            <w:shd w:val="clear" w:color="auto" w:fill="1B3A5F"/>
+          </w:tcPr>
+          <w:p>
+            <w:r>
+              <w:rPr>
+                <w:b/>
+                <w:color w:val="FFFFFF"/>
+                <w:sz w:val="19"/>
+              </w:rPr>
+              <w:t>Regras</w:t>
+            </w:r>
+          </w:p>
+        </w:tc>
+        <w:tc>
+          <w:tcPr>
+            <w:tcW w:type="dxa" w:w="4422"/>
+            <w:shd w:val="clear" w:color="auto" w:fill="1B3A5F"/>
+          </w:tcPr>
+          <w:p>
+            <w:r>
+              <w:rPr>
+                <w:b/>
+                <w:color w:val="FFFFFF"/>
+                <w:sz w:val="19"/>
+              </w:rPr>
+              <w:t>Significado</w:t>
+            </w:r>
+          </w:p>
+        </w:tc>
+      </w:tr>
+      <w:tr>
+        <w:tc>
+          <w:tcPr>
+            <w:tcW w:type="dxa" w:w="1814"/>
+          </w:tcPr>
+          <w:p>
+            <w:r>
+              <w:rPr>
+                <w:sz w:val="19"/>
+              </w:rPr>
+              <w:t>id</w:t>
+            </w:r>
+          </w:p>
+        </w:tc>
+        <w:tc>
+          <w:tcPr>
+            <w:tcW w:type="dxa" w:w="907"/>
+          </w:tcPr>
+          <w:p>
+            <w:r>
+              <w:rPr>
+                <w:sz w:val="19"/>
+              </w:rPr>
+              <w:t>integer</w:t>
+            </w:r>
+          </w:p>
+        </w:tc>
+        <w:tc>
+          <w:tcPr>
+            <w:tcW w:type="dxa" w:w="2494"/>
+          </w:tcPr>
+          <w:p>
+            <w:r>
+              <w:rPr>
+                <w:sz w:val="19"/>
+              </w:rPr>
+              <w:t>PK</w:t>
+            </w:r>
+          </w:p>
+        </w:tc>
+        <w:tc>
+          <w:tcPr>
+            <w:tcW w:type="dxa" w:w="4422"/>
+          </w:tcPr>
+          <w:p>
+            <w:r>
+              <w:rPr>
+                <w:sz w:val="19"/>
+              </w:rPr>
+              <w:t>identificador</w:t>
+            </w:r>
+          </w:p>
+        </w:tc>
+      </w:tr>
+      <w:tr>
+        <w:tc>
+          <w:tcPr>
+            <w:tcW w:type="dxa" w:w="1814"/>
+          </w:tcPr>
+          <w:p>
+            <w:r>
+              <w:rPr>
+                <w:sz w:val="19"/>
+              </w:rPr>
+              <w:t>user_id</w:t>
+            </w:r>
+          </w:p>
+        </w:tc>
+        <w:tc>
+          <w:tcPr>
+            <w:tcW w:type="dxa" w:w="907"/>
+          </w:tcPr>
+          <w:p>
+            <w:r>
+              <w:rPr>
+                <w:sz w:val="19"/>
+              </w:rPr>
+              <w:t>integer</w:t>
+            </w:r>
+          </w:p>
+        </w:tc>
+        <w:tc>
+          <w:tcPr>
+            <w:tcW w:type="dxa" w:w="2494"/>
+          </w:tcPr>
+          <w:p>
+            <w:r>
+              <w:rPr>
+                <w:sz w:val="19"/>
+              </w:rPr>
+              <w:t>obrigatório FK → users (cascade)</w:t>
+            </w:r>
+          </w:p>
+        </w:tc>
+        <w:tc>
+          <w:tcPr>
+            <w:tcW w:type="dxa" w:w="4422"/>
+          </w:tcPr>
+          <w:p>
+            <w:r>
+              <w:rPr>
+                <w:sz w:val="19"/>
+              </w:rPr>
+              <w:t>dono da meta</w:t>
+            </w:r>
+          </w:p>
+        </w:tc>
+      </w:tr>
+      <w:tr>
+        <w:tc>
+          <w:tcPr>
+            <w:tcW w:type="dxa" w:w="1814"/>
+          </w:tcPr>
+          <w:p>
+            <w:r>
+              <w:rPr>
+                <w:sz w:val="19"/>
+              </w:rPr>
+              <w:t>subject_id</w:t>
+            </w:r>
+          </w:p>
+        </w:tc>
+        <w:tc>
+          <w:tcPr>
+            <w:tcW w:type="dxa" w:w="907"/>
+          </w:tcPr>
+          <w:p>
+            <w:r>
+              <w:rPr>
+                <w:sz w:val="19"/>
+              </w:rPr>
+              <w:t>integer</w:t>
+            </w:r>
+          </w:p>
+        </w:tc>
+        <w:tc>
+          <w:tcPr>
+            <w:tcW w:type="dxa" w:w="2494"/>
+          </w:tcPr>
+          <w:p>
+            <w:r>
+              <w:rPr>
+                <w:sz w:val="19"/>
+              </w:rPr>
+              <w:t>obrigatório FK → subjects (cascade)</w:t>
+            </w:r>
+          </w:p>
+        </w:tc>
+        <w:tc>
+          <w:tcPr>
+            <w:tcW w:type="dxa" w:w="4422"/>
+          </w:tcPr>
+          <w:p>
+            <w:r>
+              <w:rPr>
+                <w:sz w:val="19"/>
+              </w:rPr>
+              <w:t>disciplina da meta</w:t>
+            </w:r>
+          </w:p>
+        </w:tc>
+      </w:tr>
+      <w:tr>
+        <w:tc>
+          <w:tcPr>
+            <w:tcW w:type="dxa" w:w="1814"/>
+          </w:tcPr>
+          <w:p>
+            <w:r>
+              <w:rPr>
+                <w:sz w:val="19"/>
+              </w:rPr>
+              <w:t>goal_date</w:t>
+            </w:r>
+          </w:p>
+        </w:tc>
+        <w:tc>
+          <w:tcPr>
+            <w:tcW w:type="dxa" w:w="907"/>
+          </w:tcPr>
+          <w:p>
+            <w:r>
+              <w:rPr>
+                <w:sz w:val="19"/>
+              </w:rPr>
+              <w:t>text</w:t>
+            </w:r>
+          </w:p>
+        </w:tc>
+        <w:tc>
+          <w:tcPr>
+            <w:tcW w:type="dxa" w:w="2494"/>
+          </w:tcPr>
+          <w:p>
+            <w:r>
+              <w:rPr>
+                <w:sz w:val="19"/>
+              </w:rPr>
+              <w:t>obrigatório</w:t>
+            </w:r>
+          </w:p>
+        </w:tc>
+        <w:tc>
+          <w:tcPr>
+            <w:tcW w:type="dxa" w:w="4422"/>
+          </w:tcPr>
+          <w:p>
+            <w:r>
+              <w:rPr>
+                <w:sz w:val="19"/>
+              </w:rPr>
+              <w:t>dia da meta (AAAA-MM-DD)</w:t>
+            </w:r>
+          </w:p>
+        </w:tc>
+      </w:tr>
+      <w:tr>
+        <w:tc>
+          <w:tcPr>
+            <w:tcW w:type="dxa" w:w="1814"/>
+          </w:tcPr>
+          <w:p>
+            <w:r>
+              <w:rPr>
+                <w:sz w:val="19"/>
+              </w:rPr>
+              <w:t>description</w:t>
+            </w:r>
+          </w:p>
+        </w:tc>
+        <w:tc>
+          <w:tcPr>
+            <w:tcW w:type="dxa" w:w="907"/>
+          </w:tcPr>
+          <w:p>
+            <w:r>
+              <w:rPr>
+                <w:sz w:val="19"/>
+              </w:rPr>
+              <w:t>text</w:t>
+            </w:r>
+          </w:p>
+        </w:tc>
+        <w:tc>
+          <w:tcPr>
+            <w:tcW w:type="dxa" w:w="2494"/>
+          </w:tcPr>
+          <w:p>
+            <w:r>
+              <w:rPr>
+                <w:sz w:val="19"/>
+              </w:rPr>
+              <w:t>obrigatório</w:t>
+            </w:r>
+          </w:p>
+        </w:tc>
+        <w:tc>
+          <w:tcPr>
+            <w:tcW w:type="dxa" w:w="4422"/>
+          </w:tcPr>
+          <w:p>
+            <w:r>
+              <w:rPr>
+                <w:sz w:val="19"/>
+              </w:rPr>
+              <w:t>o que estudar</w:t>
+            </w:r>
+          </w:p>
+        </w:tc>
+      </w:tr>
+      <w:tr>
+        <w:tc>
+          <w:tcPr>
+            <w:tcW w:type="dxa" w:w="1814"/>
+          </w:tcPr>
+          <w:p>
+            <w:r>
+              <w:rPr>
+                <w:sz w:val="19"/>
+              </w:rPr>
+              <w:t>target_minutes</w:t>
+            </w:r>
+          </w:p>
+        </w:tc>
+        <w:tc>
+          <w:tcPr>
+            <w:tcW w:type="dxa" w:w="907"/>
+          </w:tcPr>
+          <w:p>
+            <w:r>
+              <w:rPr>
+                <w:sz w:val="19"/>
+              </w:rPr>
+              <w:t>integer</w:t>
+            </w:r>
+          </w:p>
+        </w:tc>
+        <w:tc>
+          <w:tcPr>
+            <w:tcW w:type="dxa" w:w="2494"/>
+          </w:tcPr>
+          <w:p>
+            <w:r>
+              <w:rPr>
+                <w:sz w:val="19"/>
+              </w:rPr>
+              <w:t>restrito a valores válidos</w:t>
+            </w:r>
+          </w:p>
+        </w:tc>
+        <w:tc>
+          <w:tcPr>
+            <w:tcW w:type="dxa" w:w="4422"/>
+          </w:tcPr>
+          <w:p>
+            <w:r>
+              <w:rPr>
+                <w:sz w:val="19"/>
+              </w:rPr>
+              <w:t>tempo previsto em minutos (opcional, maior que zero)</w:t>
+            </w:r>
+          </w:p>
+        </w:tc>
+      </w:tr>
+      <w:tr>
+        <w:tc>
+          <w:tcPr>
+            <w:tcW w:type="dxa" w:w="1814"/>
+          </w:tcPr>
+          <w:p>
+            <w:r>
+              <w:rPr>
+                <w:sz w:val="19"/>
+              </w:rPr>
+              <w:t>done</w:t>
+            </w:r>
+          </w:p>
+        </w:tc>
+        <w:tc>
+          <w:tcPr>
+            <w:tcW w:type="dxa" w:w="907"/>
+          </w:tcPr>
+          <w:p>
+            <w:r>
+              <w:rPr>
+                <w:sz w:val="19"/>
+              </w:rPr>
+              <w:t>integer</w:t>
+            </w:r>
+          </w:p>
+        </w:tc>
+        <w:tc>
+          <w:tcPr>
+            <w:tcW w:type="dxa" w:w="2494"/>
+          </w:tcPr>
+          <w:p>
+            <w:r>
+              <w:rPr>
+                <w:sz w:val="19"/>
+              </w:rPr>
+              <w:t>obrigatório padrão 0 restrito a valores válidos</w:t>
+            </w:r>
+          </w:p>
+        </w:tc>
+        <w:tc>
+          <w:tcPr>
+            <w:tcW w:type="dxa" w:w="4422"/>
+          </w:tcPr>
+          <w:p>
+            <w:r>
+              <w:rPr>
+                <w:sz w:val="19"/>
+              </w:rPr>
+              <w:t>1 = concluída</w:t>
+            </w:r>
+          </w:p>
+        </w:tc>
+      </w:tr>
+      <w:tr>
+        <w:tc>
+          <w:tcPr>
+            <w:tcW w:type="dxa" w:w="1814"/>
+          </w:tcPr>
+          <w:p>
+            <w:r>
+              <w:rPr>
+                <w:sz w:val="19"/>
+              </w:rPr>
+              <w:t>done_at</w:t>
+            </w:r>
+          </w:p>
+        </w:tc>
+        <w:tc>
+          <w:tcPr>
+            <w:tcW w:type="dxa" w:w="907"/>
+          </w:tcPr>
+          <w:p>
+            <w:r>
+              <w:rPr>
+                <w:sz w:val="19"/>
+              </w:rPr>
+              <w:t>text</w:t>
+            </w:r>
+          </w:p>
+        </w:tc>
+        <w:tc>
+          <w:tcPr>
+            <w:tcW w:type="dxa" w:w="2494"/>
+          </w:tcPr>
+          <w:p>
+            <w:r>
+              <w:rPr>
+                <w:sz w:val="19"/>
+              </w:rPr>
+            </w:r>
+          </w:p>
+        </w:tc>
+        <w:tc>
+          <w:tcPr>
+            <w:tcW w:type="dxa" w:w="4422"/>
+          </w:tcPr>
+          <w:p>
+            <w:r>
+              <w:rPr>
+                <w:sz w:val="19"/>
+              </w:rPr>
+              <w:t>quando foi concluída</w:t>
+            </w:r>
+          </w:p>
+        </w:tc>
+      </w:tr>
+    </w:tbl>
+    <w:p>
+      <w:pPr>
+        <w:spacing w:after="80"/>
+      </w:pPr>
+    </w:p>
+    <w:p>
+      <w:pPr>
+        <w:spacing w:after="20"/>
+      </w:pPr>
+      <w:r>
+        <w:rPr>
+          <w:b/>
+          <w:i w:val="0"/>
+          <w:color w:val="1B3A5F"/>
+          <w:sz w:val="24"/>
+        </w:rPr>
+        <w:t>study_sessions</w:t>
+      </w:r>
+    </w:p>
+    <w:p>
+      <w:pPr>
+        <w:spacing w:after="60"/>
+      </w:pPr>
+      <w:r>
+        <w:rPr>
+          <w:b w:val="0"/>
+          <w:i w:val="0"/>
+        </w:rPr>
+        <w:t>Tempo realmente estudado; é a base dos gráficos da tela Progresso.</w:t>
+      </w:r>
+    </w:p>
+    <w:tbl>
+      <w:tblPr>
+        <w:tblStyle w:val="TableGrid"/>
+        <w:tblW w:type="auto" w:w="0"/>
+        <w:tblLook w:firstColumn="1" w:firstRow="1" w:lastColumn="0" w:lastRow="0" w:noHBand="0" w:noVBand="1" w:val="04A0"/>
+      </w:tblPr>
+      <w:tblGrid>
+        <w:gridCol w:w="2353"/>
+        <w:gridCol w:w="2353"/>
+        <w:gridCol w:w="2353"/>
+        <w:gridCol w:w="2353"/>
+      </w:tblGrid>
+      <w:tr>
+        <w:tc>
+          <w:tcPr>
+            <w:tcW w:type="dxa" w:w="1814"/>
+            <w:shd w:val="clear" w:color="auto" w:fill="1B3A5F"/>
+          </w:tcPr>
+          <w:p>
+            <w:r>
+              <w:rPr>
+                <w:b/>
+                <w:color w:val="FFFFFF"/>
+                <w:sz w:val="19"/>
+              </w:rPr>
+              <w:t>Coluna</w:t>
+            </w:r>
+          </w:p>
+        </w:tc>
+        <w:tc>
+          <w:tcPr>
+            <w:tcW w:type="dxa" w:w="907"/>
+            <w:shd w:val="clear" w:color="auto" w:fill="1B3A5F"/>
+          </w:tcPr>
+          <w:p>
+            <w:r>
+              <w:rPr>
+                <w:b/>
+                <w:color w:val="FFFFFF"/>
+                <w:sz w:val="19"/>
+              </w:rPr>
+              <w:t>Tipo</w:t>
+            </w:r>
+          </w:p>
+        </w:tc>
+        <w:tc>
+          <w:tcPr>
+            <w:tcW w:type="dxa" w:w="2494"/>
+            <w:shd w:val="clear" w:color="auto" w:fill="1B3A5F"/>
+          </w:tcPr>
+          <w:p>
+            <w:r>
+              <w:rPr>
+                <w:b/>
+                <w:color w:val="FFFFFF"/>
+                <w:sz w:val="19"/>
+              </w:rPr>
+              <w:t>Regras</w:t>
+            </w:r>
+          </w:p>
+        </w:tc>
+        <w:tc>
+          <w:tcPr>
+            <w:tcW w:type="dxa" w:w="4422"/>
+            <w:shd w:val="clear" w:color="auto" w:fill="1B3A5F"/>
+          </w:tcPr>
+          <w:p>
+            <w:r>
+              <w:rPr>
+                <w:b/>
+                <w:color w:val="FFFFFF"/>
+                <w:sz w:val="19"/>
+              </w:rPr>
+              <w:t>Significado</w:t>
+            </w:r>
+          </w:p>
+        </w:tc>
+      </w:tr>
+      <w:tr>
+        <w:tc>
+          <w:tcPr>
+            <w:tcW w:type="dxa" w:w="1814"/>
+          </w:tcPr>
+          <w:p>
+            <w:r>
+              <w:rPr>
+                <w:sz w:val="19"/>
+              </w:rPr>
+              <w:t>id</w:t>
+            </w:r>
+          </w:p>
+        </w:tc>
+        <w:tc>
+          <w:tcPr>
+            <w:tcW w:type="dxa" w:w="907"/>
+          </w:tcPr>
+          <w:p>
+            <w:r>
+              <w:rPr>
+                <w:sz w:val="19"/>
+              </w:rPr>
+              <w:t>integer</w:t>
+            </w:r>
+          </w:p>
+        </w:tc>
+        <w:tc>
+          <w:tcPr>
+            <w:tcW w:type="dxa" w:w="2494"/>
+          </w:tcPr>
+          <w:p>
+            <w:r>
+              <w:rPr>
+                <w:sz w:val="19"/>
+              </w:rPr>
+              <w:t>PK</w:t>
+            </w:r>
+          </w:p>
+        </w:tc>
+        <w:tc>
+          <w:tcPr>
+            <w:tcW w:type="dxa" w:w="4422"/>
+          </w:tcPr>
+          <w:p>
+            <w:r>
+              <w:rPr>
+                <w:sz w:val="19"/>
+              </w:rPr>
+              <w:t>identificador</w:t>
+            </w:r>
+          </w:p>
+        </w:tc>
+      </w:tr>
+      <w:tr>
+        <w:tc>
+          <w:tcPr>
+            <w:tcW w:type="dxa" w:w="1814"/>
+          </w:tcPr>
+          <w:p>
+            <w:r>
+              <w:rPr>
+                <w:sz w:val="19"/>
+              </w:rPr>
+              <w:t>user_id</w:t>
+            </w:r>
+          </w:p>
+        </w:tc>
+        <w:tc>
+          <w:tcPr>
+            <w:tcW w:type="dxa" w:w="907"/>
+          </w:tcPr>
+          <w:p>
+            <w:r>
+              <w:rPr>
+                <w:sz w:val="19"/>
+              </w:rPr>
+              <w:t>integer</w:t>
+            </w:r>
+          </w:p>
+        </w:tc>
+        <w:tc>
+          <w:tcPr>
+            <w:tcW w:type="dxa" w:w="2494"/>
+          </w:tcPr>
+          <w:p>
+            <w:r>
+              <w:rPr>
+                <w:sz w:val="19"/>
+              </w:rPr>
+              <w:t>obrigatório FK → users (cascade)</w:t>
+            </w:r>
+          </w:p>
+        </w:tc>
+        <w:tc>
+          <w:tcPr>
+            <w:tcW w:type="dxa" w:w="4422"/>
+          </w:tcPr>
+          <w:p>
+            <w:r>
+              <w:rPr>
+                <w:sz w:val="19"/>
+              </w:rPr>
+              <w:t>estudante</w:t>
+            </w:r>
+          </w:p>
+        </w:tc>
+      </w:tr>
+      <w:tr>
+        <w:tc>
+          <w:tcPr>
+            <w:tcW w:type="dxa" w:w="1814"/>
+          </w:tcPr>
+          <w:p>
+            <w:r>
+              <w:rPr>
+                <w:sz w:val="19"/>
+              </w:rPr>
+              <w:t>subject_id</w:t>
+            </w:r>
+          </w:p>
+        </w:tc>
+        <w:tc>
+          <w:tcPr>
+            <w:tcW w:type="dxa" w:w="907"/>
+          </w:tcPr>
+          <w:p>
+            <w:r>
+              <w:rPr>
+                <w:sz w:val="19"/>
+              </w:rPr>
+              <w:t>integer</w:t>
+            </w:r>
+          </w:p>
+        </w:tc>
+        <w:tc>
+          <w:tcPr>
+            <w:tcW w:type="dxa" w:w="2494"/>
+          </w:tcPr>
+          <w:p>
+            <w:r>
+              <w:rPr>
+                <w:sz w:val="19"/>
+              </w:rPr>
+              <w:t>obrigatório FK → subjects (cascade)</w:t>
+            </w:r>
+          </w:p>
+        </w:tc>
+        <w:tc>
+          <w:tcPr>
+            <w:tcW w:type="dxa" w:w="4422"/>
+          </w:tcPr>
+          <w:p>
+            <w:r>
+              <w:rPr>
+                <w:sz w:val="19"/>
+              </w:rPr>
+              <w:t>disciplina estudada</w:t>
+            </w:r>
+          </w:p>
+        </w:tc>
+      </w:tr>
+      <w:tr>
+        <w:tc>
+          <w:tcPr>
+            <w:tcW w:type="dxa" w:w="1814"/>
+          </w:tcPr>
+          <w:p>
+            <w:r>
+              <w:rPr>
+                <w:sz w:val="19"/>
+              </w:rPr>
+              <w:t>started_at</w:t>
+            </w:r>
+          </w:p>
+        </w:tc>
+        <w:tc>
+          <w:tcPr>
+            <w:tcW w:type="dxa" w:w="907"/>
+          </w:tcPr>
+          <w:p>
+            <w:r>
+              <w:rPr>
+                <w:sz w:val="19"/>
+              </w:rPr>
+              <w:t>text</w:t>
+            </w:r>
+          </w:p>
+        </w:tc>
+        <w:tc>
+          <w:tcPr>
+            <w:tcW w:type="dxa" w:w="2494"/>
+          </w:tcPr>
+          <w:p>
+            <w:r>
+              <w:rPr>
+                <w:sz w:val="19"/>
+              </w:rPr>
+              <w:t>obrigatório</w:t>
+            </w:r>
+          </w:p>
+        </w:tc>
+        <w:tc>
+          <w:tcPr>
+            <w:tcW w:type="dxa" w:w="4422"/>
+          </w:tcPr>
+          <w:p>
+            <w:r>
+              <w:rPr>
+                <w:sz w:val="19"/>
+              </w:rPr>
+              <w:t>data e hora de início</w:t>
+            </w:r>
+          </w:p>
+        </w:tc>
+      </w:tr>
+      <w:tr>
+        <w:tc>
+          <w:tcPr>
+            <w:tcW w:type="dxa" w:w="1814"/>
+          </w:tcPr>
+          <w:p>
+            <w:r>
+              <w:rPr>
+                <w:sz w:val="19"/>
+              </w:rPr>
+              <w:t>day</w:t>
+            </w:r>
+          </w:p>
+        </w:tc>
+        <w:tc>
+          <w:tcPr>
+            <w:tcW w:type="dxa" w:w="907"/>
+          </w:tcPr>
+          <w:p>
+            <w:r>
+              <w:rPr>
+                <w:sz w:val="19"/>
+              </w:rPr>
+              <w:t>text</w:t>
+            </w:r>
+          </w:p>
+        </w:tc>
+        <w:tc>
+          <w:tcPr>
+            <w:tcW w:type="dxa" w:w="2494"/>
+          </w:tcPr>
+          <w:p>
+            <w:r>
+              <w:rPr>
+                <w:sz w:val="19"/>
+              </w:rPr>
+              <w:t>obrigatório</w:t>
+            </w:r>
+          </w:p>
+        </w:tc>
+        <w:tc>
+          <w:tcPr>
+            <w:tcW w:type="dxa" w:w="4422"/>
+          </w:tcPr>
+          <w:p>
+            <w:r>
+              <w:rPr>
+                <w:sz w:val="19"/>
+              </w:rPr>
+              <w:t>dia local do aluno, usado para somar por dia</w:t>
+            </w:r>
+          </w:p>
+        </w:tc>
+      </w:tr>
+      <w:tr>
+        <w:tc>
+          <w:tcPr>
+            <w:tcW w:type="dxa" w:w="1814"/>
+          </w:tcPr>
+          <w:p>
+            <w:r>
+              <w:rPr>
+                <w:sz w:val="19"/>
+              </w:rPr>
+              <w:t>minutes</w:t>
+            </w:r>
+          </w:p>
+        </w:tc>
+        <w:tc>
+          <w:tcPr>
+            <w:tcW w:type="dxa" w:w="907"/>
+          </w:tcPr>
+          <w:p>
+            <w:r>
+              <w:rPr>
+                <w:sz w:val="19"/>
+              </w:rPr>
+              <w:t>integer</w:t>
+            </w:r>
+          </w:p>
+        </w:tc>
+        <w:tc>
+          <w:tcPr>
+            <w:tcW w:type="dxa" w:w="2494"/>
+          </w:tcPr>
+          <w:p>
+            <w:r>
+              <w:rPr>
+                <w:sz w:val="19"/>
+              </w:rPr>
+              <w:t>obrigatório restrito a valores válidos</w:t>
+            </w:r>
+          </w:p>
+        </w:tc>
+        <w:tc>
+          <w:tcPr>
+            <w:tcW w:type="dxa" w:w="4422"/>
+          </w:tcPr>
+          <w:p>
+            <w:r>
+              <w:rPr>
+                <w:sz w:val="19"/>
+              </w:rPr>
+              <w:t>duração em minutos (maior que zero)</w:t>
+            </w:r>
+          </w:p>
+        </w:tc>
+      </w:tr>
+    </w:tbl>
+    <w:p>
+      <w:pPr>
+        <w:spacing w:after="80"/>
+      </w:pPr>
+    </w:p>
+    <w:p>
+      <w:pPr>
+        <w:spacing w:after="20"/>
+      </w:pPr>
+      <w:r>
+        <w:rPr>
+          <w:b/>
+          <w:i w:val="0"/>
+          <w:color w:val="1B3A5F"/>
+          <w:sz w:val="24"/>
+        </w:rPr>
+        <w:t>chat_threads</w:t>
+      </w:r>
+    </w:p>
+    <w:p>
+      <w:pPr>
+        <w:spacing w:after="60"/>
+      </w:pPr>
+      <w:r>
+        <w:rPr>
+          <w:b w:val="0"/>
+          <w:i w:val="0"/>
+        </w:rPr>
+        <w:t>Conversas com o Professor Tutor IA.</w:t>
+      </w:r>
+    </w:p>
+    <w:tbl>
+      <w:tblPr>
+        <w:tblStyle w:val="TableGrid"/>
+        <w:tblW w:type="auto" w:w="0"/>
+        <w:tblLook w:firstColumn="1" w:firstRow="1" w:lastColumn="0" w:lastRow="0" w:noHBand="0" w:noVBand="1" w:val="04A0"/>
+      </w:tblPr>
+      <w:tblGrid>
+        <w:gridCol w:w="2353"/>
+        <w:gridCol w:w="2353"/>
+        <w:gridCol w:w="2353"/>
+        <w:gridCol w:w="2353"/>
+      </w:tblGrid>
+      <w:tr>
+        <w:tc>
+          <w:tcPr>
+            <w:tcW w:type="dxa" w:w="1814"/>
+            <w:shd w:val="clear" w:color="auto" w:fill="1B3A5F"/>
+          </w:tcPr>
+          <w:p>
+            <w:r>
+              <w:rPr>
+                <w:b/>
+                <w:color w:val="FFFFFF"/>
+                <w:sz w:val="19"/>
+              </w:rPr>
+              <w:t>Coluna</w:t>
+            </w:r>
+          </w:p>
+        </w:tc>
+        <w:tc>
+          <w:tcPr>
+            <w:tcW w:type="dxa" w:w="907"/>
+            <w:shd w:val="clear" w:color="auto" w:fill="1B3A5F"/>
+          </w:tcPr>
+          <w:p>
+            <w:r>
+              <w:rPr>
+                <w:b/>
+                <w:color w:val="FFFFFF"/>
+                <w:sz w:val="19"/>
+              </w:rPr>
+              <w:t>Tipo</w:t>
+            </w:r>
+          </w:p>
+        </w:tc>
+        <w:tc>
+          <w:tcPr>
+            <w:tcW w:type="dxa" w:w="2494"/>
+            <w:shd w:val="clear" w:color="auto" w:fill="1B3A5F"/>
+          </w:tcPr>
+          <w:p>
+            <w:r>
+              <w:rPr>
+                <w:b/>
+                <w:color w:val="FFFFFF"/>
+                <w:sz w:val="19"/>
+              </w:rPr>
+              <w:t>Regras</w:t>
+            </w:r>
+          </w:p>
+        </w:tc>
+        <w:tc>
+          <w:tcPr>
+            <w:tcW w:type="dxa" w:w="4422"/>
+            <w:shd w:val="clear" w:color="auto" w:fill="1B3A5F"/>
+          </w:tcPr>
+          <w:p>
+            <w:r>
+              <w:rPr>
+                <w:b/>
+                <w:color w:val="FFFFFF"/>
+                <w:sz w:val="19"/>
+              </w:rPr>
+              <w:t>Significado</w:t>
+            </w:r>
+          </w:p>
+        </w:tc>
+      </w:tr>
+      <w:tr>
+        <w:tc>
+          <w:tcPr>
+            <w:tcW w:type="dxa" w:w="1814"/>
+          </w:tcPr>
+          <w:p>
+            <w:r>
+              <w:rPr>
+                <w:sz w:val="19"/>
+              </w:rPr>
+              <w:t>id</w:t>
+            </w:r>
+          </w:p>
+        </w:tc>
+        <w:tc>
+          <w:tcPr>
+            <w:tcW w:type="dxa" w:w="907"/>
+          </w:tcPr>
+          <w:p>
+            <w:r>
+              <w:rPr>
+                <w:sz w:val="19"/>
+              </w:rPr>
+              <w:t>integer</w:t>
+            </w:r>
+          </w:p>
+        </w:tc>
+        <w:tc>
+          <w:tcPr>
+            <w:tcW w:type="dxa" w:w="2494"/>
+          </w:tcPr>
+          <w:p>
+            <w:r>
+              <w:rPr>
+                <w:sz w:val="19"/>
+              </w:rPr>
+              <w:t>PK</w:t>
+            </w:r>
+          </w:p>
+        </w:tc>
+        <w:tc>
+          <w:tcPr>
+            <w:tcW w:type="dxa" w:w="4422"/>
+          </w:tcPr>
+          <w:p>
+            <w:r>
+              <w:rPr>
+                <w:sz w:val="19"/>
+              </w:rPr>
+              <w:t>identificador</w:t>
+            </w:r>
+          </w:p>
+        </w:tc>
+      </w:tr>
+      <w:tr>
+        <w:tc>
+          <w:tcPr>
+            <w:tcW w:type="dxa" w:w="1814"/>
+          </w:tcPr>
+          <w:p>
+            <w:r>
+              <w:rPr>
+                <w:sz w:val="19"/>
+              </w:rPr>
+              <w:t>user_id</w:t>
+            </w:r>
+          </w:p>
+        </w:tc>
+        <w:tc>
+          <w:tcPr>
+            <w:tcW w:type="dxa" w:w="907"/>
+          </w:tcPr>
+          <w:p>
+            <w:r>
+              <w:rPr>
+                <w:sz w:val="19"/>
+              </w:rPr>
+              <w:t>integer</w:t>
+            </w:r>
+          </w:p>
+        </w:tc>
+        <w:tc>
+          <w:tcPr>
+            <w:tcW w:type="dxa" w:w="2494"/>
+          </w:tcPr>
+          <w:p>
+            <w:r>
+              <w:rPr>
+                <w:sz w:val="19"/>
+              </w:rPr>
+              <w:t>obrigatório FK → users (cascade)</w:t>
+            </w:r>
+          </w:p>
+        </w:tc>
+        <w:tc>
+          <w:tcPr>
+            <w:tcW w:type="dxa" w:w="4422"/>
+          </w:tcPr>
+          <w:p>
+            <w:r>
+              <w:rPr>
+                <w:sz w:val="19"/>
+              </w:rPr>
+              <w:t>dono da conversa</w:t>
+            </w:r>
+          </w:p>
+        </w:tc>
+      </w:tr>
+      <w:tr>
+        <w:tc>
+          <w:tcPr>
+            <w:tcW w:type="dxa" w:w="1814"/>
+          </w:tcPr>
+          <w:p>
+            <w:r>
+              <w:rPr>
+                <w:sz w:val="19"/>
+              </w:rPr>
+              <w:t>subject_id</w:t>
+            </w:r>
+          </w:p>
+        </w:tc>
+        <w:tc>
+          <w:tcPr>
+            <w:tcW w:type="dxa" w:w="907"/>
+          </w:tcPr>
+          <w:p>
+            <w:r>
+              <w:rPr>
+                <w:sz w:val="19"/>
+              </w:rPr>
+              <w:t>integer</w:t>
+            </w:r>
+          </w:p>
+        </w:tc>
+        <w:tc>
+          <w:tcPr>
+            <w:tcW w:type="dxa" w:w="2494"/>
+          </w:tcPr>
+          <w:p>
+            <w:r>
+              <w:rPr>
+                <w:sz w:val="19"/>
+              </w:rPr>
+              <w:t>FK → subjects (cascade)</w:t>
+            </w:r>
+          </w:p>
+        </w:tc>
+        <w:tc>
+          <w:tcPr>
+            <w:tcW w:type="dxa" w:w="4422"/>
+          </w:tcPr>
+          <w:p>
+            <w:r>
+              <w:rPr>
+                <w:sz w:val="19"/>
+              </w:rPr>
+              <w:t>disciplina de contexto (vazio = conversa geral)</w:t>
+            </w:r>
+          </w:p>
+        </w:tc>
+      </w:tr>
+      <w:tr>
+        <w:tc>
+          <w:tcPr>
+            <w:tcW w:type="dxa" w:w="1814"/>
+          </w:tcPr>
+          <w:p>
+            <w:r>
+              <w:rPr>
+                <w:sz w:val="19"/>
+              </w:rPr>
+              <w:t>title</w:t>
+            </w:r>
+          </w:p>
+        </w:tc>
+        <w:tc>
+          <w:tcPr>
+            <w:tcW w:type="dxa" w:w="907"/>
+          </w:tcPr>
+          <w:p>
+            <w:r>
+              <w:rPr>
+                <w:sz w:val="19"/>
+              </w:rPr>
+              <w:t>text</w:t>
+            </w:r>
+          </w:p>
+        </w:tc>
+        <w:tc>
+          <w:tcPr>
+            <w:tcW w:type="dxa" w:w="2494"/>
+          </w:tcPr>
+          <w:p>
+            <w:r>
+              <w:rPr>
+                <w:sz w:val="19"/>
+              </w:rPr>
+            </w:r>
+          </w:p>
+        </w:tc>
+        <w:tc>
+          <w:tcPr>
+            <w:tcW w:type="dxa" w:w="4422"/>
+          </w:tcPr>
+          <w:p>
+            <w:r>
+              <w:rPr>
+                <w:sz w:val="19"/>
+              </w:rPr>
+              <w:t>título gerado a partir da primeira mensagem</w:t>
+            </w:r>
+          </w:p>
+        </w:tc>
+      </w:tr>
+      <w:tr>
+        <w:tc>
+          <w:tcPr>
+            <w:tcW w:type="dxa" w:w="1814"/>
+          </w:tcPr>
+          <w:p>
+            <w:r>
+              <w:rPr>
+                <w:sz w:val="19"/>
+              </w:rPr>
+              <w:t>created_at</w:t>
+            </w:r>
+          </w:p>
+        </w:tc>
+        <w:tc>
+          <w:tcPr>
+            <w:tcW w:type="dxa" w:w="907"/>
+          </w:tcPr>
+          <w:p>
+            <w:r>
+              <w:rPr>
+                <w:sz w:val="19"/>
+              </w:rPr>
+              <w:t>text</w:t>
+            </w:r>
+          </w:p>
+        </w:tc>
+        <w:tc>
+          <w:tcPr>
+            <w:tcW w:type="dxa" w:w="2494"/>
+          </w:tcPr>
+          <w:p>
+            <w:r>
+              <w:rPr>
+                <w:sz w:val="19"/>
+              </w:rPr>
+              <w:t>obrigatório</w:t>
+            </w:r>
+          </w:p>
+        </w:tc>
+        <w:tc>
+          <w:tcPr>
+            <w:tcW w:type="dxa" w:w="4422"/>
+          </w:tcPr>
+          <w:p>
+            <w:r>
+              <w:rPr>
+                <w:sz w:val="19"/>
+              </w:rPr>
+              <w:t>criação</w:t>
+            </w:r>
+          </w:p>
+        </w:tc>
+      </w:tr>
+      <w:tr>
+        <w:tc>
+          <w:tcPr>
+            <w:tcW w:type="dxa" w:w="1814"/>
+          </w:tcPr>
+          <w:p>
+            <w:r>
+              <w:rPr>
+                <w:sz w:val="19"/>
+              </w:rPr>
+              <w:t>updated_at</w:t>
+            </w:r>
+          </w:p>
+        </w:tc>
+        <w:tc>
+          <w:tcPr>
+            <w:tcW w:type="dxa" w:w="907"/>
+          </w:tcPr>
+          <w:p>
+            <w:r>
+              <w:rPr>
+                <w:sz w:val="19"/>
+              </w:rPr>
+              <w:t>text</w:t>
+            </w:r>
+          </w:p>
+        </w:tc>
+        <w:tc>
+          <w:tcPr>
+            <w:tcW w:type="dxa" w:w="2494"/>
+          </w:tcPr>
+          <w:p>
+            <w:r>
+              <w:rPr>
+                <w:sz w:val="19"/>
+              </w:rPr>
+              <w:t>obrigatório</w:t>
+            </w:r>
+          </w:p>
+        </w:tc>
+        <w:tc>
+          <w:tcPr>
+            <w:tcW w:type="dxa" w:w="4422"/>
+          </w:tcPr>
+          <w:p>
+            <w:r>
+              <w:rPr>
+                <w:sz w:val="19"/>
+              </w:rPr>
+              <w:t>última mensagem</w:t>
+            </w:r>
+          </w:p>
+        </w:tc>
+      </w:tr>
+    </w:tbl>
+    <w:p>
+      <w:pPr>
+        <w:spacing w:after="80"/>
+      </w:pPr>
+    </w:p>
+    <w:p>
+      <w:pPr>
+        <w:spacing w:after="20"/>
+      </w:pPr>
+      <w:r>
+        <w:rPr>
+          <w:b/>
+          <w:i w:val="0"/>
+          <w:color w:val="1B3A5F"/>
+          <w:sz w:val="24"/>
+        </w:rPr>
+        <w:t>chat_messages</w:t>
+      </w:r>
+    </w:p>
+    <w:p>
+      <w:pPr>
+        <w:spacing w:after="60"/>
+      </w:pPr>
+      <w:r>
+        <w:rPr>
+          <w:b w:val="0"/>
+          <w:i w:val="0"/>
+        </w:rPr>
+        <w:t>Mensagens de cada conversa.</w:t>
+      </w:r>
+    </w:p>
+    <w:tbl>
+      <w:tblPr>
+        <w:tblStyle w:val="TableGrid"/>
+        <w:tblW w:type="auto" w:w="0"/>
+        <w:tblLook w:firstColumn="1" w:firstRow="1" w:lastColumn="0" w:lastRow="0" w:noHBand="0" w:noVBand="1" w:val="04A0"/>
+      </w:tblPr>
+      <w:tblGrid>
+        <w:gridCol w:w="2353"/>
+        <w:gridCol w:w="2353"/>
+        <w:gridCol w:w="2353"/>
+        <w:gridCol w:w="2353"/>
+      </w:tblGrid>
+      <w:tr>
+        <w:tc>
+          <w:tcPr>
+            <w:tcW w:type="dxa" w:w="1814"/>
+            <w:shd w:val="clear" w:color="auto" w:fill="1B3A5F"/>
+          </w:tcPr>
+          <w:p>
+            <w:r>
+              <w:rPr>
+                <w:b/>
+                <w:color w:val="FFFFFF"/>
+                <w:sz w:val="19"/>
+              </w:rPr>
+              <w:t>Coluna</w:t>
+            </w:r>
+          </w:p>
+        </w:tc>
+        <w:tc>
+          <w:tcPr>
+            <w:tcW w:type="dxa" w:w="907"/>
+            <w:shd w:val="clear" w:color="auto" w:fill="1B3A5F"/>
+          </w:tcPr>
+          <w:p>
+            <w:r>
+              <w:rPr>
+                <w:b/>
+                <w:color w:val="FFFFFF"/>
+                <w:sz w:val="19"/>
+              </w:rPr>
+              <w:t>Tipo</w:t>
+            </w:r>
+          </w:p>
+        </w:tc>
+        <w:tc>
+          <w:tcPr>
+            <w:tcW w:type="dxa" w:w="2494"/>
+            <w:shd w:val="clear" w:color="auto" w:fill="1B3A5F"/>
+          </w:tcPr>
+          <w:p>
+            <w:r>
+              <w:rPr>
+                <w:b/>
+                <w:color w:val="FFFFFF"/>
+                <w:sz w:val="19"/>
+              </w:rPr>
+              <w:t>Regras</w:t>
+            </w:r>
+          </w:p>
+        </w:tc>
+        <w:tc>
+          <w:tcPr>
+            <w:tcW w:type="dxa" w:w="4422"/>
+            <w:shd w:val="clear" w:color="auto" w:fill="1B3A5F"/>
+          </w:tcPr>
+          <w:p>
+            <w:r>
+              <w:rPr>
+                <w:b/>
+                <w:color w:val="FFFFFF"/>
+                <w:sz w:val="19"/>
+              </w:rPr>
+              <w:t>Significado</w:t>
+            </w:r>
+          </w:p>
+        </w:tc>
+      </w:tr>
+      <w:tr>
+        <w:tc>
+          <w:tcPr>
+            <w:tcW w:type="dxa" w:w="1814"/>
+          </w:tcPr>
+          <w:p>
+            <w:r>
+              <w:rPr>
+                <w:sz w:val="19"/>
+              </w:rPr>
+              <w:t>id</w:t>
+            </w:r>
+          </w:p>
+        </w:tc>
+        <w:tc>
+          <w:tcPr>
+            <w:tcW w:type="dxa" w:w="907"/>
+          </w:tcPr>
+          <w:p>
+            <w:r>
+              <w:rPr>
+                <w:sz w:val="19"/>
+              </w:rPr>
+              <w:t>integer</w:t>
+            </w:r>
+          </w:p>
+        </w:tc>
+        <w:tc>
+          <w:tcPr>
+            <w:tcW w:type="dxa" w:w="2494"/>
+          </w:tcPr>
+          <w:p>
+            <w:r>
+              <w:rPr>
+                <w:sz w:val="19"/>
+              </w:rPr>
+              <w:t>PK</w:t>
+            </w:r>
+          </w:p>
+        </w:tc>
+        <w:tc>
+          <w:tcPr>
+            <w:tcW w:type="dxa" w:w="4422"/>
+          </w:tcPr>
+          <w:p>
+            <w:r>
+              <w:rPr>
+                <w:sz w:val="19"/>
+              </w:rPr>
+              <w:t>identificador</w:t>
+            </w:r>
+          </w:p>
+        </w:tc>
+      </w:tr>
+      <w:tr>
+        <w:tc>
+          <w:tcPr>
+            <w:tcW w:type="dxa" w:w="1814"/>
+          </w:tcPr>
+          <w:p>
+            <w:r>
+              <w:rPr>
+                <w:sz w:val="19"/>
+              </w:rPr>
+              <w:t>thread_id</w:t>
+            </w:r>
+          </w:p>
+        </w:tc>
+        <w:tc>
+          <w:tcPr>
+            <w:tcW w:type="dxa" w:w="907"/>
+          </w:tcPr>
+          <w:p>
+            <w:r>
+              <w:rPr>
+                <w:sz w:val="19"/>
+              </w:rPr>
+              <w:t>integer</w:t>
+            </w:r>
+          </w:p>
+        </w:tc>
+        <w:tc>
+          <w:tcPr>
+            <w:tcW w:type="dxa" w:w="2494"/>
+          </w:tcPr>
+          <w:p>
+            <w:r>
+              <w:rPr>
+                <w:sz w:val="19"/>
+              </w:rPr>
+              <w:t>obrigatório FK → chat_threads (cascade)</w:t>
+            </w:r>
+          </w:p>
+        </w:tc>
+        <w:tc>
+          <w:tcPr>
+            <w:tcW w:type="dxa" w:w="4422"/>
+          </w:tcPr>
+          <w:p>
+            <w:r>
+              <w:rPr>
+                <w:sz w:val="19"/>
+              </w:rPr>
+              <w:t>conversa (apagada junto com ela)</w:t>
+            </w:r>
+          </w:p>
+        </w:tc>
+      </w:tr>
+      <w:tr>
+        <w:tc>
+          <w:tcPr>
+            <w:tcW w:type="dxa" w:w="1814"/>
+          </w:tcPr>
+          <w:p>
+            <w:r>
+              <w:rPr>
+                <w:sz w:val="19"/>
+              </w:rPr>
+              <w:t>role</w:t>
+            </w:r>
+          </w:p>
+        </w:tc>
+        <w:tc>
+          <w:tcPr>
+            <w:tcW w:type="dxa" w:w="907"/>
+          </w:tcPr>
+          <w:p>
+            <w:r>
+              <w:rPr>
+                <w:sz w:val="19"/>
+              </w:rPr>
+              <w:t>text</w:t>
+            </w:r>
+          </w:p>
+        </w:tc>
+        <w:tc>
+          <w:tcPr>
+            <w:tcW w:type="dxa" w:w="2494"/>
+          </w:tcPr>
+          <w:p>
+            <w:r>
+              <w:rPr>
+                <w:sz w:val="19"/>
+              </w:rPr>
+              <w:t>obrigatório restrito a valores válidos</w:t>
+            </w:r>
+          </w:p>
+        </w:tc>
+        <w:tc>
+          <w:tcPr>
+            <w:tcW w:type="dxa" w:w="4422"/>
+          </w:tcPr>
+          <w:p>
+            <w:r>
+              <w:rPr>
+                <w:sz w:val="19"/>
+              </w:rPr>
+              <w:t>user (aluno) ou assistant (tutor)</w:t>
+            </w:r>
+          </w:p>
+        </w:tc>
+      </w:tr>
+      <w:tr>
+        <w:tc>
+          <w:tcPr>
+            <w:tcW w:type="dxa" w:w="1814"/>
+          </w:tcPr>
+          <w:p>
+            <w:r>
+              <w:rPr>
+                <w:sz w:val="19"/>
+              </w:rPr>
+              <w:t>content</w:t>
+            </w:r>
+          </w:p>
+        </w:tc>
+        <w:tc>
+          <w:tcPr>
+            <w:tcW w:type="dxa" w:w="907"/>
+          </w:tcPr>
+          <w:p>
+            <w:r>
+              <w:rPr>
+                <w:sz w:val="19"/>
+              </w:rPr>
+              <w:t>text</w:t>
+            </w:r>
+          </w:p>
+        </w:tc>
+        <w:tc>
+          <w:tcPr>
+            <w:tcW w:type="dxa" w:w="2494"/>
+          </w:tcPr>
+          <w:p>
+            <w:r>
+              <w:rPr>
+                <w:sz w:val="19"/>
+              </w:rPr>
+              <w:t>obrigatório</w:t>
+            </w:r>
+          </w:p>
+        </w:tc>
+        <w:tc>
+          <w:tcPr>
+            <w:tcW w:type="dxa" w:w="4422"/>
+          </w:tcPr>
+          <w:p>
+            <w:r>
+              <w:rPr>
+                <w:sz w:val="19"/>
+              </w:rPr>
+              <w:t>texto da mensagem</w:t>
+            </w:r>
+          </w:p>
+        </w:tc>
+      </w:tr>
+      <w:tr>
+        <w:tc>
+          <w:tcPr>
+            <w:tcW w:type="dxa" w:w="1814"/>
+          </w:tcPr>
+          <w:p>
+            <w:r>
+              <w:rPr>
+                <w:sz w:val="19"/>
+              </w:rPr>
+              <w:t>created_at</w:t>
+            </w:r>
+          </w:p>
+        </w:tc>
+        <w:tc>
+          <w:tcPr>
+            <w:tcW w:type="dxa" w:w="907"/>
+          </w:tcPr>
+          <w:p>
+            <w:r>
+              <w:rPr>
+                <w:sz w:val="19"/>
+              </w:rPr>
+              <w:t>text</w:t>
+            </w:r>
+          </w:p>
+        </w:tc>
+        <w:tc>
+          <w:tcPr>
+            <w:tcW w:type="dxa" w:w="2494"/>
+          </w:tcPr>
+          <w:p>
+            <w:r>
+              <w:rPr>
+                <w:sz w:val="19"/>
+              </w:rPr>
+              <w:t>obrigatório</w:t>
+            </w:r>
+          </w:p>
+        </w:tc>
+        <w:tc>
+          <w:tcPr>
+            <w:tcW w:type="dxa" w:w="4422"/>
+          </w:tcPr>
+          <w:p>
+            <w:r>
+              <w:rPr>
+                <w:sz w:val="19"/>
+              </w:rPr>
+              <w:t>data e hora</w:t>
+            </w:r>
+          </w:p>
+        </w:tc>
+      </w:tr>
+    </w:tbl>
+    <w:p>
+      <w:pPr>
+        <w:spacing w:after="80"/>
+      </w:pPr>
+    </w:p>
+    <w:p>
+      <w:pPr>
+        <w:spacing w:after="20"/>
+      </w:pPr>
+      <w:r>
+        <w:rPr>
+          <w:b/>
+          <w:i w:val="0"/>
+          <w:color w:val="1B3A5F"/>
+          <w:sz w:val="24"/>
+        </w:rPr>
+        <w:t>lessons</w:t>
+      </w:r>
+    </w:p>
+    <w:p>
+      <w:pPr>
+        <w:spacing w:after="60"/>
+      </w:pPr>
+      <w:r>
+        <w:rPr>
+          <w:b w:val="0"/>
+          <w:i w:val="0"/>
+        </w:rPr>
+        <w:t>Aulas lidas da faculdade pelo scraper.</w:t>
+      </w:r>
+    </w:p>
+    <w:tbl>
+      <w:tblPr>
+        <w:tblStyle w:val="TableGrid"/>
+        <w:tblW w:type="auto" w:w="0"/>
+        <w:tblLook w:firstColumn="1" w:firstRow="1" w:lastColumn="0" w:lastRow="0" w:noHBand="0" w:noVBand="1" w:val="04A0"/>
+      </w:tblPr>
+      <w:tblGrid>
+        <w:gridCol w:w="2353"/>
+        <w:gridCol w:w="2353"/>
+        <w:gridCol w:w="2353"/>
+        <w:gridCol w:w="2353"/>
+      </w:tblGrid>
+      <w:tr>
+        <w:tc>
+          <w:tcPr>
+            <w:tcW w:type="dxa" w:w="1814"/>
+            <w:shd w:val="clear" w:color="auto" w:fill="1B3A5F"/>
+          </w:tcPr>
+          <w:p>
+            <w:r>
+              <w:rPr>
+                <w:b/>
+                <w:color w:val="FFFFFF"/>
+                <w:sz w:val="19"/>
+              </w:rPr>
+              <w:t>Coluna</w:t>
+            </w:r>
+          </w:p>
+        </w:tc>
+        <w:tc>
+          <w:tcPr>
+            <w:tcW w:type="dxa" w:w="907"/>
+            <w:shd w:val="clear" w:color="auto" w:fill="1B3A5F"/>
+          </w:tcPr>
+          <w:p>
+            <w:r>
+              <w:rPr>
+                <w:b/>
+                <w:color w:val="FFFFFF"/>
+                <w:sz w:val="19"/>
+              </w:rPr>
+              <w:t>Tipo</w:t>
+            </w:r>
+          </w:p>
+        </w:tc>
+        <w:tc>
+          <w:tcPr>
+            <w:tcW w:type="dxa" w:w="2494"/>
+            <w:shd w:val="clear" w:color="auto" w:fill="1B3A5F"/>
+          </w:tcPr>
+          <w:p>
+            <w:r>
+              <w:rPr>
+                <w:b/>
+                <w:color w:val="FFFFFF"/>
+                <w:sz w:val="19"/>
+              </w:rPr>
+              <w:t>Regras</w:t>
+            </w:r>
+          </w:p>
+        </w:tc>
+        <w:tc>
+          <w:tcPr>
+            <w:tcW w:type="dxa" w:w="4422"/>
+            <w:shd w:val="clear" w:color="auto" w:fill="1B3A5F"/>
+          </w:tcPr>
+          <w:p>
+            <w:r>
+              <w:rPr>
+                <w:b/>
+                <w:color w:val="FFFFFF"/>
+                <w:sz w:val="19"/>
+              </w:rPr>
+              <w:t>Significado</w:t>
+            </w:r>
+          </w:p>
+        </w:tc>
+      </w:tr>
+      <w:tr>
+        <w:tc>
+          <w:tcPr>
+            <w:tcW w:type="dxa" w:w="1814"/>
+          </w:tcPr>
+          <w:p>
+            <w:r>
+              <w:rPr>
+                <w:sz w:val="19"/>
+              </w:rPr>
+              <w:t>id</w:t>
+            </w:r>
+          </w:p>
+        </w:tc>
+        <w:tc>
+          <w:tcPr>
+            <w:tcW w:type="dxa" w:w="907"/>
+          </w:tcPr>
+          <w:p>
+            <w:r>
+              <w:rPr>
+                <w:sz w:val="19"/>
+              </w:rPr>
+              <w:t>integer</w:t>
+            </w:r>
+          </w:p>
+        </w:tc>
+        <w:tc>
+          <w:tcPr>
+            <w:tcW w:type="dxa" w:w="2494"/>
+          </w:tcPr>
+          <w:p>
+            <w:r>
+              <w:rPr>
+                <w:sz w:val="19"/>
+              </w:rPr>
+              <w:t>PK</w:t>
+            </w:r>
+          </w:p>
+        </w:tc>
+        <w:tc>
+          <w:tcPr>
+            <w:tcW w:type="dxa" w:w="4422"/>
+          </w:tcPr>
+          <w:p>
+            <w:r>
+              <w:rPr>
+                <w:sz w:val="19"/>
+              </w:rPr>
+              <w:t>identificador</w:t>
+            </w:r>
+          </w:p>
+        </w:tc>
+      </w:tr>
+      <w:tr>
+        <w:tc>
+          <w:tcPr>
+            <w:tcW w:type="dxa" w:w="1814"/>
+          </w:tcPr>
+          <w:p>
+            <w:r>
+              <w:rPr>
+                <w:sz w:val="19"/>
+              </w:rPr>
+              <w:t>user_id</w:t>
+            </w:r>
+          </w:p>
+        </w:tc>
+        <w:tc>
+          <w:tcPr>
+            <w:tcW w:type="dxa" w:w="907"/>
+          </w:tcPr>
+          <w:p>
+            <w:r>
+              <w:rPr>
+                <w:sz w:val="19"/>
+              </w:rPr>
+              <w:t>integer</w:t>
+            </w:r>
+          </w:p>
+        </w:tc>
+        <w:tc>
+          <w:tcPr>
+            <w:tcW w:type="dxa" w:w="2494"/>
+          </w:tcPr>
+          <w:p>
+            <w:r>
+              <w:rPr>
+                <w:sz w:val="19"/>
+              </w:rPr>
+              <w:t>obrigatório FK → users (cascade)</w:t>
+            </w:r>
+          </w:p>
+        </w:tc>
+        <w:tc>
+          <w:tcPr>
+            <w:tcW w:type="dxa" w:w="4422"/>
+          </w:tcPr>
+          <w:p>
+            <w:r>
+              <w:rPr>
+                <w:sz w:val="19"/>
+              </w:rPr>
+              <w:t>estudante</w:t>
+            </w:r>
+          </w:p>
+        </w:tc>
+      </w:tr>
+      <w:tr>
+        <w:tc>
+          <w:tcPr>
+            <w:tcW w:type="dxa" w:w="1814"/>
+          </w:tcPr>
+          <w:p>
+            <w:r>
+              <w:rPr>
+                <w:sz w:val="19"/>
+              </w:rPr>
+              <w:t>subject_id</w:t>
+            </w:r>
+          </w:p>
+        </w:tc>
+        <w:tc>
+          <w:tcPr>
+            <w:tcW w:type="dxa" w:w="907"/>
+          </w:tcPr>
+          <w:p>
+            <w:r>
+              <w:rPr>
+                <w:sz w:val="19"/>
+              </w:rPr>
+              <w:t>integer</w:t>
+            </w:r>
+          </w:p>
+        </w:tc>
+        <w:tc>
+          <w:tcPr>
+            <w:tcW w:type="dxa" w:w="2494"/>
+          </w:tcPr>
+          <w:p>
+            <w:r>
+              <w:rPr>
+                <w:sz w:val="19"/>
+              </w:rPr>
+              <w:t>obrigatório FK → subjects (cascade)</w:t>
+            </w:r>
+          </w:p>
+        </w:tc>
+        <w:tc>
+          <w:tcPr>
+            <w:tcW w:type="dxa" w:w="4422"/>
+          </w:tcPr>
+          <w:p>
+            <w:r>
+              <w:rPr>
+                <w:sz w:val="19"/>
+              </w:rPr>
+              <w:t>disciplina da aula</w:t>
+            </w:r>
+          </w:p>
+        </w:tc>
+      </w:tr>
+      <w:tr>
+        <w:tc>
+          <w:tcPr>
+            <w:tcW w:type="dxa" w:w="1814"/>
+          </w:tcPr>
+          <w:p>
+            <w:r>
+              <w:rPr>
+                <w:sz w:val="19"/>
+              </w:rPr>
+              <w:t>external_id</w:t>
+            </w:r>
+          </w:p>
+        </w:tc>
+        <w:tc>
+          <w:tcPr>
+            <w:tcW w:type="dxa" w:w="907"/>
+          </w:tcPr>
+          <w:p>
+            <w:r>
+              <w:rPr>
+                <w:sz w:val="19"/>
+              </w:rPr>
+              <w:t>text</w:t>
+            </w:r>
+          </w:p>
+        </w:tc>
+        <w:tc>
+          <w:tcPr>
+            <w:tcW w:type="dxa" w:w="2494"/>
+          </w:tcPr>
+          <w:p>
+            <w:r>
+              <w:rPr>
+                <w:sz w:val="19"/>
+              </w:rPr>
+              <w:t>obrigatório</w:t>
+            </w:r>
+          </w:p>
+        </w:tc>
+        <w:tc>
+          <w:tcPr>
+            <w:tcW w:type="dxa" w:w="4422"/>
+          </w:tcPr>
+          <w:p>
+            <w:r>
+              <w:rPr>
+                <w:sz w:val="19"/>
+              </w:rPr>
+              <w:t>código da aula na faculdade; único por usuário</w:t>
+            </w:r>
+          </w:p>
+        </w:tc>
+      </w:tr>
+      <w:tr>
+        <w:tc>
+          <w:tcPr>
+            <w:tcW w:type="dxa" w:w="1814"/>
+          </w:tcPr>
+          <w:p>
+            <w:r>
+              <w:rPr>
+                <w:sz w:val="19"/>
+              </w:rPr>
+              <w:t>date</w:t>
+            </w:r>
+          </w:p>
+        </w:tc>
+        <w:tc>
+          <w:tcPr>
+            <w:tcW w:type="dxa" w:w="907"/>
+          </w:tcPr>
+          <w:p>
+            <w:r>
+              <w:rPr>
+                <w:sz w:val="19"/>
+              </w:rPr>
+              <w:t>text</w:t>
+            </w:r>
+          </w:p>
+        </w:tc>
+        <w:tc>
+          <w:tcPr>
+            <w:tcW w:type="dxa" w:w="2494"/>
+          </w:tcPr>
+          <w:p>
+            <w:r>
+              <w:rPr>
+                <w:sz w:val="19"/>
+              </w:rPr>
+              <w:t>obrigatório</w:t>
+            </w:r>
+          </w:p>
+        </w:tc>
+        <w:tc>
+          <w:tcPr>
+            <w:tcW w:type="dxa" w:w="4422"/>
+          </w:tcPr>
+          <w:p>
+            <w:r>
+              <w:rPr>
+                <w:sz w:val="19"/>
+              </w:rPr>
+              <w:t>dia da aula</w:t>
+            </w:r>
+          </w:p>
+        </w:tc>
+      </w:tr>
+      <w:tr>
+        <w:tc>
+          <w:tcPr>
+            <w:tcW w:type="dxa" w:w="1814"/>
+          </w:tcPr>
+          <w:p>
+            <w:r>
+              <w:rPr>
+                <w:sz w:val="19"/>
+              </w:rPr>
+              <w:t>start_time</w:t>
+            </w:r>
+          </w:p>
+        </w:tc>
+        <w:tc>
+          <w:tcPr>
+            <w:tcW w:type="dxa" w:w="907"/>
+          </w:tcPr>
+          <w:p>
+            <w:r>
+              <w:rPr>
+                <w:sz w:val="19"/>
+              </w:rPr>
+              <w:t>text</w:t>
+            </w:r>
+          </w:p>
+        </w:tc>
+        <w:tc>
+          <w:tcPr>
+            <w:tcW w:type="dxa" w:w="2494"/>
+          </w:tcPr>
+          <w:p>
+            <w:r>
+              <w:rPr>
+                <w:sz w:val="19"/>
+              </w:rPr>
+              <w:t>obrigatório</w:t>
+            </w:r>
+          </w:p>
+        </w:tc>
+        <w:tc>
+          <w:tcPr>
+            <w:tcW w:type="dxa" w:w="4422"/>
+          </w:tcPr>
+          <w:p>
+            <w:r>
+              <w:rPr>
+                <w:sz w:val="19"/>
+              </w:rPr>
+              <w:t>hora de início (HH:mm)</w:t>
+            </w:r>
+          </w:p>
+        </w:tc>
+      </w:tr>
+      <w:tr>
+        <w:tc>
+          <w:tcPr>
+            <w:tcW w:type="dxa" w:w="1814"/>
+          </w:tcPr>
+          <w:p>
+            <w:r>
+              <w:rPr>
+                <w:sz w:val="19"/>
+              </w:rPr>
+              <w:t>end_time</w:t>
+            </w:r>
+          </w:p>
+        </w:tc>
+        <w:tc>
+          <w:tcPr>
+            <w:tcW w:type="dxa" w:w="907"/>
+          </w:tcPr>
+          <w:p>
+            <w:r>
+              <w:rPr>
+                <w:sz w:val="19"/>
+              </w:rPr>
+              <w:t>text</w:t>
+            </w:r>
+          </w:p>
+        </w:tc>
+        <w:tc>
+          <w:tcPr>
+            <w:tcW w:type="dxa" w:w="2494"/>
+          </w:tcPr>
+          <w:p>
+            <w:r>
+              <w:rPr>
+                <w:sz w:val="19"/>
+              </w:rPr>
+              <w:t>obrigatório</w:t>
+            </w:r>
+          </w:p>
+        </w:tc>
+        <w:tc>
+          <w:tcPr>
+            <w:tcW w:type="dxa" w:w="4422"/>
+          </w:tcPr>
+          <w:p>
+            <w:r>
+              <w:rPr>
+                <w:sz w:val="19"/>
+              </w:rPr>
+              <w:t>hora de término (HH:mm)</w:t>
+            </w:r>
+          </w:p>
+        </w:tc>
+      </w:tr>
+      <w:tr>
+        <w:tc>
+          <w:tcPr>
+            <w:tcW w:type="dxa" w:w="1814"/>
+          </w:tcPr>
+          <w:p>
+            <w:r>
+              <w:rPr>
+                <w:sz w:val="19"/>
+              </w:rPr>
+              <w:t>topic</w:t>
+            </w:r>
+          </w:p>
+        </w:tc>
+        <w:tc>
+          <w:tcPr>
+            <w:tcW w:type="dxa" w:w="907"/>
+          </w:tcPr>
+          <w:p>
+            <w:r>
+              <w:rPr>
+                <w:sz w:val="19"/>
+              </w:rPr>
+              <w:t>text</w:t>
+            </w:r>
+          </w:p>
+        </w:tc>
+        <w:tc>
+          <w:tcPr>
+            <w:tcW w:type="dxa" w:w="2494"/>
+          </w:tcPr>
+          <w:p>
+            <w:r>
+              <w:rPr>
+                <w:sz w:val="19"/>
+              </w:rPr>
+            </w:r>
+          </w:p>
+        </w:tc>
+        <w:tc>
+          <w:tcPr>
+            <w:tcW w:type="dxa" w:w="4422"/>
+          </w:tcPr>
+          <w:p>
+            <w:r>
+              <w:rPr>
+                <w:sz w:val="19"/>
+              </w:rPr>
+              <w:t>assunto (opcional)</w:t>
+            </w:r>
+          </w:p>
+        </w:tc>
+      </w:tr>
+      <w:tr>
+        <w:tc>
+          <w:tcPr>
+            <w:tcW w:type="dxa" w:w="1814"/>
+          </w:tcPr>
+          <w:p>
+            <w:r>
+              <w:rPr>
+                <w:sz w:val="19"/>
+              </w:rPr>
+              <w:t>room</w:t>
+            </w:r>
+          </w:p>
+        </w:tc>
+        <w:tc>
+          <w:tcPr>
+            <w:tcW w:type="dxa" w:w="907"/>
+          </w:tcPr>
+          <w:p>
+            <w:r>
+              <w:rPr>
+                <w:sz w:val="19"/>
+              </w:rPr>
+              <w:t>text</w:t>
+            </w:r>
+          </w:p>
+        </w:tc>
+        <w:tc>
+          <w:tcPr>
+            <w:tcW w:type="dxa" w:w="2494"/>
+          </w:tcPr>
+          <w:p>
+            <w:r>
+              <w:rPr>
+                <w:sz w:val="19"/>
+              </w:rPr>
+            </w:r>
+          </w:p>
+        </w:tc>
+        <w:tc>
+          <w:tcPr>
+            <w:tcW w:type="dxa" w:w="4422"/>
+          </w:tcPr>
+          <w:p>
+            <w:r>
+              <w:rPr>
+                <w:sz w:val="19"/>
+              </w:rPr>
+              <w:t>sala (opcional)</w:t>
+            </w:r>
+          </w:p>
+        </w:tc>
+      </w:tr>
+      <w:tr>
+        <w:tc>
+          <w:tcPr>
+            <w:tcW w:type="dxa" w:w="1814"/>
+          </w:tcPr>
+          <w:p>
+            <w:r>
+              <w:rPr>
+                <w:sz w:val="19"/>
+              </w:rPr>
+              <w:t>updated_at</w:t>
+            </w:r>
+          </w:p>
+        </w:tc>
+        <w:tc>
+          <w:tcPr>
+            <w:tcW w:type="dxa" w:w="907"/>
+          </w:tcPr>
+          <w:p>
+            <w:r>
+              <w:rPr>
+                <w:sz w:val="19"/>
+              </w:rPr>
+              <w:t>text</w:t>
+            </w:r>
+          </w:p>
+        </w:tc>
+        <w:tc>
+          <w:tcPr>
+            <w:tcW w:type="dxa" w:w="2494"/>
+          </w:tcPr>
+          <w:p>
+            <w:r>
+              <w:rPr>
+                <w:sz w:val="19"/>
+              </w:rPr>
+              <w:t>obrigatório</w:t>
+            </w:r>
+          </w:p>
+        </w:tc>
+        <w:tc>
+          <w:tcPr>
+            <w:tcW w:type="dxa" w:w="4422"/>
+          </w:tcPr>
+          <w:p>
+            <w:r>
+              <w:rPr>
+                <w:sz w:val="19"/>
+              </w:rPr>
+              <w:t>última atualização pela importação</w:t>
+            </w:r>
+          </w:p>
+        </w:tc>
+      </w:tr>
+    </w:tbl>
+    <w:p>
+      <w:pPr>
+        <w:spacing w:after="80"/>
+      </w:pPr>
+    </w:p>
+    <w:p>
+      <w:pPr>
+        <w:spacing w:after="20"/>
+      </w:pPr>
+      <w:r>
+        <w:rPr>
+          <w:b/>
+          <w:i w:val="0"/>
+          <w:color w:val="1B3A5F"/>
+          <w:sz w:val="24"/>
+        </w:rPr>
+        <w:t>assignments</w:t>
+      </w:r>
+    </w:p>
+    <w:p>
+      <w:pPr>
+        <w:spacing w:after="60"/>
+      </w:pPr>
+      <w:r>
+        <w:rPr>
+          <w:b w:val="0"/>
+          <w:i w:val="0"/>
+        </w:rPr>
+        <w:t>Trabalhos e provas lidos da faculdade pelo scraper.</w:t>
+      </w:r>
+    </w:p>
+    <w:tbl>
+      <w:tblPr>
+        <w:tblStyle w:val="TableGrid"/>
+        <w:tblW w:type="auto" w:w="0"/>
+        <w:tblLook w:firstColumn="1" w:firstRow="1" w:lastColumn="0" w:lastRow="0" w:noHBand="0" w:noVBand="1" w:val="04A0"/>
+      </w:tblPr>
+      <w:tblGrid>
+        <w:gridCol w:w="2353"/>
+        <w:gridCol w:w="2353"/>
+        <w:gridCol w:w="2353"/>
+        <w:gridCol w:w="2353"/>
+      </w:tblGrid>
+      <w:tr>
+        <w:tc>
+          <w:tcPr>
+            <w:tcW w:type="dxa" w:w="1814"/>
+            <w:shd w:val="clear" w:color="auto" w:fill="1B3A5F"/>
+          </w:tcPr>
+          <w:p>
+            <w:r>
+              <w:rPr>
+                <w:b/>
+                <w:color w:val="FFFFFF"/>
+                <w:sz w:val="19"/>
+              </w:rPr>
+              <w:t>Coluna</w:t>
+            </w:r>
+          </w:p>
+        </w:tc>
+        <w:tc>
+          <w:tcPr>
+            <w:tcW w:type="dxa" w:w="907"/>
+            <w:shd w:val="clear" w:color="auto" w:fill="1B3A5F"/>
+          </w:tcPr>
+          <w:p>
+            <w:r>
+              <w:rPr>
+                <w:b/>
+                <w:color w:val="FFFFFF"/>
+                <w:sz w:val="19"/>
+              </w:rPr>
+              <w:t>Tipo</w:t>
+            </w:r>
+          </w:p>
+        </w:tc>
+        <w:tc>
+          <w:tcPr>
+            <w:tcW w:type="dxa" w:w="2494"/>
+            <w:shd w:val="clear" w:color="auto" w:fill="1B3A5F"/>
+          </w:tcPr>
+          <w:p>
+            <w:r>
+              <w:rPr>
+                <w:b/>
+                <w:color w:val="FFFFFF"/>
+                <w:sz w:val="19"/>
+              </w:rPr>
+              <w:t>Regras</w:t>
+            </w:r>
+          </w:p>
+        </w:tc>
+        <w:tc>
+          <w:tcPr>
+            <w:tcW w:type="dxa" w:w="4422"/>
+            <w:shd w:val="clear" w:color="auto" w:fill="1B3A5F"/>
+          </w:tcPr>
+          <w:p>
+            <w:r>
+              <w:rPr>
+                <w:b/>
+                <w:color w:val="FFFFFF"/>
+                <w:sz w:val="19"/>
+              </w:rPr>
+              <w:t>Significado</w:t>
+            </w:r>
+          </w:p>
+        </w:tc>
+      </w:tr>
+      <w:tr>
+        <w:tc>
+          <w:tcPr>
+            <w:tcW w:type="dxa" w:w="1814"/>
+          </w:tcPr>
+          <w:p>
+            <w:r>
+              <w:rPr>
+                <w:sz w:val="19"/>
+              </w:rPr>
+              <w:t>id</w:t>
+            </w:r>
+          </w:p>
+        </w:tc>
+        <w:tc>
+          <w:tcPr>
+            <w:tcW w:type="dxa" w:w="907"/>
+          </w:tcPr>
+          <w:p>
+            <w:r>
+              <w:rPr>
+                <w:sz w:val="19"/>
+              </w:rPr>
+              <w:t>integer</w:t>
+            </w:r>
+          </w:p>
+        </w:tc>
+        <w:tc>
+          <w:tcPr>
+            <w:tcW w:type="dxa" w:w="2494"/>
+          </w:tcPr>
+          <w:p>
+            <w:r>
+              <w:rPr>
+                <w:sz w:val="19"/>
+              </w:rPr>
+              <w:t>PK</w:t>
+            </w:r>
+          </w:p>
+        </w:tc>
+        <w:tc>
+          <w:tcPr>
+            <w:tcW w:type="dxa" w:w="4422"/>
+          </w:tcPr>
+          <w:p>
+            <w:r>
+              <w:rPr>
+                <w:sz w:val="19"/>
+              </w:rPr>
+              <w:t>identificador</w:t>
+            </w:r>
+          </w:p>
+        </w:tc>
+      </w:tr>
+      <w:tr>
+        <w:tc>
+          <w:tcPr>
+            <w:tcW w:type="dxa" w:w="1814"/>
+          </w:tcPr>
+          <w:p>
+            <w:r>
+              <w:rPr>
+                <w:sz w:val="19"/>
+              </w:rPr>
+              <w:t>user_id</w:t>
+            </w:r>
+          </w:p>
+        </w:tc>
+        <w:tc>
+          <w:tcPr>
+            <w:tcW w:type="dxa" w:w="907"/>
+          </w:tcPr>
+          <w:p>
+            <w:r>
+              <w:rPr>
+                <w:sz w:val="19"/>
+              </w:rPr>
+              <w:t>integer</w:t>
+            </w:r>
+          </w:p>
+        </w:tc>
+        <w:tc>
+          <w:tcPr>
+            <w:tcW w:type="dxa" w:w="2494"/>
+          </w:tcPr>
+          <w:p>
+            <w:r>
+              <w:rPr>
+                <w:sz w:val="19"/>
+              </w:rPr>
+              <w:t>obrigatório FK → users (cascade)</w:t>
+            </w:r>
+          </w:p>
+        </w:tc>
+        <w:tc>
+          <w:tcPr>
+            <w:tcW w:type="dxa" w:w="4422"/>
+          </w:tcPr>
+          <w:p>
+            <w:r>
+              <w:rPr>
+                <w:sz w:val="19"/>
+              </w:rPr>
+              <w:t>estudante</w:t>
+            </w:r>
+          </w:p>
+        </w:tc>
+      </w:tr>
+      <w:tr>
+        <w:tc>
+          <w:tcPr>
+            <w:tcW w:type="dxa" w:w="1814"/>
+          </w:tcPr>
+          <w:p>
+            <w:r>
+              <w:rPr>
+                <w:sz w:val="19"/>
+              </w:rPr>
+              <w:t>subject_id</w:t>
+            </w:r>
+          </w:p>
+        </w:tc>
+        <w:tc>
+          <w:tcPr>
+            <w:tcW w:type="dxa" w:w="907"/>
+          </w:tcPr>
+          <w:p>
+            <w:r>
+              <w:rPr>
+                <w:sz w:val="19"/>
+              </w:rPr>
+              <w:t>integer</w:t>
+            </w:r>
+          </w:p>
+        </w:tc>
+        <w:tc>
+          <w:tcPr>
+            <w:tcW w:type="dxa" w:w="2494"/>
+          </w:tcPr>
+          <w:p>
+            <w:r>
+              <w:rPr>
+                <w:sz w:val="19"/>
+              </w:rPr>
+              <w:t>obrigatório FK → subjects (cascade)</w:t>
+            </w:r>
+          </w:p>
+        </w:tc>
+        <w:tc>
+          <w:tcPr>
+            <w:tcW w:type="dxa" w:w="4422"/>
+          </w:tcPr>
+          <w:p>
+            <w:r>
+              <w:rPr>
+                <w:sz w:val="19"/>
+              </w:rPr>
+              <w:t>disciplina do trabalho</w:t>
+            </w:r>
+          </w:p>
+        </w:tc>
+      </w:tr>
+      <w:tr>
+        <w:tc>
+          <w:tcPr>
+            <w:tcW w:type="dxa" w:w="1814"/>
+          </w:tcPr>
+          <w:p>
+            <w:r>
+              <w:rPr>
+                <w:sz w:val="19"/>
+              </w:rPr>
+              <w:t>external_id</w:t>
+            </w:r>
+          </w:p>
+        </w:tc>
+        <w:tc>
+          <w:tcPr>
+            <w:tcW w:type="dxa" w:w="907"/>
+          </w:tcPr>
+          <w:p>
+            <w:r>
+              <w:rPr>
+                <w:sz w:val="19"/>
+              </w:rPr>
+              <w:t>text</w:t>
+            </w:r>
+          </w:p>
+        </w:tc>
+        <w:tc>
+          <w:tcPr>
+            <w:tcW w:type="dxa" w:w="2494"/>
+          </w:tcPr>
+          <w:p>
+            <w:r>
+              <w:rPr>
+                <w:sz w:val="19"/>
+              </w:rPr>
+              <w:t>obrigatório</w:t>
+            </w:r>
+          </w:p>
+        </w:tc>
+        <w:tc>
+          <w:tcPr>
+            <w:tcW w:type="dxa" w:w="4422"/>
+          </w:tcPr>
+          <w:p>
+            <w:r>
+              <w:rPr>
+                <w:sz w:val="19"/>
+              </w:rPr>
+              <w:t>código na faculdade; único por usuário</w:t>
+            </w:r>
+          </w:p>
+        </w:tc>
+      </w:tr>
+      <w:tr>
+        <w:tc>
+          <w:tcPr>
+            <w:tcW w:type="dxa" w:w="1814"/>
+          </w:tcPr>
+          <w:p>
+            <w:r>
+              <w:rPr>
+                <w:sz w:val="19"/>
+              </w:rPr>
+              <w:t>title</w:t>
+            </w:r>
+          </w:p>
+        </w:tc>
+        <w:tc>
+          <w:tcPr>
+            <w:tcW w:type="dxa" w:w="907"/>
+          </w:tcPr>
+          <w:p>
+            <w:r>
+              <w:rPr>
+                <w:sz w:val="19"/>
+              </w:rPr>
+              <w:t>text</w:t>
+            </w:r>
+          </w:p>
+        </w:tc>
+        <w:tc>
+          <w:tcPr>
+            <w:tcW w:type="dxa" w:w="2494"/>
+          </w:tcPr>
+          <w:p>
+            <w:r>
+              <w:rPr>
+                <w:sz w:val="19"/>
+              </w:rPr>
+              <w:t>obrigatório</w:t>
+            </w:r>
+          </w:p>
+        </w:tc>
+        <w:tc>
+          <w:tcPr>
+            <w:tcW w:type="dxa" w:w="4422"/>
+          </w:tcPr>
+          <w:p>
+            <w:r>
+              <w:rPr>
+                <w:sz w:val="19"/>
+              </w:rPr>
+              <w:t>título</w:t>
+            </w:r>
+          </w:p>
+        </w:tc>
+      </w:tr>
+      <w:tr>
+        <w:tc>
+          <w:tcPr>
+            <w:tcW w:type="dxa" w:w="1814"/>
+          </w:tcPr>
+          <w:p>
+            <w:r>
+              <w:rPr>
+                <w:sz w:val="19"/>
+              </w:rPr>
+              <w:t>description</w:t>
+            </w:r>
+          </w:p>
+        </w:tc>
+        <w:tc>
+          <w:tcPr>
+            <w:tcW w:type="dxa" w:w="907"/>
+          </w:tcPr>
+          <w:p>
+            <w:r>
+              <w:rPr>
+                <w:sz w:val="19"/>
+              </w:rPr>
+              <w:t>text</w:t>
+            </w:r>
+          </w:p>
+        </w:tc>
+        <w:tc>
+          <w:tcPr>
+            <w:tcW w:type="dxa" w:w="2494"/>
+          </w:tcPr>
+          <w:p>
+            <w:r>
+              <w:rPr>
+                <w:sz w:val="19"/>
+              </w:rPr>
+            </w:r>
+          </w:p>
+        </w:tc>
+        <w:tc>
+          <w:tcPr>
+            <w:tcW w:type="dxa" w:w="4422"/>
+          </w:tcPr>
+          <w:p>
+            <w:r>
+              <w:rPr>
+                <w:sz w:val="19"/>
+              </w:rPr>
+              <w:t>descrição (opcional)</w:t>
+            </w:r>
+          </w:p>
+        </w:tc>
+      </w:tr>
+      <w:tr>
+        <w:tc>
+          <w:tcPr>
+            <w:tcW w:type="dxa" w:w="1814"/>
+          </w:tcPr>
+          <w:p>
+            <w:r>
+              <w:rPr>
+                <w:sz w:val="19"/>
+              </w:rPr>
+              <w:t>due_date</w:t>
+            </w:r>
+          </w:p>
+        </w:tc>
+        <w:tc>
+          <w:tcPr>
+            <w:tcW w:type="dxa" w:w="907"/>
+          </w:tcPr>
+          <w:p>
+            <w:r>
+              <w:rPr>
+                <w:sz w:val="19"/>
+              </w:rPr>
+              <w:t>text</w:t>
+            </w:r>
+          </w:p>
+        </w:tc>
+        <w:tc>
+          <w:tcPr>
+            <w:tcW w:type="dxa" w:w="2494"/>
+          </w:tcPr>
+          <w:p>
+            <w:r>
+              <w:rPr>
+                <w:sz w:val="19"/>
+              </w:rPr>
+              <w:t>obrigatório</w:t>
+            </w:r>
+          </w:p>
+        </w:tc>
+        <w:tc>
+          <w:tcPr>
+            <w:tcW w:type="dxa" w:w="4422"/>
+          </w:tcPr>
+          <w:p>
+            <w:r>
+              <w:rPr>
+                <w:sz w:val="19"/>
+              </w:rPr>
+              <w:t>data de entrega</w:t>
+            </w:r>
+          </w:p>
+        </w:tc>
+      </w:tr>
+      <w:tr>
+        <w:tc>
+          <w:tcPr>
+            <w:tcW w:type="dxa" w:w="1814"/>
+          </w:tcPr>
+          <w:p>
+            <w:r>
+              <w:rPr>
+                <w:sz w:val="19"/>
+              </w:rPr>
+              <w:t>status</w:t>
+            </w:r>
+          </w:p>
+        </w:tc>
+        <w:tc>
+          <w:tcPr>
+            <w:tcW w:type="dxa" w:w="907"/>
+          </w:tcPr>
+          <w:p>
+            <w:r>
+              <w:rPr>
+                <w:sz w:val="19"/>
+              </w:rPr>
+              <w:t>text</w:t>
+            </w:r>
+          </w:p>
+        </w:tc>
+        <w:tc>
+          <w:tcPr>
+            <w:tcW w:type="dxa" w:w="2494"/>
+          </w:tcPr>
+          <w:p>
+            <w:r>
+              <w:rPr>
+                <w:sz w:val="19"/>
+              </w:rPr>
+              <w:t>obrigatório padrão 'pendente' restrito a valores válidos</w:t>
+            </w:r>
+          </w:p>
+        </w:tc>
+        <w:tc>
+          <w:tcPr>
+            <w:tcW w:type="dxa" w:w="4422"/>
+          </w:tcPr>
+          <w:p>
+            <w:r>
+              <w:rPr>
+                <w:sz w:val="19"/>
+              </w:rPr>
+              <w:t>pendente, entregue ou corrigido</w:t>
+            </w:r>
+          </w:p>
+        </w:tc>
+      </w:tr>
+      <w:tr>
+        <w:tc>
+          <w:tcPr>
+            <w:tcW w:type="dxa" w:w="1814"/>
+          </w:tcPr>
+          <w:p>
+            <w:r>
+              <w:rPr>
+                <w:sz w:val="19"/>
+              </w:rPr>
+              <w:t>grade</w:t>
+            </w:r>
+          </w:p>
+        </w:tc>
+        <w:tc>
+          <w:tcPr>
+            <w:tcW w:type="dxa" w:w="907"/>
+          </w:tcPr>
+          <w:p>
+            <w:r>
+              <w:rPr>
+                <w:sz w:val="19"/>
+              </w:rPr>
+              <w:t>real</w:t>
+            </w:r>
+          </w:p>
+        </w:tc>
+        <w:tc>
+          <w:tcPr>
+            <w:tcW w:type="dxa" w:w="2494"/>
+          </w:tcPr>
+          <w:p>
+            <w:r>
+              <w:rPr>
+                <w:sz w:val="19"/>
+              </w:rPr>
+            </w:r>
+          </w:p>
+        </w:tc>
+        <w:tc>
+          <w:tcPr>
+            <w:tcW w:type="dxa" w:w="4422"/>
+          </w:tcPr>
+          <w:p>
+            <w:r>
+              <w:rPr>
+                <w:sz w:val="19"/>
+              </w:rPr>
+              <w:t>nota (opcional)</w:t>
+            </w:r>
+          </w:p>
+        </w:tc>
+      </w:tr>
+      <w:tr>
+        <w:tc>
+          <w:tcPr>
+            <w:tcW w:type="dxa" w:w="1814"/>
+          </w:tcPr>
+          <w:p>
+            <w:r>
+              <w:rPr>
+                <w:sz w:val="19"/>
+              </w:rPr>
+              <w:t>updated_at</w:t>
+            </w:r>
+          </w:p>
+        </w:tc>
+        <w:tc>
+          <w:tcPr>
+            <w:tcW w:type="dxa" w:w="907"/>
+          </w:tcPr>
+          <w:p>
+            <w:r>
+              <w:rPr>
+                <w:sz w:val="19"/>
+              </w:rPr>
+              <w:t>text</w:t>
+            </w:r>
+          </w:p>
+        </w:tc>
+        <w:tc>
+          <w:tcPr>
+            <w:tcW w:type="dxa" w:w="2494"/>
+          </w:tcPr>
+          <w:p>
+            <w:r>
+              <w:rPr>
+                <w:sz w:val="19"/>
+              </w:rPr>
+              <w:t>obrigatório</w:t>
+            </w:r>
+          </w:p>
+        </w:tc>
+        <w:tc>
+          <w:tcPr>
+            <w:tcW w:type="dxa" w:w="4422"/>
+          </w:tcPr>
+          <w:p>
+            <w:r>
+              <w:rPr>
+                <w:sz w:val="19"/>
+              </w:rPr>
+              <w:t>última atualização pela importação</w:t>
+            </w:r>
+          </w:p>
+        </w:tc>
+      </w:tr>
+    </w:tbl>
+    <w:p>
+      <w:pPr>
+        <w:spacing w:after="80"/>
+      </w:pPr>
+    </w:p>
+    <w:p>
+      <w:pPr>
+        <w:spacing w:after="20"/>
+      </w:pPr>
+      <w:r>
+        <w:rPr>
+          <w:b/>
+          <w:i w:val="0"/>
+          <w:color w:val="1B3A5F"/>
+          <w:sz w:val="24"/>
+        </w:rPr>
+        <w:t>sync_runs</w:t>
+      </w:r>
+    </w:p>
+    <w:p>
+      <w:pPr>
+        <w:spacing w:after="60"/>
+      </w:pPr>
+      <w:r>
+        <w:rPr>
+          <w:b w:val="0"/>
+          <w:i w:val="0"/>
+        </w:rPr>
+        <w:t>Registro de cada sincronização com a faculdade.</w:t>
+      </w:r>
+    </w:p>
+    <w:tbl>
+      <w:tblPr>
+        <w:tblStyle w:val="TableGrid"/>
+        <w:tblW w:type="auto" w:w="0"/>
+        <w:tblLook w:firstColumn="1" w:firstRow="1" w:lastColumn="0" w:lastRow="0" w:noHBand="0" w:noVBand="1" w:val="04A0"/>
+      </w:tblPr>
+      <w:tblGrid>
+        <w:gridCol w:w="2353"/>
+        <w:gridCol w:w="2353"/>
+        <w:gridCol w:w="2353"/>
+        <w:gridCol w:w="2353"/>
+      </w:tblGrid>
+      <w:tr>
+        <w:tc>
+          <w:tcPr>
+            <w:tcW w:type="dxa" w:w="1814"/>
+            <w:shd w:val="clear" w:color="auto" w:fill="1B3A5F"/>
+          </w:tcPr>
+          <w:p>
+            <w:r>
+              <w:rPr>
+                <w:b/>
+                <w:color w:val="FFFFFF"/>
+                <w:sz w:val="19"/>
+              </w:rPr>
+              <w:t>Coluna</w:t>
+            </w:r>
+          </w:p>
+        </w:tc>
+        <w:tc>
+          <w:tcPr>
+            <w:tcW w:type="dxa" w:w="907"/>
+            <w:shd w:val="clear" w:color="auto" w:fill="1B3A5F"/>
+          </w:tcPr>
+          <w:p>
+            <w:r>
+              <w:rPr>
+                <w:b/>
+                <w:color w:val="FFFFFF"/>
+                <w:sz w:val="19"/>
+              </w:rPr>
+              <w:t>Tipo</w:t>
+            </w:r>
+          </w:p>
+        </w:tc>
+        <w:tc>
+          <w:tcPr>
+            <w:tcW w:type="dxa" w:w="2494"/>
+            <w:shd w:val="clear" w:color="auto" w:fill="1B3A5F"/>
+          </w:tcPr>
+          <w:p>
+            <w:r>
+              <w:rPr>
+                <w:b/>
+                <w:color w:val="FFFFFF"/>
+                <w:sz w:val="19"/>
+              </w:rPr>
+              <w:t>Regras</w:t>
+            </w:r>
+          </w:p>
+        </w:tc>
+        <w:tc>
+          <w:tcPr>
+            <w:tcW w:type="dxa" w:w="4422"/>
+            <w:shd w:val="clear" w:color="auto" w:fill="1B3A5F"/>
+          </w:tcPr>
+          <w:p>
+            <w:r>
+              <w:rPr>
+                <w:b/>
+                <w:color w:val="FFFFFF"/>
+                <w:sz w:val="19"/>
+              </w:rPr>
+              <w:t>Significado</w:t>
+            </w:r>
+          </w:p>
+        </w:tc>
+      </w:tr>
+      <w:tr>
+        <w:tc>
+          <w:tcPr>
+            <w:tcW w:type="dxa" w:w="1814"/>
+          </w:tcPr>
+          <w:p>
+            <w:r>
+              <w:rPr>
+                <w:sz w:val="19"/>
+              </w:rPr>
+              <w:t>id</w:t>
+            </w:r>
+          </w:p>
+        </w:tc>
+        <w:tc>
+          <w:tcPr>
+            <w:tcW w:type="dxa" w:w="907"/>
+          </w:tcPr>
+          <w:p>
+            <w:r>
+              <w:rPr>
+                <w:sz w:val="19"/>
+              </w:rPr>
+              <w:t>integer</w:t>
+            </w:r>
+          </w:p>
+        </w:tc>
+        <w:tc>
+          <w:tcPr>
+            <w:tcW w:type="dxa" w:w="2494"/>
+          </w:tcPr>
+          <w:p>
+            <w:r>
+              <w:rPr>
+                <w:sz w:val="19"/>
+              </w:rPr>
+              <w:t>PK</w:t>
+            </w:r>
+          </w:p>
+        </w:tc>
+        <w:tc>
+          <w:tcPr>
+            <w:tcW w:type="dxa" w:w="4422"/>
+          </w:tcPr>
+          <w:p>
+            <w:r>
+              <w:rPr>
+                <w:sz w:val="19"/>
+              </w:rPr>
+              <w:t>identificador</w:t>
+            </w:r>
+          </w:p>
+        </w:tc>
+      </w:tr>
+      <w:tr>
+        <w:tc>
+          <w:tcPr>
+            <w:tcW w:type="dxa" w:w="1814"/>
+          </w:tcPr>
+          <w:p>
+            <w:r>
+              <w:rPr>
+                <w:sz w:val="19"/>
+              </w:rPr>
+              <w:t>user_id</w:t>
+            </w:r>
+          </w:p>
+        </w:tc>
+        <w:tc>
+          <w:tcPr>
+            <w:tcW w:type="dxa" w:w="907"/>
+          </w:tcPr>
+          <w:p>
+            <w:r>
+              <w:rPr>
+                <w:sz w:val="19"/>
+              </w:rPr>
+              <w:t>integer</w:t>
+            </w:r>
+          </w:p>
+        </w:tc>
+        <w:tc>
+          <w:tcPr>
+            <w:tcW w:type="dxa" w:w="2494"/>
+          </w:tcPr>
+          <w:p>
+            <w:r>
+              <w:rPr>
+                <w:sz w:val="19"/>
+              </w:rPr>
+              <w:t>obrigatório FK → users (cascade)</w:t>
+            </w:r>
+          </w:p>
+        </w:tc>
+        <w:tc>
+          <w:tcPr>
+            <w:tcW w:type="dxa" w:w="4422"/>
+          </w:tcPr>
+          <w:p>
+            <w:r>
+              <w:rPr>
+                <w:sz w:val="19"/>
+              </w:rPr>
+              <w:t>quem sincronizou</w:t>
+            </w:r>
+          </w:p>
+        </w:tc>
+      </w:tr>
+      <w:tr>
+        <w:tc>
+          <w:tcPr>
+            <w:tcW w:type="dxa" w:w="1814"/>
+          </w:tcPr>
+          <w:p>
+            <w:r>
+              <w:rPr>
+                <w:sz w:val="19"/>
+              </w:rPr>
+              <w:t>source</w:t>
+            </w:r>
+          </w:p>
+        </w:tc>
+        <w:tc>
+          <w:tcPr>
+            <w:tcW w:type="dxa" w:w="907"/>
+          </w:tcPr>
+          <w:p>
+            <w:r>
+              <w:rPr>
+                <w:sz w:val="19"/>
+              </w:rPr>
+              <w:t>text</w:t>
+            </w:r>
+          </w:p>
+        </w:tc>
+        <w:tc>
+          <w:tcPr>
+            <w:tcW w:type="dxa" w:w="2494"/>
+          </w:tcPr>
+          <w:p>
+            <w:r>
+              <w:rPr>
+                <w:sz w:val="19"/>
+              </w:rPr>
+              <w:t>obrigatório restrito a valores válidos</w:t>
+            </w:r>
+          </w:p>
+        </w:tc>
+        <w:tc>
+          <w:tcPr>
+            <w:tcW w:type="dxa" w:w="4422"/>
+          </w:tcPr>
+          <w:p>
+            <w:r>
+              <w:rPr>
+                <w:sz w:val="19"/>
+              </w:rPr>
+              <w:t>mock (portal de demonstração) ou portal</w:t>
+            </w:r>
+          </w:p>
+        </w:tc>
+      </w:tr>
+      <w:tr>
+        <w:tc>
+          <w:tcPr>
+            <w:tcW w:type="dxa" w:w="1814"/>
+          </w:tcPr>
+          <w:p>
+            <w:r>
+              <w:rPr>
+                <w:sz w:val="19"/>
+              </w:rPr>
+              <w:t>status</w:t>
+            </w:r>
+          </w:p>
+        </w:tc>
+        <w:tc>
+          <w:tcPr>
+            <w:tcW w:type="dxa" w:w="907"/>
+          </w:tcPr>
+          <w:p>
+            <w:r>
+              <w:rPr>
+                <w:sz w:val="19"/>
+              </w:rPr>
+              <w:t>text</w:t>
+            </w:r>
+          </w:p>
+        </w:tc>
+        <w:tc>
+          <w:tcPr>
+            <w:tcW w:type="dxa" w:w="2494"/>
+          </w:tcPr>
+          <w:p>
+            <w:r>
+              <w:rPr>
+                <w:sz w:val="19"/>
+              </w:rPr>
+              <w:t>obrigatório restrito a valores válidos</w:t>
+            </w:r>
+          </w:p>
+        </w:tc>
+        <w:tc>
+          <w:tcPr>
+            <w:tcW w:type="dxa" w:w="4422"/>
+          </w:tcPr>
+          <w:p>
+            <w:r>
+              <w:rPr>
+                <w:sz w:val="19"/>
+              </w:rPr>
+              <w:t>running, ok ou error</w:t>
+            </w:r>
+          </w:p>
+        </w:tc>
+      </w:tr>
+      <w:tr>
+        <w:tc>
+          <w:tcPr>
+            <w:tcW w:type="dxa" w:w="1814"/>
+          </w:tcPr>
+          <w:p>
+            <w:r>
+              <w:rPr>
+                <w:sz w:val="19"/>
+              </w:rPr>
+              <w:t>started_at</w:t>
+            </w:r>
+          </w:p>
+        </w:tc>
+        <w:tc>
+          <w:tcPr>
+            <w:tcW w:type="dxa" w:w="907"/>
+          </w:tcPr>
+          <w:p>
+            <w:r>
+              <w:rPr>
+                <w:sz w:val="19"/>
+              </w:rPr>
+              <w:t>text</w:t>
+            </w:r>
+          </w:p>
+        </w:tc>
+        <w:tc>
+          <w:tcPr>
+            <w:tcW w:type="dxa" w:w="2494"/>
+          </w:tcPr>
+          <w:p>
+            <w:r>
+              <w:rPr>
+                <w:sz w:val="19"/>
+              </w:rPr>
+              <w:t>obrigatório</w:t>
+            </w:r>
+          </w:p>
+        </w:tc>
+        <w:tc>
+          <w:tcPr>
+            <w:tcW w:type="dxa" w:w="4422"/>
+          </w:tcPr>
+          <w:p>
+            <w:r>
+              <w:rPr>
+                <w:sz w:val="19"/>
+              </w:rPr>
+              <w:t>início</w:t>
+            </w:r>
+          </w:p>
+        </w:tc>
+      </w:tr>
+      <w:tr>
+        <w:tc>
+          <w:tcPr>
+            <w:tcW w:type="dxa" w:w="1814"/>
+          </w:tcPr>
+          <w:p>
+            <w:r>
+              <w:rPr>
+                <w:sz w:val="19"/>
+              </w:rPr>
+              <w:t>finished_at</w:t>
+            </w:r>
+          </w:p>
+        </w:tc>
+        <w:tc>
+          <w:tcPr>
+            <w:tcW w:type="dxa" w:w="907"/>
+          </w:tcPr>
+          <w:p>
+            <w:r>
+              <w:rPr>
+                <w:sz w:val="19"/>
+              </w:rPr>
+              <w:t>text</w:t>
+            </w:r>
+          </w:p>
+        </w:tc>
+        <w:tc>
+          <w:tcPr>
+            <w:tcW w:type="dxa" w:w="2494"/>
+          </w:tcPr>
+          <w:p>
+            <w:r>
+              <w:rPr>
+                <w:sz w:val="19"/>
+              </w:rPr>
+            </w:r>
+          </w:p>
+        </w:tc>
+        <w:tc>
+          <w:tcPr>
+            <w:tcW w:type="dxa" w:w="4422"/>
+          </w:tcPr>
+          <w:p>
+            <w:r>
+              <w:rPr>
+                <w:sz w:val="19"/>
+              </w:rPr>
+              <w:t>fim</w:t>
+            </w:r>
+          </w:p>
+        </w:tc>
+      </w:tr>
+      <w:tr>
+        <w:tc>
+          <w:tcPr>
+            <w:tcW w:type="dxa" w:w="1814"/>
+          </w:tcPr>
+          <w:p>
+            <w:r>
+              <w:rPr>
+                <w:sz w:val="19"/>
+              </w:rPr>
+              <w:t>stats_json</w:t>
+            </w:r>
+          </w:p>
+        </w:tc>
+        <w:tc>
+          <w:tcPr>
+            <w:tcW w:type="dxa" w:w="907"/>
+          </w:tcPr>
+          <w:p>
+            <w:r>
+              <w:rPr>
+                <w:sz w:val="19"/>
+              </w:rPr>
+              <w:t>text</w:t>
+            </w:r>
+          </w:p>
+        </w:tc>
+        <w:tc>
+          <w:tcPr>
+            <w:tcW w:type="dxa" w:w="2494"/>
+          </w:tcPr>
+          <w:p>
+            <w:r>
+              <w:rPr>
+                <w:sz w:val="19"/>
+              </w:rPr>
+            </w:r>
+          </w:p>
+        </w:tc>
+        <w:tc>
+          <w:tcPr>
+            <w:tcW w:type="dxa" w:w="4422"/>
+          </w:tcPr>
+          <w:p>
+            <w:r>
+              <w:rPr>
+                <w:sz w:val="19"/>
+              </w:rPr>
+              <w:t>resumo (quantos itens criados/atualizados)</w:t>
+            </w:r>
+          </w:p>
+        </w:tc>
+      </w:tr>
+      <w:tr>
+        <w:tc>
+          <w:tcPr>
+            <w:tcW w:type="dxa" w:w="1814"/>
+          </w:tcPr>
+          <w:p>
+            <w:r>
+              <w:rPr>
+                <w:sz w:val="19"/>
+              </w:rPr>
+              <w:t>error</w:t>
+            </w:r>
+          </w:p>
+        </w:tc>
+        <w:tc>
+          <w:tcPr>
+            <w:tcW w:type="dxa" w:w="907"/>
+          </w:tcPr>
+          <w:p>
+            <w:r>
+              <w:rPr>
+                <w:sz w:val="19"/>
+              </w:rPr>
+              <w:t>text</w:t>
+            </w:r>
+          </w:p>
+        </w:tc>
+        <w:tc>
+          <w:tcPr>
+            <w:tcW w:type="dxa" w:w="2494"/>
+          </w:tcPr>
+          <w:p>
+            <w:r>
+              <w:rPr>
+                <w:sz w:val="19"/>
+              </w:rPr>
+            </w:r>
+          </w:p>
+        </w:tc>
+        <w:tc>
+          <w:tcPr>
+            <w:tcW w:type="dxa" w:w="4422"/>
+          </w:tcPr>
+          <w:p>
+            <w:r>
+              <w:rPr>
+                <w:sz w:val="19"/>
+              </w:rPr>
+              <w:t>mensagem de erro, se houver</w:t>
             </w:r>
           </w:p>
         </w:tc>

--- a/docs/entrega/ProjetoG2_261030.docx
+++ b/docs/entrega/ProjetoG2_261030.docx
@@ -11643,26 +11643,6 @@
       <w:pPr>
         <w:spacing w:after="40"/>
       </w:pPr>
-    </w:p>
-    <w:p>
-      <w:pPr>
-        <w:pStyle w:val="Heading1"/>
-      </w:pPr>
-      <w:r>
-        <w:t>6. Observação</w:t>
-      </w:r>
-    </w:p>
-    <w:p>
-      <w:pPr>
-        <w:spacing w:after="120"/>
-      </w:pPr>
-      <w:r>
-        <w:rPr>
-          <w:b w:val="0"/>
-          <w:i w:val="0"/>
-        </w:rPr>
-        <w:t>As telas e os trechos refletem o estado do projeto em 30/10/2026. O model continua sendo desenvolvido; os trechos de código deste documento são gerados a partir dos arquivos da API a cada execução do script de build.</w:t>
-      </w:r>
     </w:p>
     <w:sectPr>
       <w:pgSz w:w="11906" w:h="16838"/>
